--- a/CooperativeDevelopment - Backend/src/main/resources/templates/increment/වාර්ෂික වැටුප් වර්ධක පත්‍රය - සමුපකාර සංවර්ධන නිලධාරී සේවය.docx
+++ b/CooperativeDevelopment - Backend/src/main/resources/templates/increment/වාර්ෂික වැටුප් වර්ධක පත්‍රය - සමුපකාර සංවර්ධන නිලධාරී සේවය.docx
@@ -3437,20 +3437,11 @@
       <w:r>
         <w:rPr>
           <w:rFonts w:ascii="Iskoola Pota" w:hAnsi="Iskoola Pota" w:cs="Iskoola Pota"/>
-          <w:b/>
-          <w:bCs/>
         </w:rPr>
         <w:t>දිනය</w:t>
       </w:r>
       <w:r>
-        <w:rPr>
-          <w:b/>
-          <w:bCs/>
-        </w:rPr>
-        <w:t>:</w:t>
-      </w:r>
-      <w:r>
-        <w:t xml:space="preserve"> ..........................                                                                  </w:t>
+        <w:t xml:space="preserve">: ..........................                                                                  </w:t>
       </w:r>
       <w:r>
         <w:t xml:space="preserve">                </w:t>
@@ -3465,60 +3456,38 @@
         <w:jc w:val="right"/>
         <w:rPr>
           <w:rFonts w:ascii="Iskoola Pota" w:hAnsi="Iskoola Pota" w:cs="Iskoola Pota"/>
-          <w:b/>
-          <w:bCs/>
-        </w:rPr>
-      </w:pPr>
-      <w:r>
-        <w:rPr>
-          <w:rFonts w:ascii="Iskoola Pota" w:hAnsi="Iskoola Pota" w:cs="Iskoola Pota"/>
-          <w:b/>
-          <w:bCs/>
+        </w:rPr>
+      </w:pPr>
+      <w:r>
+        <w:rPr>
+          <w:rFonts w:ascii="Iskoola Pota" w:hAnsi="Iskoola Pota" w:cs="Iskoola Pota"/>
         </w:rPr>
         <w:t>සහකාර</w:t>
       </w:r>
       <w:r>
-        <w:rPr>
-          <w:b/>
-          <w:bCs/>
-        </w:rPr>
-        <w:t xml:space="preserve"> </w:t>
-      </w:r>
-      <w:r>
-        <w:rPr>
-          <w:rFonts w:ascii="Iskoola Pota" w:hAnsi="Iskoola Pota" w:cs="Iskoola Pota"/>
-          <w:b/>
-          <w:bCs/>
+        <w:t xml:space="preserve"> </w:t>
+      </w:r>
+      <w:r>
+        <w:rPr>
+          <w:rFonts w:ascii="Iskoola Pota" w:hAnsi="Iskoola Pota" w:cs="Iskoola Pota"/>
         </w:rPr>
         <w:t>සමුපකාර</w:t>
       </w:r>
       <w:r>
-        <w:rPr>
-          <w:b/>
-          <w:bCs/>
-        </w:rPr>
-        <w:t xml:space="preserve"> </w:t>
-      </w:r>
-      <w:r>
-        <w:rPr>
-          <w:rFonts w:ascii="Iskoola Pota" w:hAnsi="Iskoola Pota" w:cs="Iskoola Pota"/>
-          <w:b/>
-          <w:bCs/>
+        <w:t xml:space="preserve"> </w:t>
+      </w:r>
+      <w:r>
+        <w:rPr>
+          <w:rFonts w:ascii="Iskoola Pota" w:hAnsi="Iskoola Pota" w:cs="Iskoola Pota"/>
         </w:rPr>
         <w:t>සංවර්ධන</w:t>
       </w:r>
       <w:r>
-        <w:rPr>
-          <w:b/>
-          <w:bCs/>
-        </w:rPr>
-        <w:t xml:space="preserve"> </w:t>
-      </w:r>
-      <w:r>
-        <w:rPr>
-          <w:rFonts w:ascii="Iskoola Pota" w:hAnsi="Iskoola Pota" w:cs="Iskoola Pota"/>
-          <w:b/>
-          <w:bCs/>
+        <w:t xml:space="preserve"> </w:t>
+      </w:r>
+      <w:r>
+        <w:rPr>
+          <w:rFonts w:ascii="Iskoola Pota" w:hAnsi="Iskoola Pota" w:cs="Iskoola Pota"/>
         </w:rPr>
         <w:t>කොමසාරිස්</w:t>
       </w:r>
@@ -5050,6 +5019,7224 @@
         <w:t xml:space="preserve">: </w:t>
       </w:r>
     </w:p>
+    <w:p>
+      <w:pPr>
+        <w:spacing w:line="240" w:lineRule="auto"/>
+      </w:pPr>
+    </w:p>
+    <w:p>
+      <w:pPr>
+        <w:rPr>
+          <w:rFonts w:ascii="Iskoola Pota" w:hAnsi="Iskoola Pota" w:cs="Iskoola Pota"/>
+        </w:rPr>
+      </w:pPr>
+      <w:r>
+        <w:t xml:space="preserve">02.  2.1 </w:t>
+      </w:r>
+      <w:r>
+        <w:rPr>
+          <w:rFonts w:ascii="Iskoola Pota" w:hAnsi="Iskoola Pota" w:cs="Iskoola Pota"/>
+        </w:rPr>
+        <w:t>පැවරුණු රාජකාරි විෂය පථය</w:t>
+      </w:r>
+      <w:r>
+        <w:rPr>
+          <w:rFonts w:ascii="Iskoola Pota" w:hAnsi="Iskoola Pota" w:cs="Iskoola Pota"/>
+        </w:rPr>
+        <w:t>………………………………………………………………………….</w:t>
+      </w:r>
+    </w:p>
+    <w:p>
+      <w:pPr>
+        <w:rPr>
+          <w:rFonts w:ascii="Iskoola Pota" w:hAnsi="Iskoola Pota" w:cs="Iskoola Pota"/>
+        </w:rPr>
+      </w:pPr>
+      <w:r>
+        <w:rPr>
+          <w:rFonts w:ascii="Iskoola Pota" w:hAnsi="Iskoola Pota" w:cs="Iskoola Pota"/>
+        </w:rPr>
+        <w:t>………………………………………………………………………………………………………………………………………………………………………………………………………………………………………………………………………………………………………………………………………………………………………………………………………………………………………………………………………………………………………………………………………………………………………………………………………………………………………………………………………………………………………………………………………………………………………………………………………………..</w:t>
+      </w:r>
+    </w:p>
+    <w:p>
+      <w:pPr>
+        <w:spacing w:line="360" w:lineRule="auto"/>
+      </w:pPr>
+      <w:r>
+        <w:t xml:space="preserve">     </w:t>
+      </w:r>
+    </w:p>
+    <w:p>
+      <w:pPr>
+        <w:spacing w:line="360" w:lineRule="auto"/>
+      </w:pPr>
+      <w:r>
+        <w:t xml:space="preserve">        2.2 </w:t>
+      </w:r>
+    </w:p>
+    <w:tbl>
+      <w:tblPr>
+        <w:tblStyle w:val="TableGrid"/>
+        <w:tblW w:w="10800" w:type="dxa"/>
+        <w:tblInd w:w="-725" w:type="dxa"/>
+        <w:tblBorders>
+          <w:top w:val="none" w:sz="0" w:space="0" w:color="auto"/>
+          <w:left w:val="none" w:sz="0" w:space="0" w:color="auto"/>
+          <w:bottom w:val="none" w:sz="0" w:space="0" w:color="auto"/>
+          <w:right w:val="none" w:sz="0" w:space="0" w:color="auto"/>
+          <w:insideH w:val="none" w:sz="0" w:space="0" w:color="auto"/>
+          <w:insideV w:val="none" w:sz="0" w:space="0" w:color="auto"/>
+        </w:tblBorders>
+        <w:tblLook w:val="04A0" w:firstRow="1" w:lastRow="0" w:firstColumn="1" w:lastColumn="0" w:noHBand="0" w:noVBand="1"/>
+      </w:tblPr>
+      <w:tblGrid>
+        <w:gridCol w:w="720"/>
+        <w:gridCol w:w="2790"/>
+        <w:gridCol w:w="3060"/>
+        <w:gridCol w:w="4230"/>
+      </w:tblGrid>
+      <w:tr>
+        <w:tc>
+          <w:tcPr>
+            <w:tcW w:w="720" w:type="dxa"/>
+          </w:tcPr>
+          <w:p>
+            <w:pPr>
+              <w:spacing w:line="360" w:lineRule="auto"/>
+              <w:jc w:val="center"/>
+              <w:rPr>
+                <w:b/>
+                <w:bCs/>
+              </w:rPr>
+            </w:pPr>
+          </w:p>
+        </w:tc>
+        <w:tc>
+          <w:tcPr>
+            <w:tcW w:w="2790" w:type="dxa"/>
+          </w:tcPr>
+          <w:p>
+            <w:pPr>
+              <w:spacing w:line="360" w:lineRule="auto"/>
+              <w:jc w:val="center"/>
+              <w:rPr>
+                <w:b/>
+                <w:bCs/>
+              </w:rPr>
+            </w:pPr>
+            <w:r>
+              <w:rPr>
+                <w:rFonts w:ascii="Iskoola Pota" w:hAnsi="Iskoola Pota" w:cs="Iskoola Pota"/>
+                <w:b/>
+                <w:bCs/>
+              </w:rPr>
+              <w:t>පැවරී</w:t>
+            </w:r>
+            <w:r>
+              <w:rPr>
+                <w:b/>
+                <w:bCs/>
+              </w:rPr>
+              <w:t xml:space="preserve"> </w:t>
+            </w:r>
+            <w:r>
+              <w:rPr>
+                <w:rFonts w:ascii="Iskoola Pota" w:hAnsi="Iskoola Pota" w:cs="Iskoola Pota"/>
+                <w:b/>
+                <w:bCs/>
+              </w:rPr>
+              <w:t>ඇති</w:t>
+            </w:r>
+            <w:r>
+              <w:rPr>
+                <w:b/>
+                <w:bCs/>
+              </w:rPr>
+              <w:t xml:space="preserve"> </w:t>
+            </w:r>
+            <w:r>
+              <w:rPr>
+                <w:rFonts w:ascii="Iskoola Pota" w:hAnsi="Iskoola Pota" w:cs="Iskoola Pota"/>
+                <w:b/>
+                <w:bCs/>
+              </w:rPr>
+              <w:t>කාර්යයන්</w:t>
+            </w:r>
+          </w:p>
+        </w:tc>
+        <w:tc>
+          <w:tcPr>
+            <w:tcW w:w="3060" w:type="dxa"/>
+          </w:tcPr>
+          <w:p>
+            <w:pPr>
+              <w:spacing w:line="360" w:lineRule="auto"/>
+              <w:jc w:val="center"/>
+              <w:rPr>
+                <w:b/>
+                <w:bCs/>
+              </w:rPr>
+            </w:pPr>
+            <w:r>
+              <w:rPr>
+                <w:rFonts w:ascii="Iskoola Pota" w:hAnsi="Iskoola Pota" w:cs="Iskoola Pota"/>
+                <w:b/>
+                <w:bCs/>
+              </w:rPr>
+              <w:t>ඉටුකර</w:t>
+            </w:r>
+            <w:r>
+              <w:rPr>
+                <w:b/>
+                <w:bCs/>
+              </w:rPr>
+              <w:t xml:space="preserve"> </w:t>
+            </w:r>
+            <w:r>
+              <w:rPr>
+                <w:rFonts w:ascii="Iskoola Pota" w:hAnsi="Iskoola Pota" w:cs="Iskoola Pota"/>
+                <w:b/>
+                <w:bCs/>
+              </w:rPr>
+              <w:t>ඇත</w:t>
+            </w:r>
+            <w:r>
+              <w:rPr>
+                <w:b/>
+                <w:bCs/>
+              </w:rPr>
+              <w:t>/</w:t>
+            </w:r>
+            <w:r>
+              <w:rPr>
+                <w:rFonts w:ascii="Iskoola Pota" w:hAnsi="Iskoola Pota" w:cs="Iskoola Pota"/>
+                <w:b/>
+                <w:bCs/>
+              </w:rPr>
+              <w:t>නැත</w:t>
+            </w:r>
+          </w:p>
+        </w:tc>
+        <w:tc>
+          <w:tcPr>
+            <w:tcW w:w="4230" w:type="dxa"/>
+          </w:tcPr>
+          <w:p>
+            <w:pPr>
+              <w:spacing w:line="360" w:lineRule="auto"/>
+              <w:jc w:val="center"/>
+              <w:rPr>
+                <w:b/>
+                <w:bCs/>
+              </w:rPr>
+            </w:pPr>
+            <w:r>
+              <w:rPr>
+                <w:rFonts w:ascii="Iskoola Pota" w:hAnsi="Iskoola Pota" w:cs="Iskoola Pota"/>
+                <w:b/>
+                <w:bCs/>
+              </w:rPr>
+              <w:t>රාජකාරි</w:t>
+            </w:r>
+            <w:r>
+              <w:rPr>
+                <w:b/>
+                <w:bCs/>
+              </w:rPr>
+              <w:t xml:space="preserve"> </w:t>
+            </w:r>
+            <w:r>
+              <w:rPr>
+                <w:rFonts w:ascii="Iskoola Pota" w:hAnsi="Iskoola Pota" w:cs="Iskoola Pota"/>
+                <w:b/>
+                <w:bCs/>
+              </w:rPr>
+              <w:t>ඉටුවීම</w:t>
+            </w:r>
+            <w:r>
+              <w:rPr>
+                <w:b/>
+                <w:bCs/>
+              </w:rPr>
+              <w:t xml:space="preserve"> </w:t>
+            </w:r>
+            <w:r>
+              <w:rPr>
+                <w:rFonts w:ascii="Iskoola Pota" w:hAnsi="Iskoola Pota" w:cs="Iskoola Pota"/>
+                <w:b/>
+                <w:bCs/>
+              </w:rPr>
+              <w:t>පිළිබඳව</w:t>
+            </w:r>
+            <w:r>
+              <w:rPr>
+                <w:b/>
+                <w:bCs/>
+              </w:rPr>
+              <w:t xml:space="preserve"> </w:t>
+            </w:r>
+            <w:r>
+              <w:rPr>
+                <w:rFonts w:ascii="Iskoola Pota" w:hAnsi="Iskoola Pota" w:cs="Iskoola Pota"/>
+                <w:b/>
+                <w:bCs/>
+              </w:rPr>
+              <w:t>අධීක්ෂණ</w:t>
+            </w:r>
+            <w:r>
+              <w:rPr>
+                <w:b/>
+                <w:bCs/>
+              </w:rPr>
+              <w:t xml:space="preserve"> </w:t>
+            </w:r>
+            <w:r>
+              <w:rPr>
+                <w:rFonts w:ascii="Iskoola Pota" w:hAnsi="Iskoola Pota" w:cs="Iskoola Pota"/>
+                <w:b/>
+                <w:bCs/>
+              </w:rPr>
+              <w:t>නිලධාරියාගේ</w:t>
+            </w:r>
+            <w:r>
+              <w:rPr>
+                <w:b/>
+                <w:bCs/>
+              </w:rPr>
+              <w:t xml:space="preserve"> </w:t>
+            </w:r>
+            <w:r>
+              <w:rPr>
+                <w:rFonts w:ascii="Iskoola Pota" w:hAnsi="Iskoola Pota" w:cs="Iskoola Pota"/>
+                <w:b/>
+                <w:bCs/>
+              </w:rPr>
+              <w:t>නිරීක්ෂණ</w:t>
+            </w:r>
+            <w:r>
+              <w:rPr>
+                <w:b/>
+                <w:bCs/>
+              </w:rPr>
+              <w:t xml:space="preserve"> </w:t>
+            </w:r>
+            <w:r>
+              <w:rPr>
+                <w:rFonts w:ascii="Iskoola Pota" w:hAnsi="Iskoola Pota" w:cs="Iskoola Pota"/>
+                <w:b/>
+                <w:bCs/>
+              </w:rPr>
+              <w:t>ඉටුකර</w:t>
+            </w:r>
+            <w:r>
+              <w:rPr>
+                <w:b/>
+                <w:bCs/>
+              </w:rPr>
+              <w:t xml:space="preserve"> </w:t>
+            </w:r>
+            <w:r>
+              <w:rPr>
+                <w:rFonts w:ascii="Iskoola Pota" w:hAnsi="Iskoola Pota" w:cs="Iskoola Pota"/>
+                <w:b/>
+                <w:bCs/>
+              </w:rPr>
+              <w:t>ඇත</w:t>
+            </w:r>
+            <w:r>
+              <w:rPr>
+                <w:b/>
+                <w:bCs/>
+              </w:rPr>
+              <w:t>/</w:t>
+            </w:r>
+            <w:r>
+              <w:rPr>
+                <w:rFonts w:ascii="Iskoola Pota" w:hAnsi="Iskoola Pota" w:cs="Iskoola Pota"/>
+                <w:b/>
+                <w:bCs/>
+              </w:rPr>
+              <w:t>නැත</w:t>
+            </w:r>
+          </w:p>
+        </w:tc>
+      </w:tr>
+      <w:tr>
+        <w:tc>
+          <w:tcPr>
+            <w:tcW w:w="720" w:type="dxa"/>
+          </w:tcPr>
+          <w:p>
+            <w:pPr>
+              <w:spacing w:line="360" w:lineRule="auto"/>
+            </w:pPr>
+          </w:p>
+        </w:tc>
+        <w:tc>
+          <w:tcPr>
+            <w:tcW w:w="2790" w:type="dxa"/>
+          </w:tcPr>
+          <w:p>
+            <w:pPr>
+              <w:spacing w:line="360" w:lineRule="auto"/>
+            </w:pPr>
+          </w:p>
+        </w:tc>
+        <w:tc>
+          <w:tcPr>
+            <w:tcW w:w="3060" w:type="dxa"/>
+          </w:tcPr>
+          <w:p>
+            <w:pPr>
+              <w:spacing w:line="360" w:lineRule="auto"/>
+            </w:pPr>
+          </w:p>
+        </w:tc>
+        <w:tc>
+          <w:tcPr>
+            <w:tcW w:w="4230" w:type="dxa"/>
+          </w:tcPr>
+          <w:p>
+            <w:pPr>
+              <w:spacing w:line="360" w:lineRule="auto"/>
+            </w:pPr>
+          </w:p>
+        </w:tc>
+      </w:tr>
+      <w:tr>
+        <w:tc>
+          <w:tcPr>
+            <w:tcW w:w="720" w:type="dxa"/>
+          </w:tcPr>
+          <w:p>
+            <w:pPr>
+              <w:spacing w:line="360" w:lineRule="auto"/>
+            </w:pPr>
+          </w:p>
+        </w:tc>
+        <w:tc>
+          <w:tcPr>
+            <w:tcW w:w="2790" w:type="dxa"/>
+          </w:tcPr>
+          <w:p>
+            <w:pPr>
+              <w:spacing w:line="360" w:lineRule="auto"/>
+            </w:pPr>
+          </w:p>
+        </w:tc>
+        <w:tc>
+          <w:tcPr>
+            <w:tcW w:w="3060" w:type="dxa"/>
+          </w:tcPr>
+          <w:p>
+            <w:pPr>
+              <w:spacing w:line="360" w:lineRule="auto"/>
+            </w:pPr>
+          </w:p>
+        </w:tc>
+        <w:tc>
+          <w:tcPr>
+            <w:tcW w:w="4230" w:type="dxa"/>
+          </w:tcPr>
+          <w:p>
+            <w:pPr>
+              <w:spacing w:line="360" w:lineRule="auto"/>
+            </w:pPr>
+          </w:p>
+        </w:tc>
+      </w:tr>
+      <w:tr>
+        <w:tc>
+          <w:tcPr>
+            <w:tcW w:w="720" w:type="dxa"/>
+          </w:tcPr>
+          <w:p>
+            <w:pPr>
+              <w:spacing w:line="360" w:lineRule="auto"/>
+            </w:pPr>
+          </w:p>
+        </w:tc>
+        <w:tc>
+          <w:tcPr>
+            <w:tcW w:w="2790" w:type="dxa"/>
+          </w:tcPr>
+          <w:p>
+            <w:pPr>
+              <w:spacing w:line="360" w:lineRule="auto"/>
+            </w:pPr>
+          </w:p>
+        </w:tc>
+        <w:tc>
+          <w:tcPr>
+            <w:tcW w:w="3060" w:type="dxa"/>
+          </w:tcPr>
+          <w:p>
+            <w:pPr>
+              <w:spacing w:line="360" w:lineRule="auto"/>
+            </w:pPr>
+          </w:p>
+        </w:tc>
+        <w:tc>
+          <w:tcPr>
+            <w:tcW w:w="4230" w:type="dxa"/>
+          </w:tcPr>
+          <w:p>
+            <w:pPr>
+              <w:spacing w:line="360" w:lineRule="auto"/>
+            </w:pPr>
+          </w:p>
+        </w:tc>
+      </w:tr>
+      <w:tr>
+        <w:tc>
+          <w:tcPr>
+            <w:tcW w:w="720" w:type="dxa"/>
+          </w:tcPr>
+          <w:p>
+            <w:pPr>
+              <w:spacing w:line="360" w:lineRule="auto"/>
+            </w:pPr>
+          </w:p>
+        </w:tc>
+        <w:tc>
+          <w:tcPr>
+            <w:tcW w:w="2790" w:type="dxa"/>
+          </w:tcPr>
+          <w:p>
+            <w:pPr>
+              <w:spacing w:line="360" w:lineRule="auto"/>
+            </w:pPr>
+          </w:p>
+        </w:tc>
+        <w:tc>
+          <w:tcPr>
+            <w:tcW w:w="3060" w:type="dxa"/>
+          </w:tcPr>
+          <w:p>
+            <w:pPr>
+              <w:spacing w:line="360" w:lineRule="auto"/>
+            </w:pPr>
+          </w:p>
+        </w:tc>
+        <w:tc>
+          <w:tcPr>
+            <w:tcW w:w="4230" w:type="dxa"/>
+          </w:tcPr>
+          <w:p>
+            <w:pPr>
+              <w:spacing w:line="360" w:lineRule="auto"/>
+            </w:pPr>
+          </w:p>
+        </w:tc>
+      </w:tr>
+    </w:tbl>
+    <w:p>
+      <w:pPr>
+        <w:spacing w:line="360" w:lineRule="auto"/>
+      </w:pPr>
+    </w:p>
+    <w:p>
+      <w:pPr>
+        <w:spacing w:line="360" w:lineRule="auto"/>
+      </w:pPr>
+      <w:r>
+        <w:t xml:space="preserve">03.  3.1 </w:t>
+      </w:r>
+      <w:r>
+        <w:rPr>
+          <w:rFonts w:ascii="Iskoola Pota" w:hAnsi="Iskoola Pota" w:cs="Iskoola Pota"/>
+        </w:rPr>
+        <w:t>නිලධාරියාට</w:t>
+      </w:r>
+      <w:r>
+        <w:t xml:space="preserve"> </w:t>
+      </w:r>
+      <w:r>
+        <w:rPr>
+          <w:rFonts w:ascii="Iskoola Pota" w:hAnsi="Iskoola Pota" w:cs="Iskoola Pota"/>
+        </w:rPr>
+        <w:t>පැවරුණු</w:t>
+      </w:r>
+      <w:r>
+        <w:t xml:space="preserve"> </w:t>
+      </w:r>
+      <w:r>
+        <w:rPr>
+          <w:rFonts w:ascii="Iskoola Pota" w:hAnsi="Iskoola Pota" w:cs="Iskoola Pota"/>
+        </w:rPr>
+        <w:t>කාර්ය</w:t>
+      </w:r>
+      <w:r>
+        <w:t xml:space="preserve"> </w:t>
+      </w:r>
+      <w:r>
+        <w:rPr>
+          <w:rFonts w:ascii="Iskoola Pota" w:hAnsi="Iskoola Pota" w:cs="Iskoola Pota"/>
+        </w:rPr>
+        <w:t>භාරය</w:t>
+      </w:r>
+      <w:r>
+        <w:t xml:space="preserve"> </w:t>
+      </w:r>
+      <w:r>
+        <w:rPr>
+          <w:rFonts w:ascii="Iskoola Pota" w:hAnsi="Iskoola Pota" w:cs="Iskoola Pota"/>
+        </w:rPr>
+        <w:t>සැලසුම්</w:t>
+      </w:r>
+      <w:r>
+        <w:t xml:space="preserve"> </w:t>
+      </w:r>
+      <w:r>
+        <w:rPr>
+          <w:rFonts w:ascii="Iskoola Pota" w:hAnsi="Iskoola Pota" w:cs="Iskoola Pota"/>
+        </w:rPr>
+        <w:t>කළ</w:t>
+      </w:r>
+      <w:r>
+        <w:t xml:space="preserve"> </w:t>
+      </w:r>
+      <w:r>
+        <w:rPr>
+          <w:rFonts w:ascii="Iskoola Pota" w:hAnsi="Iskoola Pota" w:cs="Iskoola Pota"/>
+        </w:rPr>
+        <w:t>කාලය</w:t>
+      </w:r>
+      <w:r>
+        <w:t xml:space="preserve"> </w:t>
+      </w:r>
+      <w:r>
+        <w:rPr>
+          <w:rFonts w:ascii="Iskoola Pota" w:hAnsi="Iskoola Pota" w:cs="Iskoola Pota"/>
+        </w:rPr>
+        <w:t>තුළ</w:t>
+      </w:r>
+      <w:r>
+        <w:t xml:space="preserve"> </w:t>
+      </w:r>
+      <w:r>
+        <w:rPr>
+          <w:rFonts w:ascii="Iskoola Pota" w:hAnsi="Iskoola Pota" w:cs="Iskoola Pota"/>
+        </w:rPr>
+        <w:t>ඉටුවී</w:t>
+      </w:r>
+      <w:r>
+        <w:t xml:space="preserve"> </w:t>
+      </w:r>
+      <w:r>
+        <w:rPr>
+          <w:rFonts w:ascii="Iskoola Pota" w:hAnsi="Iskoola Pota" w:cs="Iskoola Pota"/>
+        </w:rPr>
+        <w:t>තිබේද</w:t>
+      </w:r>
+      <w:r>
+        <w:t xml:space="preserve">? </w:t>
+      </w:r>
+      <w:r>
+        <w:rPr>
+          <w:rFonts w:ascii="Iskoola Pota" w:hAnsi="Iskoola Pota" w:cs="Iskoola Pota"/>
+        </w:rPr>
+        <w:t>ඔව්</w:t>
+      </w:r>
+      <w:r>
+        <w:t xml:space="preserve"> / </w:t>
+      </w:r>
+      <w:r>
+        <w:rPr>
+          <w:rFonts w:ascii="Iskoola Pota" w:hAnsi="Iskoola Pota" w:cs="Iskoola Pota"/>
+        </w:rPr>
+        <w:t>නැත</w:t>
+      </w:r>
+      <w:r>
+        <w:t xml:space="preserve"> </w:t>
+      </w:r>
+    </w:p>
+    <w:p>
+      <w:pPr>
+        <w:spacing w:line="360" w:lineRule="auto"/>
+      </w:pPr>
+      <w:r>
+        <w:t xml:space="preserve">       3.2 </w:t>
+      </w:r>
+      <w:r>
+        <w:rPr>
+          <w:rFonts w:ascii="Iskoola Pota" w:hAnsi="Iskoola Pota" w:cs="Iskoola Pota"/>
+        </w:rPr>
+        <w:t>නැත්නම්</w:t>
+      </w:r>
+      <w:r>
+        <w:t xml:space="preserve"> </w:t>
+      </w:r>
+      <w:r>
+        <w:rPr>
+          <w:rFonts w:ascii="Iskoola Pota" w:hAnsi="Iskoola Pota" w:cs="Iskoola Pota"/>
+        </w:rPr>
+        <w:t>ඒ</w:t>
+      </w:r>
+      <w:r>
+        <w:t xml:space="preserve"> </w:t>
+      </w:r>
+      <w:r>
+        <w:rPr>
+          <w:rFonts w:ascii="Iskoola Pota" w:hAnsi="Iskoola Pota" w:cs="Iskoola Pota"/>
+        </w:rPr>
+        <w:t>පිළිබඳ</w:t>
+      </w:r>
+      <w:r>
+        <w:t xml:space="preserve"> </w:t>
+      </w:r>
+      <w:r>
+        <w:rPr>
+          <w:rFonts w:ascii="Iskoola Pota" w:hAnsi="Iskoola Pota" w:cs="Iskoola Pota"/>
+        </w:rPr>
+        <w:t>විස්තර</w:t>
+      </w:r>
+      <w:r>
+        <w:t>,</w:t>
+      </w:r>
+    </w:p>
+    <w:tbl>
+      <w:tblPr>
+        <w:tblStyle w:val="TableGrid"/>
+        <w:tblW w:w="10800" w:type="dxa"/>
+        <w:tblInd w:w="-725" w:type="dxa"/>
+        <w:tblBorders>
+          <w:top w:val="none" w:sz="0" w:space="0" w:color="auto"/>
+          <w:left w:val="none" w:sz="0" w:space="0" w:color="auto"/>
+          <w:bottom w:val="none" w:sz="0" w:space="0" w:color="auto"/>
+          <w:right w:val="none" w:sz="0" w:space="0" w:color="auto"/>
+          <w:insideH w:val="none" w:sz="0" w:space="0" w:color="auto"/>
+          <w:insideV w:val="none" w:sz="0" w:space="0" w:color="auto"/>
+        </w:tblBorders>
+        <w:tblLook w:val="04A0" w:firstRow="1" w:lastRow="0" w:firstColumn="1" w:lastColumn="0" w:noHBand="0" w:noVBand="1"/>
+      </w:tblPr>
+      <w:tblGrid>
+        <w:gridCol w:w="720"/>
+        <w:gridCol w:w="2790"/>
+        <w:gridCol w:w="3060"/>
+        <w:gridCol w:w="4230"/>
+      </w:tblGrid>
+      <w:tr>
+        <w:tc>
+          <w:tcPr>
+            <w:tcW w:w="720" w:type="dxa"/>
+          </w:tcPr>
+          <w:p>
+            <w:pPr>
+              <w:spacing w:line="360" w:lineRule="auto"/>
+              <w:jc w:val="center"/>
+              <w:rPr>
+                <w:b/>
+                <w:bCs/>
+              </w:rPr>
+            </w:pPr>
+          </w:p>
+        </w:tc>
+        <w:tc>
+          <w:tcPr>
+            <w:tcW w:w="2790" w:type="dxa"/>
+          </w:tcPr>
+          <w:p>
+            <w:pPr>
+              <w:spacing w:line="360" w:lineRule="auto"/>
+              <w:jc w:val="center"/>
+              <w:rPr>
+                <w:b/>
+                <w:bCs/>
+              </w:rPr>
+            </w:pPr>
+            <w:r>
+              <w:rPr>
+                <w:rFonts w:ascii="Iskoola Pota" w:hAnsi="Iskoola Pota" w:cs="Iskoola Pota"/>
+                <w:b/>
+                <w:bCs/>
+              </w:rPr>
+              <w:t>ඉටු නොවූ කාර්යයන්</w:t>
+            </w:r>
+          </w:p>
+        </w:tc>
+        <w:tc>
+          <w:tcPr>
+            <w:tcW w:w="3060" w:type="dxa"/>
+          </w:tcPr>
+          <w:p>
+            <w:pPr>
+              <w:spacing w:line="360" w:lineRule="auto"/>
+              <w:jc w:val="center"/>
+              <w:rPr>
+                <w:b/>
+                <w:bCs/>
+              </w:rPr>
+            </w:pPr>
+            <w:r>
+              <w:rPr>
+                <w:rFonts w:ascii="Iskoola Pota" w:hAnsi="Iskoola Pota" w:cs="Iskoola Pota"/>
+                <w:b/>
+                <w:bCs/>
+              </w:rPr>
+              <w:t>ඉටු නොවීමට හේතු</w:t>
+            </w:r>
+          </w:p>
+        </w:tc>
+        <w:tc>
+          <w:tcPr>
+            <w:tcW w:w="4230" w:type="dxa"/>
+          </w:tcPr>
+          <w:p>
+            <w:pPr>
+              <w:spacing w:line="360" w:lineRule="auto"/>
+              <w:jc w:val="center"/>
+              <w:rPr>
+                <w:b/>
+                <w:bCs/>
+              </w:rPr>
+            </w:pPr>
+            <w:r>
+              <w:rPr>
+                <w:rFonts w:ascii="Iskoola Pota" w:hAnsi="Iskoola Pota" w:cs="Iskoola Pota"/>
+                <w:b/>
+                <w:bCs/>
+              </w:rPr>
+              <w:t>අධීක්ෂණ නිලධාරියාගේ නිරීක්ෂණ</w:t>
+            </w:r>
+          </w:p>
+        </w:tc>
+      </w:tr>
+      <w:tr>
+        <w:tc>
+          <w:tcPr>
+            <w:tcW w:w="720" w:type="dxa"/>
+          </w:tcPr>
+          <w:p>
+            <w:pPr>
+              <w:spacing w:line="360" w:lineRule="auto"/>
+            </w:pPr>
+          </w:p>
+        </w:tc>
+        <w:tc>
+          <w:tcPr>
+            <w:tcW w:w="2790" w:type="dxa"/>
+          </w:tcPr>
+          <w:p>
+            <w:pPr>
+              <w:spacing w:line="360" w:lineRule="auto"/>
+            </w:pPr>
+          </w:p>
+        </w:tc>
+        <w:tc>
+          <w:tcPr>
+            <w:tcW w:w="3060" w:type="dxa"/>
+          </w:tcPr>
+          <w:p>
+            <w:pPr>
+              <w:spacing w:line="360" w:lineRule="auto"/>
+            </w:pPr>
+          </w:p>
+        </w:tc>
+        <w:tc>
+          <w:tcPr>
+            <w:tcW w:w="4230" w:type="dxa"/>
+          </w:tcPr>
+          <w:p>
+            <w:pPr>
+              <w:spacing w:line="360" w:lineRule="auto"/>
+            </w:pPr>
+          </w:p>
+        </w:tc>
+      </w:tr>
+      <w:tr>
+        <w:tc>
+          <w:tcPr>
+            <w:tcW w:w="720" w:type="dxa"/>
+          </w:tcPr>
+          <w:p>
+            <w:pPr>
+              <w:spacing w:line="360" w:lineRule="auto"/>
+            </w:pPr>
+          </w:p>
+        </w:tc>
+        <w:tc>
+          <w:tcPr>
+            <w:tcW w:w="2790" w:type="dxa"/>
+          </w:tcPr>
+          <w:p>
+            <w:pPr>
+              <w:spacing w:line="360" w:lineRule="auto"/>
+            </w:pPr>
+          </w:p>
+        </w:tc>
+        <w:tc>
+          <w:tcPr>
+            <w:tcW w:w="3060" w:type="dxa"/>
+          </w:tcPr>
+          <w:p>
+            <w:pPr>
+              <w:spacing w:line="360" w:lineRule="auto"/>
+            </w:pPr>
+          </w:p>
+        </w:tc>
+        <w:tc>
+          <w:tcPr>
+            <w:tcW w:w="4230" w:type="dxa"/>
+          </w:tcPr>
+          <w:p>
+            <w:pPr>
+              <w:spacing w:line="360" w:lineRule="auto"/>
+            </w:pPr>
+          </w:p>
+        </w:tc>
+      </w:tr>
+      <w:tr>
+        <w:tc>
+          <w:tcPr>
+            <w:tcW w:w="720" w:type="dxa"/>
+          </w:tcPr>
+          <w:p>
+            <w:pPr>
+              <w:spacing w:line="360" w:lineRule="auto"/>
+            </w:pPr>
+          </w:p>
+        </w:tc>
+        <w:tc>
+          <w:tcPr>
+            <w:tcW w:w="2790" w:type="dxa"/>
+          </w:tcPr>
+          <w:p>
+            <w:pPr>
+              <w:spacing w:line="360" w:lineRule="auto"/>
+            </w:pPr>
+          </w:p>
+        </w:tc>
+        <w:tc>
+          <w:tcPr>
+            <w:tcW w:w="3060" w:type="dxa"/>
+          </w:tcPr>
+          <w:p>
+            <w:pPr>
+              <w:spacing w:line="360" w:lineRule="auto"/>
+            </w:pPr>
+          </w:p>
+        </w:tc>
+        <w:tc>
+          <w:tcPr>
+            <w:tcW w:w="4230" w:type="dxa"/>
+          </w:tcPr>
+          <w:p>
+            <w:pPr>
+              <w:spacing w:line="360" w:lineRule="auto"/>
+            </w:pPr>
+          </w:p>
+        </w:tc>
+      </w:tr>
+      <w:tr>
+        <w:tc>
+          <w:tcPr>
+            <w:tcW w:w="720" w:type="dxa"/>
+          </w:tcPr>
+          <w:p>
+            <w:pPr>
+              <w:spacing w:line="360" w:lineRule="auto"/>
+            </w:pPr>
+          </w:p>
+        </w:tc>
+        <w:tc>
+          <w:tcPr>
+            <w:tcW w:w="2790" w:type="dxa"/>
+          </w:tcPr>
+          <w:p>
+            <w:pPr>
+              <w:spacing w:line="360" w:lineRule="auto"/>
+            </w:pPr>
+          </w:p>
+        </w:tc>
+        <w:tc>
+          <w:tcPr>
+            <w:tcW w:w="3060" w:type="dxa"/>
+          </w:tcPr>
+          <w:p>
+            <w:pPr>
+              <w:spacing w:line="360" w:lineRule="auto"/>
+            </w:pPr>
+          </w:p>
+        </w:tc>
+        <w:tc>
+          <w:tcPr>
+            <w:tcW w:w="4230" w:type="dxa"/>
+          </w:tcPr>
+          <w:p>
+            <w:pPr>
+              <w:spacing w:line="360" w:lineRule="auto"/>
+            </w:pPr>
+          </w:p>
+        </w:tc>
+      </w:tr>
+    </w:tbl>
+    <w:p>
+      <w:pPr>
+        <w:spacing w:line="360" w:lineRule="auto"/>
+      </w:pPr>
+    </w:p>
+    <w:p>
+      <w:pPr>
+        <w:spacing w:line="360" w:lineRule="auto"/>
+      </w:pPr>
+      <w:r>
+        <w:t xml:space="preserve">04. </w:t>
+      </w:r>
+      <w:r>
+        <w:rPr>
+          <w:rFonts w:ascii="Iskoola Pota" w:hAnsi="Iskoola Pota" w:cs="Iskoola Pota"/>
+        </w:rPr>
+        <w:t>නිලධාරියාගේ</w:t>
+      </w:r>
+      <w:r>
+        <w:t xml:space="preserve"> </w:t>
+      </w:r>
+      <w:r>
+        <w:rPr>
+          <w:rFonts w:ascii="Iskoola Pota" w:hAnsi="Iskoola Pota" w:cs="Iskoola Pota"/>
+        </w:rPr>
+        <w:t>නිර්මාණශීලීතාවය</w:t>
+      </w:r>
+    </w:p>
+    <w:p>
+      <w:pPr>
+        <w:spacing w:line="360" w:lineRule="auto"/>
+        <w:rPr>
+          <w:rFonts w:ascii="Iskoola Pota" w:hAnsi="Iskoola Pota" w:cs="Iskoola Pota"/>
+        </w:rPr>
+      </w:pPr>
+      <w:r>
+        <w:rPr>
+          <w:rFonts w:ascii="Iskoola Pota" w:hAnsi="Iskoola Pota" w:cs="Iskoola Pota"/>
+        </w:rPr>
+        <w:t>කාර්ය</w:t>
+      </w:r>
+      <w:r>
+        <w:t xml:space="preserve"> </w:t>
+      </w:r>
+      <w:r>
+        <w:rPr>
+          <w:rFonts w:ascii="Iskoola Pota" w:hAnsi="Iskoola Pota" w:cs="Iskoola Pota"/>
+        </w:rPr>
+        <w:t>සාධනය</w:t>
+      </w:r>
+      <w:r>
+        <w:t xml:space="preserve">/ </w:t>
+      </w:r>
+      <w:r>
+        <w:rPr>
+          <w:rFonts w:ascii="Iskoola Pota" w:hAnsi="Iskoola Pota" w:cs="Iskoola Pota"/>
+        </w:rPr>
+        <w:t>ඉටුවිය</w:t>
+      </w:r>
+      <w:r>
+        <w:t xml:space="preserve"> </w:t>
+      </w:r>
+      <w:r>
+        <w:rPr>
+          <w:rFonts w:ascii="Iskoola Pota" w:hAnsi="Iskoola Pota" w:cs="Iskoola Pota"/>
+        </w:rPr>
+        <w:t>යුතු</w:t>
+      </w:r>
+      <w:r>
+        <w:t xml:space="preserve"> </w:t>
+      </w:r>
+      <w:r>
+        <w:rPr>
+          <w:rFonts w:ascii="Iskoola Pota" w:hAnsi="Iskoola Pota" w:cs="Iskoola Pota"/>
+        </w:rPr>
+        <w:t>සේවාවන්</w:t>
+      </w:r>
+      <w:r>
+        <w:t xml:space="preserve"> </w:t>
+      </w:r>
+      <w:r>
+        <w:rPr>
+          <w:rFonts w:ascii="Iskoola Pota" w:hAnsi="Iskoola Pota" w:cs="Iskoola Pota"/>
+        </w:rPr>
+        <w:t>කාර්යක්ෂමව</w:t>
+      </w:r>
+      <w:r>
+        <w:t xml:space="preserve">/ </w:t>
+      </w:r>
+      <w:r>
+        <w:rPr>
+          <w:rFonts w:ascii="Iskoola Pota" w:hAnsi="Iskoola Pota" w:cs="Iskoola Pota"/>
+        </w:rPr>
+        <w:t>ඵලදායීවීම</w:t>
+      </w:r>
+      <w:r>
+        <w:t xml:space="preserve"> </w:t>
+      </w:r>
+      <w:r>
+        <w:rPr>
+          <w:rFonts w:ascii="Iskoola Pota" w:hAnsi="Iskoola Pota" w:cs="Iskoola Pota"/>
+        </w:rPr>
+        <w:t>සඳහා</w:t>
+      </w:r>
+      <w:r>
+        <w:t xml:space="preserve"> </w:t>
+      </w:r>
+      <w:r>
+        <w:rPr>
+          <w:rFonts w:ascii="Iskoola Pota" w:hAnsi="Iskoola Pota" w:cs="Iskoola Pota"/>
+        </w:rPr>
+        <w:t>හඳුන්වාදුන්</w:t>
+      </w:r>
+      <w:r>
+        <w:t xml:space="preserve">/ </w:t>
+      </w:r>
+      <w:r>
+        <w:rPr>
+          <w:rFonts w:ascii="Iskoola Pota" w:hAnsi="Iskoola Pota" w:cs="Iskoola Pota"/>
+        </w:rPr>
+        <w:t>උපයෝගී</w:t>
+      </w:r>
+      <w:r>
+        <w:t xml:space="preserve"> </w:t>
+      </w:r>
+      <w:r>
+        <w:rPr>
+          <w:rFonts w:ascii="Iskoola Pota" w:hAnsi="Iskoola Pota" w:cs="Iskoola Pota"/>
+        </w:rPr>
+        <w:t>කරගත්</w:t>
+      </w:r>
+      <w:r>
+        <w:t xml:space="preserve"> </w:t>
+      </w:r>
+      <w:r>
+        <w:rPr>
+          <w:rFonts w:ascii="Iskoola Pota" w:hAnsi="Iskoola Pota" w:cs="Iskoola Pota"/>
+        </w:rPr>
+        <w:t>නව</w:t>
+      </w:r>
+      <w:r>
+        <w:t xml:space="preserve"> </w:t>
+      </w:r>
+      <w:r>
+        <w:rPr>
+          <w:rFonts w:ascii="Iskoola Pota" w:hAnsi="Iskoola Pota" w:cs="Iskoola Pota"/>
+        </w:rPr>
+        <w:t>නිර්මාණ</w:t>
+      </w:r>
+      <w:r>
+        <w:t xml:space="preserve"> </w:t>
+      </w:r>
+      <w:r>
+        <w:rPr>
+          <w:rFonts w:ascii="Iskoola Pota" w:hAnsi="Iskoola Pota" w:cs="Iskoola Pota"/>
+        </w:rPr>
+        <w:t>පිළිබඳ</w:t>
+      </w:r>
+      <w:r>
+        <w:t xml:space="preserve"> </w:t>
+      </w:r>
+      <w:r>
+        <w:rPr>
+          <w:rFonts w:ascii="Iskoola Pota" w:hAnsi="Iskoola Pota" w:cs="Iskoola Pota"/>
+        </w:rPr>
+        <w:t>විස්තර</w:t>
+      </w:r>
+    </w:p>
+    <w:tbl>
+      <w:tblPr>
+        <w:tblStyle w:val="TableGrid"/>
+        <w:tblW w:w="0" w:type="auto"/>
+        <w:tblLook w:val="04A0" w:firstRow="1" w:lastRow="0" w:firstColumn="1" w:lastColumn="0" w:noHBand="0" w:noVBand="1"/>
+      </w:tblPr>
+      <w:tblGrid>
+        <w:gridCol w:w="4675"/>
+        <w:gridCol w:w="4675"/>
+      </w:tblGrid>
+      <w:tr>
+        <w:tc>
+          <w:tcPr>
+            <w:tcW w:w="4675" w:type="dxa"/>
+          </w:tcPr>
+          <w:p>
+            <w:pPr>
+              <w:spacing w:line="360" w:lineRule="auto"/>
+            </w:pPr>
+          </w:p>
+        </w:tc>
+        <w:tc>
+          <w:tcPr>
+            <w:tcW w:w="4675" w:type="dxa"/>
+          </w:tcPr>
+          <w:p>
+            <w:pPr>
+              <w:spacing w:line="360" w:lineRule="auto"/>
+              <w:jc w:val="center"/>
+            </w:pPr>
+            <w:r>
+              <w:rPr>
+                <w:rFonts w:ascii="Iskoola Pota" w:hAnsi="Iskoola Pota" w:cs="Iskoola Pota"/>
+                <w:b/>
+                <w:bCs/>
+              </w:rPr>
+              <w:t>අධීක්ෂණ</w:t>
+            </w:r>
+            <w:r>
+              <w:rPr>
+                <w:b/>
+                <w:bCs/>
+              </w:rPr>
+              <w:t xml:space="preserve"> </w:t>
+            </w:r>
+            <w:r>
+              <w:rPr>
+                <w:rFonts w:ascii="Iskoola Pota" w:hAnsi="Iskoola Pota" w:cs="Iskoola Pota"/>
+                <w:b/>
+                <w:bCs/>
+              </w:rPr>
+              <w:t>නිලධාරියාගේ</w:t>
+            </w:r>
+            <w:r>
+              <w:rPr>
+                <w:b/>
+                <w:bCs/>
+              </w:rPr>
+              <w:t xml:space="preserve"> </w:t>
+            </w:r>
+            <w:r>
+              <w:rPr>
+                <w:rFonts w:ascii="Iskoola Pota" w:hAnsi="Iskoola Pota" w:cs="Iskoola Pota"/>
+                <w:b/>
+                <w:bCs/>
+              </w:rPr>
+              <w:t>නිරීක්ෂණ</w:t>
+            </w:r>
+          </w:p>
+        </w:tc>
+      </w:tr>
+      <w:tr>
+        <w:tc>
+          <w:tcPr>
+            <w:tcW w:w="4675" w:type="dxa"/>
+          </w:tcPr>
+          <w:p>
+            <w:pPr>
+              <w:spacing w:line="360" w:lineRule="auto"/>
+            </w:pPr>
+          </w:p>
+        </w:tc>
+        <w:tc>
+          <w:tcPr>
+            <w:tcW w:w="4675" w:type="dxa"/>
+          </w:tcPr>
+          <w:p>
+            <w:pPr>
+              <w:spacing w:line="360" w:lineRule="auto"/>
+            </w:pPr>
+          </w:p>
+        </w:tc>
+      </w:tr>
+      <w:tr>
+        <w:tc>
+          <w:tcPr>
+            <w:tcW w:w="4675" w:type="dxa"/>
+          </w:tcPr>
+          <w:p>
+            <w:pPr>
+              <w:spacing w:line="360" w:lineRule="auto"/>
+            </w:pPr>
+          </w:p>
+        </w:tc>
+        <w:tc>
+          <w:tcPr>
+            <w:tcW w:w="4675" w:type="dxa"/>
+          </w:tcPr>
+          <w:p>
+            <w:pPr>
+              <w:spacing w:line="360" w:lineRule="auto"/>
+            </w:pPr>
+          </w:p>
+        </w:tc>
+      </w:tr>
+    </w:tbl>
+    <w:p>
+      <w:r>
+        <w:t xml:space="preserve">05. </w:t>
+      </w:r>
+      <w:r>
+        <w:rPr>
+          <w:rFonts w:ascii="Iskoola Pota" w:hAnsi="Iskoola Pota" w:cs="Iskoola Pota"/>
+        </w:rPr>
+        <w:t>නිලධාරියාගේ</w:t>
+      </w:r>
+      <w:r>
+        <w:t xml:space="preserve"> </w:t>
+      </w:r>
+      <w:r>
+        <w:rPr>
+          <w:rFonts w:ascii="Iskoola Pota" w:hAnsi="Iskoola Pota" w:cs="Iskoola Pota"/>
+        </w:rPr>
+        <w:t>කාර්ය</w:t>
+      </w:r>
+      <w:r>
+        <w:t xml:space="preserve"> </w:t>
+      </w:r>
+      <w:r>
+        <w:rPr>
+          <w:rFonts w:ascii="Iskoola Pota" w:hAnsi="Iskoola Pota" w:cs="Iskoola Pota"/>
+        </w:rPr>
+        <w:t>සාධනය</w:t>
+      </w:r>
+      <w:r>
+        <w:t xml:space="preserve"> </w:t>
+      </w:r>
+      <w:r>
+        <w:rPr>
+          <w:rFonts w:ascii="Iskoola Pota" w:hAnsi="Iskoola Pota" w:cs="Iskoola Pota"/>
+        </w:rPr>
+        <w:t>පිළිබඳ</w:t>
+      </w:r>
+      <w:r>
+        <w:t xml:space="preserve"> </w:t>
+      </w:r>
+      <w:r>
+        <w:rPr>
+          <w:rFonts w:ascii="Iskoola Pota" w:hAnsi="Iskoola Pota" w:cs="Iskoola Pota"/>
+        </w:rPr>
+        <w:t>අධීක්ෂණ</w:t>
+      </w:r>
+      <w:r>
+        <w:t xml:space="preserve"> </w:t>
+      </w:r>
+      <w:r>
+        <w:rPr>
+          <w:rFonts w:ascii="Iskoola Pota" w:hAnsi="Iskoola Pota" w:cs="Iskoola Pota"/>
+        </w:rPr>
+        <w:t>නිලධාරියාගේ</w:t>
+      </w:r>
+    </w:p>
+    <w:p>
+      <w:r>
+        <w:t xml:space="preserve">       </w:t>
+      </w:r>
+      <w:r>
+        <w:t xml:space="preserve">5.1 </w:t>
+      </w:r>
+      <w:r>
+        <w:rPr>
+          <w:rFonts w:ascii="Iskoola Pota" w:hAnsi="Iskoola Pota" w:cs="Iskoola Pota"/>
+        </w:rPr>
+        <w:t>නිරීක්ෂණ</w:t>
+      </w:r>
+      <w:r>
+        <w:t xml:space="preserve">/ </w:t>
+      </w:r>
+      <w:r>
+        <w:rPr>
+          <w:rFonts w:ascii="Iskoola Pota" w:hAnsi="Iskoola Pota" w:cs="Iskoola Pota"/>
+        </w:rPr>
+        <w:t>නිර්දේශ</w:t>
+      </w:r>
+      <w:r>
+        <w:t xml:space="preserve"> :- </w:t>
+      </w:r>
+      <w:r>
+        <w:rPr>
+          <w:rFonts w:ascii="Iskoola Pota" w:hAnsi="Iskoola Pota" w:cs="Iskoola Pota"/>
+        </w:rPr>
+        <w:t>හොඳයි</w:t>
+      </w:r>
+      <w:r>
+        <w:t xml:space="preserve"> / </w:t>
+      </w:r>
+      <w:r>
+        <w:rPr>
+          <w:rFonts w:ascii="Iskoola Pota" w:hAnsi="Iskoola Pota" w:cs="Iskoola Pota"/>
+        </w:rPr>
+        <w:t>සතුටුදායකයි</w:t>
+      </w:r>
+      <w:r>
+        <w:t xml:space="preserve"> / </w:t>
+      </w:r>
+      <w:r>
+        <w:rPr>
+          <w:rFonts w:ascii="Iskoola Pota" w:hAnsi="Iskoola Pota" w:cs="Iskoola Pota"/>
+        </w:rPr>
+        <w:t>දුර්වලයි</w:t>
+      </w:r>
+    </w:p>
+    <w:p>
+      <w:r>
+        <w:t xml:space="preserve">       </w:t>
+      </w:r>
+      <w:r>
+        <w:t xml:space="preserve">5.2 </w:t>
+      </w:r>
+      <w:r>
+        <w:rPr>
+          <w:rFonts w:ascii="Iskoola Pota" w:hAnsi="Iskoola Pota" w:cs="Iskoola Pota"/>
+        </w:rPr>
+        <w:t>වෙනත්</w:t>
+      </w:r>
+      <w:r>
+        <w:t xml:space="preserve"> </w:t>
+      </w:r>
+      <w:r>
+        <w:rPr>
+          <w:rFonts w:ascii="Iskoola Pota" w:hAnsi="Iskoola Pota" w:cs="Iskoola Pota"/>
+        </w:rPr>
+        <w:t>කරුණු</w:t>
+      </w:r>
+      <w:r>
+        <w:t>:</w:t>
+      </w:r>
+    </w:p>
+    <w:p>
+      <w:pPr>
+        <w:rPr>
+          <w:rFonts w:ascii="Iskoola Pota" w:hAnsi="Iskoola Pota" w:cs="Iskoola Pota"/>
+        </w:rPr>
+      </w:pPr>
+      <w:r>
+        <w:rPr>
+          <w:rFonts w:ascii="Iskoola Pota" w:hAnsi="Iskoola Pota" w:cs="Iskoola Pota"/>
+        </w:rPr>
+        <w:t>………………………………………………………………………………………………………………</w:t>
+      </w:r>
+      <w:r>
+        <w:rPr>
+          <w:rFonts w:ascii="Iskoola Pota" w:hAnsi="Iskoola Pota" w:cs="Iskoola Pota"/>
+        </w:rPr>
+        <w:t>...</w:t>
+      </w:r>
+      <w:r>
+        <w:rPr>
+          <w:rFonts w:ascii="Iskoola Pota" w:hAnsi="Iskoola Pota" w:cs="Iskoola Pota"/>
+        </w:rPr>
+        <w:t>………………………………………………………………………………………………………………</w:t>
+      </w:r>
+      <w:r>
+        <w:rPr>
+          <w:rFonts w:ascii="Iskoola Pota" w:hAnsi="Iskoola Pota" w:cs="Iskoola Pota"/>
+        </w:rPr>
+        <w:t>...</w:t>
+      </w:r>
+      <w:r>
+        <w:rPr>
+          <w:rFonts w:ascii="Iskoola Pota" w:hAnsi="Iskoola Pota" w:cs="Iskoola Pota"/>
+        </w:rPr>
+        <w:t>…………………………………………………………………………………………………………………</w:t>
+      </w:r>
+      <w:r>
+        <w:rPr>
+          <w:rFonts w:ascii="Iskoola Pota" w:hAnsi="Iskoola Pota" w:cs="Iskoola Pota"/>
+        </w:rPr>
+        <w:t>..</w:t>
+      </w:r>
+      <w:r>
+        <w:rPr>
+          <w:rFonts w:ascii="Iskoola Pota" w:hAnsi="Iskoola Pota" w:cs="Iskoola Pota"/>
+        </w:rPr>
+        <w:t>……………………………………………………………………………………………………………………………………………………………………………………………………………………………</w:t>
+      </w:r>
+      <w:r>
+        <w:rPr>
+          <w:rFonts w:ascii="Iskoola Pota" w:hAnsi="Iskoola Pota" w:cs="Iskoola Pota"/>
+        </w:rPr>
+        <w:t>.</w:t>
+      </w:r>
+      <w:r>
+        <w:rPr>
+          <w:rFonts w:ascii="Iskoola Pota" w:hAnsi="Iskoola Pota" w:cs="Iskoola Pota"/>
+        </w:rPr>
+        <w:t>……</w:t>
+      </w:r>
+      <w:r>
+        <w:rPr>
+          <w:rFonts w:ascii="Iskoola Pota" w:hAnsi="Iskoola Pota" w:cs="Iskoola Pota"/>
+        </w:rPr>
+        <w:t>.</w:t>
+      </w:r>
+      <w:r>
+        <w:rPr>
+          <w:rFonts w:ascii="Iskoola Pota" w:hAnsi="Iskoola Pota" w:cs="Iskoola Pota"/>
+        </w:rPr>
+        <w:t>…………………………………………………………………………………………………………</w:t>
+      </w:r>
+      <w:r>
+        <w:rPr>
+          <w:rFonts w:ascii="Iskoola Pota" w:hAnsi="Iskoola Pota" w:cs="Iskoola Pota"/>
+        </w:rPr>
+        <w:t>.</w:t>
+      </w:r>
+      <w:r>
+        <w:rPr>
+          <w:rFonts w:ascii="Iskoola Pota" w:hAnsi="Iskoola Pota" w:cs="Iskoola Pota"/>
+        </w:rPr>
+        <w:t>………………………………………………………………………………………………………………..</w:t>
+      </w:r>
+    </w:p>
+    <w:p>
+      <w:pPr>
+        <w:rPr>
+          <w:rFonts w:ascii="Iskoola Pota" w:hAnsi="Iskoola Pota" w:cs="Iskoola Pota"/>
+        </w:rPr>
+      </w:pPr>
+    </w:p>
+    <w:p>
+      <w:pPr>
+        <w:spacing w:line="360" w:lineRule="auto"/>
+        <w:rPr>
+          <w:rFonts w:ascii="Iskoola Pota" w:hAnsi="Iskoola Pota" w:cs="Iskoola Pota"/>
+        </w:rPr>
+      </w:pPr>
+      <w:r>
+        <w:t>06 '</w:t>
+      </w:r>
+      <w:r>
+        <w:rPr>
+          <w:rFonts w:ascii="Iskoola Pota" w:hAnsi="Iskoola Pota" w:cs="Iskoola Pota"/>
+        </w:rPr>
+        <w:t>මී</w:t>
+      </w:r>
+      <w:r>
+        <w:t xml:space="preserve"> </w:t>
+      </w:r>
+      <w:r>
+        <w:rPr>
+          <w:rFonts w:ascii="Iskoola Pota" w:hAnsi="Iskoola Pota" w:cs="Iskoola Pota"/>
+        </w:rPr>
+        <w:t>ආකෘති</w:t>
+      </w:r>
+      <w:r>
+        <w:t xml:space="preserve"> </w:t>
+      </w:r>
+      <w:r>
+        <w:rPr>
+          <w:rFonts w:ascii="Iskoola Pota" w:hAnsi="Iskoola Pota" w:cs="Iskoola Pota"/>
+        </w:rPr>
+        <w:t>පත්</w:t>
+      </w:r>
+      <w:r>
+        <w:t>‍</w:t>
+      </w:r>
+      <w:r>
+        <w:rPr>
+          <w:rFonts w:ascii="Iskoola Pota" w:hAnsi="Iskoola Pota" w:cs="Iskoola Pota"/>
+        </w:rPr>
+        <w:t>රය</w:t>
+      </w:r>
+      <w:r>
+        <w:t xml:space="preserve"> </w:t>
+      </w:r>
+      <w:r>
+        <w:rPr>
+          <w:rFonts w:ascii="Iskoola Pota" w:hAnsi="Iskoola Pota" w:cs="Iskoola Pota"/>
+        </w:rPr>
+        <w:t>මඟින්</w:t>
+      </w:r>
+      <w:r>
+        <w:t xml:space="preserve"> </w:t>
+      </w:r>
+      <w:r>
+        <w:rPr>
+          <w:rFonts w:ascii="Iskoola Pota" w:hAnsi="Iskoola Pota" w:cs="Iskoola Pota"/>
+        </w:rPr>
+        <w:t>ඉල්ලුම්</w:t>
+      </w:r>
+      <w:r>
+        <w:t xml:space="preserve">' </w:t>
+      </w:r>
+      <w:r>
+        <w:rPr>
+          <w:rFonts w:ascii="Iskoola Pota" w:hAnsi="Iskoola Pota" w:cs="Iskoola Pota"/>
+        </w:rPr>
+        <w:t>කරන</w:t>
+      </w:r>
+      <w:r>
+        <w:t xml:space="preserve"> </w:t>
+      </w:r>
+      <w:r>
+        <w:rPr>
+          <w:rFonts w:ascii="Iskoola Pota" w:hAnsi="Iskoola Pota" w:cs="Iskoola Pota"/>
+        </w:rPr>
+        <w:t>වැටුප්</w:t>
+      </w:r>
+      <w:r>
+        <w:t xml:space="preserve"> </w:t>
+      </w:r>
+      <w:r>
+        <w:rPr>
+          <w:rFonts w:ascii="Iskoola Pota" w:hAnsi="Iskoola Pota" w:cs="Iskoola Pota"/>
+        </w:rPr>
+        <w:t>වර්ධකය</w:t>
+      </w:r>
+      <w:r>
+        <w:t xml:space="preserve"> </w:t>
+      </w:r>
+      <w:r>
+        <w:rPr>
+          <w:rFonts w:ascii="Iskoola Pota" w:hAnsi="Iskoola Pota" w:cs="Iskoola Pota"/>
+        </w:rPr>
+        <w:t>නිර්දේශ</w:t>
+      </w:r>
+      <w:r>
+        <w:t xml:space="preserve"> </w:t>
+      </w:r>
+      <w:r>
+        <w:rPr>
+          <w:rFonts w:ascii="Iskoola Pota" w:hAnsi="Iskoola Pota" w:cs="Iskoola Pota"/>
+        </w:rPr>
+        <w:t>කරමි</w:t>
+      </w:r>
+      <w:r>
+        <w:t xml:space="preserve"> / </w:t>
+      </w:r>
+      <w:r>
+        <w:rPr>
+          <w:rFonts w:ascii="Iskoola Pota" w:hAnsi="Iskoola Pota" w:cs="Iskoola Pota"/>
+        </w:rPr>
+        <w:t>නොකරමි</w:t>
+      </w:r>
+    </w:p>
+    <w:tbl>
+      <w:tblPr>
+        <w:tblStyle w:val="TableGrid"/>
+        <w:tblW w:w="0" w:type="auto"/>
+        <w:jc w:val="center"/>
+        <w:tblBorders>
+          <w:top w:val="none" w:sz="0" w:space="0" w:color="auto"/>
+          <w:left w:val="none" w:sz="0" w:space="0" w:color="auto"/>
+          <w:bottom w:val="none" w:sz="0" w:space="0" w:color="auto"/>
+          <w:right w:val="none" w:sz="0" w:space="0" w:color="auto"/>
+          <w:insideH w:val="none" w:sz="0" w:space="0" w:color="auto"/>
+          <w:insideV w:val="none" w:sz="0" w:space="0" w:color="auto"/>
+        </w:tblBorders>
+        <w:tblLook w:val="04A0" w:firstRow="1" w:lastRow="0" w:firstColumn="1" w:lastColumn="0" w:noHBand="0" w:noVBand="1"/>
+      </w:tblPr>
+      <w:tblGrid>
+        <w:gridCol w:w="2337"/>
+        <w:gridCol w:w="2337"/>
+        <w:gridCol w:w="2338"/>
+        <w:gridCol w:w="2338"/>
+      </w:tblGrid>
+      <w:tr>
+        <w:trPr>
+          <w:jc w:val="center"/>
+        </w:trPr>
+        <w:tc>
+          <w:tcPr>
+            <w:tcW w:w="2337" w:type="dxa"/>
+          </w:tcPr>
+          <w:p>
+            <w:pPr>
+              <w:spacing w:line="240" w:lineRule="auto"/>
+              <w:jc w:val="center"/>
+              <w:rPr>
+                <w:rFonts w:ascii="Iskoola Pota" w:hAnsi="Iskoola Pota" w:cs="Iskoola Pota"/>
+              </w:rPr>
+            </w:pPr>
+            <w:r>
+              <w:rPr>
+                <w:rFonts w:ascii="Iskoola Pota" w:hAnsi="Iskoola Pota" w:cs="Iskoola Pota"/>
+              </w:rPr>
+              <w:t>…………………</w:t>
+            </w:r>
+          </w:p>
+          <w:p>
+            <w:pPr>
+              <w:spacing w:line="240" w:lineRule="auto"/>
+              <w:jc w:val="center"/>
+            </w:pPr>
+            <w:r>
+              <w:rPr>
+                <w:rFonts w:ascii="Iskoola Pota" w:hAnsi="Iskoola Pota" w:cs="Iskoola Pota"/>
+              </w:rPr>
+              <w:t>දිස්ත්</w:t>
+            </w:r>
+            <w:r>
+              <w:t>‍</w:t>
+            </w:r>
+            <w:r>
+              <w:rPr>
+                <w:rFonts w:ascii="Iskoola Pota" w:hAnsi="Iskoola Pota" w:cs="Iskoola Pota"/>
+              </w:rPr>
+              <w:t>රික්</w:t>
+            </w:r>
+            <w:r>
+              <w:t xml:space="preserve"> </w:t>
+            </w:r>
+            <w:r>
+              <w:rPr>
+                <w:rFonts w:ascii="Iskoola Pota" w:hAnsi="Iskoola Pota" w:cs="Iskoola Pota"/>
+              </w:rPr>
+              <w:t>නිලධාරි</w:t>
+            </w:r>
+          </w:p>
+        </w:tc>
+        <w:tc>
+          <w:tcPr>
+            <w:tcW w:w="2337" w:type="dxa"/>
+          </w:tcPr>
+          <w:p>
+            <w:pPr>
+              <w:spacing w:line="240" w:lineRule="auto"/>
+              <w:jc w:val="center"/>
+              <w:rPr>
+                <w:rFonts w:ascii="Iskoola Pota" w:hAnsi="Iskoola Pota" w:cs="Iskoola Pota"/>
+              </w:rPr>
+            </w:pPr>
+            <w:r>
+              <w:rPr>
+                <w:rFonts w:ascii="Iskoola Pota" w:hAnsi="Iskoola Pota" w:cs="Iskoola Pota"/>
+              </w:rPr>
+              <w:t>…………………</w:t>
+            </w:r>
+          </w:p>
+          <w:p>
+            <w:pPr>
+              <w:spacing w:line="240" w:lineRule="auto"/>
+              <w:jc w:val="center"/>
+            </w:pPr>
+            <w:r>
+              <w:rPr>
+                <w:rFonts w:ascii="Iskoola Pota" w:hAnsi="Iskoola Pota" w:cs="Iskoola Pota"/>
+              </w:rPr>
+              <w:t>අංශ</w:t>
+            </w:r>
+            <w:r>
+              <w:t xml:space="preserve"> </w:t>
+            </w:r>
+            <w:r>
+              <w:rPr>
+                <w:rFonts w:ascii="Iskoola Pota" w:hAnsi="Iskoola Pota" w:cs="Iskoola Pota"/>
+              </w:rPr>
+              <w:t>ප්</w:t>
+            </w:r>
+            <w:r>
+              <w:t>‍</w:t>
+            </w:r>
+            <w:r>
+              <w:rPr>
+                <w:rFonts w:ascii="Iskoola Pota" w:hAnsi="Iskoola Pota" w:cs="Iskoola Pota"/>
+              </w:rPr>
+              <w:t>රධානි</w:t>
+            </w:r>
+          </w:p>
+        </w:tc>
+        <w:tc>
+          <w:tcPr>
+            <w:tcW w:w="2338" w:type="dxa"/>
+          </w:tcPr>
+          <w:p>
+            <w:pPr>
+              <w:spacing w:line="240" w:lineRule="auto"/>
+              <w:jc w:val="center"/>
+              <w:rPr>
+                <w:rFonts w:ascii="Iskoola Pota" w:hAnsi="Iskoola Pota" w:cs="Iskoola Pota"/>
+              </w:rPr>
+            </w:pPr>
+            <w:r>
+              <w:rPr>
+                <w:rFonts w:ascii="Iskoola Pota" w:hAnsi="Iskoola Pota" w:cs="Iskoola Pota"/>
+              </w:rPr>
+              <w:t>………………….</w:t>
+            </w:r>
+          </w:p>
+          <w:p>
+            <w:pPr>
+              <w:spacing w:line="240" w:lineRule="auto"/>
+              <w:jc w:val="center"/>
+            </w:pPr>
+            <w:r>
+              <w:rPr>
+                <w:rFonts w:ascii="Iskoola Pota" w:hAnsi="Iskoola Pota" w:cs="Iskoola Pota"/>
+              </w:rPr>
+              <w:t>ජ්</w:t>
+            </w:r>
+            <w:r>
+              <w:t>‍</w:t>
+            </w:r>
+            <w:r>
+              <w:rPr>
+                <w:rFonts w:ascii="Iskoola Pota" w:hAnsi="Iskoola Pota" w:cs="Iskoola Pota"/>
+              </w:rPr>
+              <w:t>යෙෂ්ඨ</w:t>
+            </w:r>
+            <w:r>
+              <w:t xml:space="preserve"> </w:t>
+            </w:r>
+            <w:r>
+              <w:rPr>
+                <w:rFonts w:ascii="Iskoola Pota" w:hAnsi="Iskoola Pota" w:cs="Iskoola Pota"/>
+              </w:rPr>
+              <w:t>විගණක</w:t>
+            </w:r>
+          </w:p>
+        </w:tc>
+        <w:tc>
+          <w:tcPr>
+            <w:tcW w:w="2338" w:type="dxa"/>
+          </w:tcPr>
+          <w:p>
+            <w:pPr>
+              <w:spacing w:line="240" w:lineRule="auto"/>
+              <w:jc w:val="center"/>
+              <w:rPr>
+                <w:rFonts w:ascii="Iskoola Pota" w:hAnsi="Iskoola Pota" w:cs="Iskoola Pota"/>
+              </w:rPr>
+            </w:pPr>
+            <w:r>
+              <w:rPr>
+                <w:rFonts w:ascii="Iskoola Pota" w:hAnsi="Iskoola Pota" w:cs="Iskoola Pota"/>
+              </w:rPr>
+              <w:t>……………………….</w:t>
+            </w:r>
+          </w:p>
+          <w:p>
+            <w:pPr>
+              <w:spacing w:line="240" w:lineRule="auto"/>
+              <w:jc w:val="center"/>
+            </w:pPr>
+            <w:r>
+              <w:rPr>
+                <w:rFonts w:ascii="Iskoola Pota" w:hAnsi="Iskoola Pota" w:cs="Iskoola Pota"/>
+              </w:rPr>
+              <w:t>කලාප</w:t>
+            </w:r>
+            <w:r>
+              <w:t xml:space="preserve"> </w:t>
+            </w:r>
+            <w:r>
+              <w:rPr>
+                <w:rFonts w:ascii="Iskoola Pota" w:hAnsi="Iskoola Pota" w:cs="Iskoola Pota"/>
+              </w:rPr>
+              <w:t>භාර</w:t>
+            </w:r>
+            <w:r>
+              <w:t xml:space="preserve"> </w:t>
+            </w:r>
+            <w:r>
+              <w:rPr>
+                <w:rFonts w:ascii="Iskoola Pota" w:hAnsi="Iskoola Pota" w:cs="Iskoola Pota"/>
+              </w:rPr>
+              <w:t>මූලස්ථාන</w:t>
+            </w:r>
+          </w:p>
+        </w:tc>
+      </w:tr>
+    </w:tbl>
+    <w:p>
+      <w:pPr>
+        <w:spacing w:line="360" w:lineRule="auto"/>
+      </w:pPr>
+    </w:p>
+    <w:p>
+      <w:pPr>
+        <w:rPr>
+          <w:rFonts w:ascii="Iskoola Pota" w:hAnsi="Iskoola Pota" w:cs="Iskoola Pota"/>
+        </w:rPr>
+      </w:pPr>
+      <w:r>
+        <w:rPr>
+          <w:rFonts w:ascii="Iskoola Pota" w:hAnsi="Iskoola Pota" w:cs="Iskoola Pota"/>
+        </w:rPr>
+        <w:t>දිනය</w:t>
+      </w:r>
+      <w:r>
+        <w:t xml:space="preserve">: ..........................                                                                                 </w:t>
+      </w:r>
+      <w:r>
+        <w:rPr>
+          <w:rFonts w:ascii="Iskoola Pota" w:hAnsi="Iskoola Pota" w:cs="Iskoola Pota"/>
+        </w:rPr>
+        <w:t>නම</w:t>
+      </w:r>
+      <w:r>
+        <w:rPr>
+          <w:rFonts w:ascii="Iskoola Pota" w:hAnsi="Iskoola Pota" w:cs="Iskoola Pota"/>
+        </w:rPr>
+        <w:t xml:space="preserve">: </w:t>
+      </w:r>
+      <w:r>
+        <w:t>...........................................</w:t>
+      </w:r>
+      <w:r>
+        <w:t>.........</w:t>
+      </w:r>
+    </w:p>
+    <w:p>
+      <w:pPr>
+        <w:spacing w:line="360" w:lineRule="auto"/>
+      </w:pPr>
+    </w:p>
+    <w:p>
+      <w:pPr>
+        <w:spacing w:line="360" w:lineRule="auto"/>
+        <w:jc w:val="right"/>
+      </w:pPr>
+      <w:r>
+        <w:rPr>
+          <w:rFonts w:ascii="Iskoola Pota" w:hAnsi="Iskoola Pota" w:cs="Iskoola Pota"/>
+        </w:rPr>
+        <w:t>ඇමුණුම</w:t>
+      </w:r>
+      <w:r>
+        <w:t xml:space="preserve"> - 02</w:t>
+      </w:r>
+    </w:p>
+    <w:p>
+      <w:pPr>
+        <w:spacing w:after="0" w:line="360" w:lineRule="auto"/>
+        <w:jc w:val="center"/>
+        <w:rPr>
+          <w:rFonts w:ascii="Iskoola Pota" w:hAnsi="Iskoola Pota" w:cs="Iskoola Pota"/>
+          <w:b/>
+          <w:bCs/>
+          <w:sz w:val="24"/>
+          <w:szCs w:val="24"/>
+          <w:u w:val="single"/>
+        </w:rPr>
+      </w:pPr>
+      <w:r>
+        <w:rPr>
+          <w:rFonts w:ascii="Iskoola Pota" w:hAnsi="Iskoola Pota" w:cs="Iskoola Pota"/>
+          <w:b/>
+          <w:bCs/>
+          <w:sz w:val="24"/>
+          <w:szCs w:val="24"/>
+          <w:u w:val="single"/>
+        </w:rPr>
+        <w:t>සමූපකාර සංවර්ධන නිලධාරීන්ගේ කාර්ය සාධනය</w:t>
+      </w:r>
+    </w:p>
+    <w:p>
+      <w:pPr>
+        <w:spacing w:after="0" w:line="360" w:lineRule="auto"/>
+        <w:jc w:val="center"/>
+        <w:rPr>
+          <w:rFonts w:ascii="Iskoola Pota" w:hAnsi="Iskoola Pota" w:cs="Iskoola Pota"/>
+          <w:b/>
+          <w:bCs/>
+          <w:sz w:val="24"/>
+          <w:szCs w:val="24"/>
+          <w:u w:val="single"/>
+        </w:rPr>
+      </w:pPr>
+      <w:r>
+        <w:rPr>
+          <w:rFonts w:ascii="Iskoola Pota" w:hAnsi="Iskoola Pota" w:cs="Iskoola Pota"/>
+          <w:b/>
+          <w:bCs/>
+          <w:sz w:val="24"/>
+          <w:szCs w:val="24"/>
+          <w:u w:val="single"/>
+        </w:rPr>
+        <w:t xml:space="preserve">'මී ආකෘති පත්‍රය සමග' සහකාර කොමසාරිස් විසින් ඉදිරිපත් කළයුතු වාර්තාව </w:t>
+      </w:r>
+    </w:p>
+    <w:p>
+      <w:pPr>
+        <w:spacing w:after="0" w:line="360" w:lineRule="auto"/>
+        <w:jc w:val="center"/>
+        <w:rPr>
+          <w:rFonts w:ascii="Iskoola Pota" w:hAnsi="Iskoola Pota" w:cs="Iskoola Pota"/>
+          <w:b/>
+          <w:bCs/>
+          <w:sz w:val="24"/>
+          <w:szCs w:val="24"/>
+          <w:u w:val="single"/>
+        </w:rPr>
+      </w:pPr>
+      <w:r>
+        <w:rPr>
+          <w:rFonts w:ascii="Iskoola Pota" w:hAnsi="Iskoola Pota" w:cs="Iskoola Pota"/>
+          <w:b/>
+          <w:bCs/>
+          <w:sz w:val="24"/>
+          <w:szCs w:val="24"/>
+          <w:u w:val="single"/>
+        </w:rPr>
+        <w:t>සමුපකාර සංවර්ධන දෙපාර්තමේන්තුව - මධ්‍යම පළාත</w:t>
+      </w:r>
+    </w:p>
+    <w:p>
+      <w:pPr>
+        <w:spacing w:after="0" w:line="240" w:lineRule="auto"/>
+        <w:rPr>
+          <w:rFonts w:ascii="Iskoola Pota" w:hAnsi="Iskoola Pota" w:cs="Iskoola Pota"/>
+        </w:rPr>
+      </w:pPr>
+    </w:p>
+    <w:p>
+      <w:r>
+        <w:rPr>
+          <w:rFonts w:ascii="Iskoola Pota" w:hAnsi="Iskoola Pota" w:cs="Iskoola Pota"/>
+        </w:rPr>
+        <w:t>ඇගයීමට</w:t>
+      </w:r>
+      <w:r>
+        <w:t xml:space="preserve"> </w:t>
+      </w:r>
+      <w:r>
+        <w:rPr>
+          <w:rFonts w:ascii="Iskoola Pota" w:hAnsi="Iskoola Pota" w:cs="Iskoola Pota"/>
+        </w:rPr>
+        <w:t>භාජනය</w:t>
+      </w:r>
+      <w:r>
+        <w:t xml:space="preserve"> </w:t>
+      </w:r>
+      <w:r>
+        <w:rPr>
+          <w:rFonts w:ascii="Iskoola Pota" w:hAnsi="Iskoola Pota" w:cs="Iskoola Pota"/>
+        </w:rPr>
+        <w:t>වන</w:t>
+      </w:r>
+      <w:r>
+        <w:t xml:space="preserve"> </w:t>
+      </w:r>
+      <w:r>
+        <w:rPr>
+          <w:rFonts w:ascii="Iskoola Pota" w:hAnsi="Iskoola Pota" w:cs="Iskoola Pota"/>
+        </w:rPr>
+        <w:t>කාලය</w:t>
+      </w:r>
+      <w:r>
+        <w:t xml:space="preserve">: ....................... </w:t>
+      </w:r>
+      <w:r>
+        <w:rPr>
+          <w:rFonts w:ascii="Iskoola Pota" w:hAnsi="Iskoola Pota" w:cs="Iskoola Pota"/>
+        </w:rPr>
+        <w:t>සිට</w:t>
+      </w:r>
+      <w:r>
+        <w:t xml:space="preserve"> ....................... </w:t>
+      </w:r>
+      <w:r>
+        <w:rPr>
+          <w:rFonts w:ascii="Iskoola Pota" w:hAnsi="Iskoola Pota" w:cs="Iskoola Pota"/>
+        </w:rPr>
+        <w:t>දක්වා</w:t>
+      </w:r>
+      <w:r>
+        <w:t xml:space="preserve"> </w:t>
+      </w:r>
+    </w:p>
+    <w:p>
+      <w:r>
+        <w:t xml:space="preserve">01.  1.1 </w:t>
+      </w:r>
+      <w:r>
+        <w:rPr>
+          <w:rFonts w:ascii="Iskoola Pota" w:hAnsi="Iskoola Pota" w:cs="Iskoola Pota"/>
+        </w:rPr>
+        <w:t>නිලධාරියාගේ නම</w:t>
+      </w:r>
+      <w:r>
+        <w:t xml:space="preserve">: </w:t>
+      </w:r>
+    </w:p>
+    <w:p>
+      <w:pPr>
+        <w:ind w:left="360"/>
+      </w:pPr>
+      <w:r>
+        <w:t xml:space="preserve">1.2 </w:t>
+      </w:r>
+      <w:r>
+        <w:rPr>
+          <w:rFonts w:ascii="Iskoola Pota" w:hAnsi="Iskoola Pota" w:cs="Iskoola Pota"/>
+        </w:rPr>
+        <w:t>තනතුර</w:t>
+      </w:r>
+      <w:r>
+        <w:t xml:space="preserve">: </w:t>
+      </w:r>
+    </w:p>
+    <w:p>
+      <w:pPr>
+        <w:ind w:left="360"/>
+      </w:pPr>
+      <w:r>
+        <w:t>1.</w:t>
+      </w:r>
+      <w:r>
+        <w:t>3</w:t>
+      </w:r>
+      <w:r>
+        <w:t xml:space="preserve"> </w:t>
+      </w:r>
+      <w:r>
+        <w:rPr>
+          <w:rFonts w:ascii="Iskoola Pota" w:hAnsi="Iskoola Pota" w:cs="Iskoola Pota"/>
+        </w:rPr>
+        <w:t>අනුයුක්ත තනතුර</w:t>
+      </w:r>
+      <w:r>
+        <w:t>:</w:t>
+      </w:r>
+    </w:p>
+    <w:p>
+      <w:pPr>
+        <w:ind w:left="360"/>
+      </w:pPr>
+      <w:r>
+        <w:t xml:space="preserve">1.4 </w:t>
+      </w:r>
+      <w:r>
+        <w:rPr>
+          <w:rFonts w:ascii="Iskoola Pota" w:hAnsi="Iskoola Pota" w:cs="Iskoola Pota"/>
+        </w:rPr>
+        <w:t>සේවා</w:t>
+      </w:r>
+      <w:r>
+        <w:t xml:space="preserve"> </w:t>
+      </w:r>
+      <w:r>
+        <w:rPr>
+          <w:rFonts w:ascii="Iskoola Pota" w:hAnsi="Iskoola Pota" w:cs="Iskoola Pota"/>
+        </w:rPr>
+        <w:t>ස්ථානය</w:t>
+      </w:r>
+      <w:r>
+        <w:t xml:space="preserve"> / </w:t>
+      </w:r>
+      <w:r>
+        <w:rPr>
+          <w:rFonts w:ascii="Iskoola Pota" w:hAnsi="Iskoola Pota" w:cs="Iskoola Pota"/>
+        </w:rPr>
+        <w:t>කලාපය</w:t>
+      </w:r>
+      <w:r>
+        <w:t xml:space="preserve">: </w:t>
+      </w:r>
+    </w:p>
+    <w:p>
+      <w:pPr>
+        <w:ind w:left="360"/>
+      </w:pPr>
+    </w:p>
+    <w:p>
+      <w:pPr>
+        <w:spacing w:after="0" w:line="240" w:lineRule="auto"/>
+      </w:pPr>
+    </w:p>
+    <w:p>
+      <w:pPr>
+        <w:spacing w:line="360" w:lineRule="auto"/>
+        <w:rPr>
+          <w:rFonts w:ascii="Iskoola Pota" w:hAnsi="Iskoola Pota" w:cs="Iskoola Pota"/>
+        </w:rPr>
+      </w:pPr>
+      <w:r>
+        <w:rPr>
+          <w:rFonts w:ascii="Iskoola Pota" w:hAnsi="Iskoola Pota" w:cs="Iskoola Pota"/>
+        </w:rPr>
+        <w:t>02      2.1      රාජකාරි දින පොත යාවත් කාලීනව පවත්වාගැනීම සිදුකර:    ඇත / නැත</w:t>
+      </w:r>
+    </w:p>
+    <w:p>
+      <w:pPr>
+        <w:spacing w:line="360" w:lineRule="auto"/>
+        <w:rPr>
+          <w:rFonts w:ascii="Iskoola Pota" w:hAnsi="Iskoola Pota" w:cs="Iskoola Pota"/>
+        </w:rPr>
+      </w:pPr>
+      <w:r>
+        <w:rPr>
+          <w:rFonts w:ascii="Iskoola Pota" w:hAnsi="Iskoola Pota" w:cs="Iskoola Pota"/>
+        </w:rPr>
+        <w:t xml:space="preserve">          </w:t>
+      </w:r>
+      <w:r>
+        <w:rPr>
+          <w:rFonts w:ascii="Iskoola Pota" w:hAnsi="Iskoola Pota" w:cs="Iskoola Pota"/>
+        </w:rPr>
+        <w:t xml:space="preserve">2.2      දිස්ත්‍රික් කාර්යාලයේ මූලස්ථාන සංවර්ධන නිලධාරි / කලාප භාර මූලස්ථාන සංවර්ධන නිලධාරි </w:t>
+      </w:r>
+      <w:r>
+        <w:rPr>
+          <w:rFonts w:ascii="Iskoola Pota" w:hAnsi="Iskoola Pota" w:cs="Iskoola Pota"/>
+        </w:rPr>
+        <w:t xml:space="preserve">  </w:t>
+      </w:r>
+      <w:r>
+        <w:rPr>
+          <w:rFonts w:ascii="Iskoola Pota" w:hAnsi="Iskoola Pota" w:cs="Iskoola Pota"/>
+        </w:rPr>
+        <w:t>/ජ්‍යෙෂ්ඨ විගණක/ උසාවි භාර නිලධාරි/ ස්වාධීන විගණක/ සමිති භාර සමුපකාර සංවර්ධන නිලධාරිවරුන් ප්‍රධාන හා විමර්ශන භාර නිලධාරීන් විසින් භාරදිය යුතු සියලුම :</w:t>
+      </w:r>
+    </w:p>
+    <w:tbl>
+      <w:tblPr>
+        <w:tblStyle w:val="TableGrid"/>
+        <w:tblW w:w="0" w:type="auto"/>
+        <w:tblInd w:w="-5" w:type="dxa"/>
+        <w:tblLook w:val="04A0" w:firstRow="1" w:lastRow="0" w:firstColumn="1" w:lastColumn="0" w:noHBand="0" w:noVBand="1"/>
+      </w:tblPr>
+      <w:tblGrid>
+        <w:gridCol w:w="6300"/>
+        <w:gridCol w:w="2880"/>
+      </w:tblGrid>
+      <w:tr>
+        <w:tc>
+          <w:tcPr>
+            <w:tcW w:w="6300" w:type="dxa"/>
+          </w:tcPr>
+          <w:p>
+            <w:pPr>
+              <w:spacing w:line="360" w:lineRule="auto"/>
+              <w:rPr>
+                <w:rFonts w:ascii="Iskoola Pota" w:hAnsi="Iskoola Pota" w:cs="Iskoola Pota"/>
+              </w:rPr>
+            </w:pPr>
+            <w:r>
+              <w:rPr>
+                <w:rFonts w:ascii="Iskoola Pota" w:hAnsi="Iskoola Pota" w:cs="Iskoola Pota"/>
+              </w:rPr>
+              <w:t>අ</w:t>
+            </w:r>
+            <w:r>
+              <w:rPr>
+                <w:rFonts w:ascii="Iskoola Pota" w:hAnsi="Iskoola Pota" w:cs="Iskoola Pota"/>
+              </w:rPr>
+              <w:t xml:space="preserve">. </w:t>
+            </w:r>
+            <w:r>
+              <w:rPr>
+                <w:rFonts w:ascii="Iskoola Pota" w:hAnsi="Iskoola Pota" w:cs="Iskoola Pota"/>
+              </w:rPr>
+              <w:t xml:space="preserve">  බැංකු නියාමන / බැංකු පරීක්ෂණ / මූලික පරීක්ෂණ / විමර්ශන සහ අනෙකුත් සියලුම වාර්තා</w:t>
+            </w:r>
+          </w:p>
+        </w:tc>
+        <w:tc>
+          <w:tcPr>
+            <w:tcW w:w="2880" w:type="dxa"/>
+          </w:tcPr>
+          <w:p>
+            <w:pPr>
+              <w:spacing w:line="240" w:lineRule="auto"/>
+              <w:jc w:val="center"/>
+              <w:rPr>
+                <w:rFonts w:ascii="Iskoola Pota" w:hAnsi="Iskoola Pota" w:cs="Iskoola Pota"/>
+              </w:rPr>
+            </w:pPr>
+            <w:r>
+              <w:rPr>
+                <w:rFonts w:ascii="Iskoola Pota" w:hAnsi="Iskoola Pota" w:cs="Iskoola Pota"/>
+              </w:rPr>
+              <w:t>භාරදී ඇත / නැත</w:t>
+            </w:r>
+          </w:p>
+        </w:tc>
+      </w:tr>
+      <w:tr>
+        <w:tc>
+          <w:tcPr>
+            <w:tcW w:w="6300" w:type="dxa"/>
+          </w:tcPr>
+          <w:p>
+            <w:pPr>
+              <w:spacing w:line="240" w:lineRule="auto"/>
+              <w:rPr>
+                <w:rFonts w:ascii="Iskoola Pota" w:hAnsi="Iskoola Pota" w:cs="Iskoola Pota"/>
+              </w:rPr>
+            </w:pPr>
+            <w:r>
+              <w:rPr>
+                <w:rFonts w:ascii="Iskoola Pota" w:hAnsi="Iskoola Pota" w:cs="Iskoola Pota"/>
+              </w:rPr>
+              <w:t>ආ</w:t>
+            </w:r>
+            <w:r>
+              <w:rPr>
+                <w:rFonts w:ascii="Iskoola Pota" w:hAnsi="Iskoola Pota" w:cs="Iskoola Pota"/>
+              </w:rPr>
+              <w:t xml:space="preserve">. </w:t>
+            </w:r>
+            <w:r>
+              <w:rPr>
+                <w:rFonts w:ascii="Iskoola Pota" w:hAnsi="Iskoola Pota" w:cs="Iskoola Pota"/>
+              </w:rPr>
+              <w:t>විගණන සමාලෝචන වාර්තා     </w:t>
+            </w:r>
+          </w:p>
+        </w:tc>
+        <w:tc>
+          <w:tcPr>
+            <w:tcW w:w="2880" w:type="dxa"/>
+          </w:tcPr>
+          <w:p>
+            <w:pPr>
+              <w:spacing w:line="240" w:lineRule="auto"/>
+              <w:jc w:val="center"/>
+              <w:rPr>
+                <w:rFonts w:ascii="Iskoola Pota" w:hAnsi="Iskoola Pota" w:cs="Iskoola Pota"/>
+              </w:rPr>
+            </w:pPr>
+            <w:r>
+              <w:rPr>
+                <w:rFonts w:ascii="Iskoola Pota" w:hAnsi="Iskoola Pota" w:cs="Iskoola Pota"/>
+              </w:rPr>
+              <w:t>භාරදී ඇත / නැත</w:t>
+            </w:r>
+          </w:p>
+        </w:tc>
+      </w:tr>
+      <w:tr>
+        <w:tc>
+          <w:tcPr>
+            <w:tcW w:w="6300" w:type="dxa"/>
+          </w:tcPr>
+          <w:p>
+            <w:pPr>
+              <w:spacing w:line="240" w:lineRule="auto"/>
+              <w:rPr>
+                <w:rFonts w:ascii="Iskoola Pota" w:hAnsi="Iskoola Pota" w:cs="Iskoola Pota"/>
+              </w:rPr>
+            </w:pPr>
+            <w:r>
+              <w:rPr>
+                <w:rFonts w:ascii="Iskoola Pota" w:hAnsi="Iskoola Pota" w:cs="Iskoola Pota"/>
+              </w:rPr>
+              <w:t>ඇ</w:t>
+            </w:r>
+            <w:r>
+              <w:rPr>
+                <w:rFonts w:ascii="Iskoola Pota" w:hAnsi="Iskoola Pota" w:cs="Iskoola Pota"/>
+              </w:rPr>
+              <w:t xml:space="preserve">. </w:t>
+            </w:r>
+            <w:r>
+              <w:rPr>
+                <w:rFonts w:ascii="Iskoola Pota" w:hAnsi="Iskoola Pota" w:cs="Iskoola Pota"/>
+              </w:rPr>
+              <w:t>විගණන වාර්තා</w:t>
+            </w:r>
+          </w:p>
+        </w:tc>
+        <w:tc>
+          <w:tcPr>
+            <w:tcW w:w="2880" w:type="dxa"/>
+          </w:tcPr>
+          <w:p>
+            <w:pPr>
+              <w:spacing w:line="240" w:lineRule="auto"/>
+              <w:jc w:val="center"/>
+              <w:rPr>
+                <w:rFonts w:ascii="Iskoola Pota" w:hAnsi="Iskoola Pota" w:cs="Iskoola Pota"/>
+              </w:rPr>
+            </w:pPr>
+            <w:r>
+              <w:rPr>
+                <w:rFonts w:ascii="Iskoola Pota" w:hAnsi="Iskoola Pota" w:cs="Iskoola Pota"/>
+              </w:rPr>
+              <w:t>භාරදී ඇත / නැත</w:t>
+            </w:r>
+          </w:p>
+        </w:tc>
+      </w:tr>
+      <w:tr>
+        <w:tc>
+          <w:tcPr>
+            <w:tcW w:w="6300" w:type="dxa"/>
+          </w:tcPr>
+          <w:p>
+            <w:pPr>
+              <w:spacing w:line="240" w:lineRule="auto"/>
+              <w:rPr>
+                <w:rFonts w:ascii="Iskoola Pota" w:hAnsi="Iskoola Pota" w:cs="Iskoola Pota"/>
+              </w:rPr>
+            </w:pPr>
+            <w:r>
+              <w:rPr>
+                <w:rFonts w:ascii="Iskoola Pota" w:hAnsi="Iskoola Pota" w:cs="Iskoola Pota"/>
+              </w:rPr>
+              <w:t>ඈ</w:t>
+            </w:r>
+            <w:r>
+              <w:rPr>
+                <w:rFonts w:ascii="Iskoola Pota" w:hAnsi="Iskoola Pota" w:cs="Iskoola Pota"/>
+              </w:rPr>
+              <w:t xml:space="preserve">. </w:t>
+            </w:r>
+            <w:r>
+              <w:rPr>
+                <w:rFonts w:ascii="Iskoola Pota" w:hAnsi="Iskoola Pota" w:cs="Iskoola Pota"/>
+              </w:rPr>
+              <w:t>පැවරුම් ප්‍රගති වාර්තා හා අදාළ වාර්තා</w:t>
+            </w:r>
+          </w:p>
+        </w:tc>
+        <w:tc>
+          <w:tcPr>
+            <w:tcW w:w="2880" w:type="dxa"/>
+          </w:tcPr>
+          <w:p>
+            <w:pPr>
+              <w:spacing w:line="240" w:lineRule="auto"/>
+              <w:jc w:val="center"/>
+              <w:rPr>
+                <w:rFonts w:ascii="Iskoola Pota" w:hAnsi="Iskoola Pota" w:cs="Iskoola Pota"/>
+              </w:rPr>
+            </w:pPr>
+            <w:r>
+              <w:rPr>
+                <w:rFonts w:ascii="Iskoola Pota" w:hAnsi="Iskoola Pota" w:cs="Iskoola Pota"/>
+              </w:rPr>
+              <w:t>භාරදී ඇත / නැත</w:t>
+            </w:r>
+          </w:p>
+        </w:tc>
+      </w:tr>
+      <w:tr>
+        <w:tc>
+          <w:tcPr>
+            <w:tcW w:w="6300" w:type="dxa"/>
+          </w:tcPr>
+          <w:p>
+            <w:pPr>
+              <w:spacing w:line="240" w:lineRule="auto"/>
+              <w:rPr>
+                <w:rFonts w:ascii="Iskoola Pota" w:hAnsi="Iskoola Pota" w:cs="Iskoola Pota"/>
+              </w:rPr>
+            </w:pPr>
+            <w:r>
+              <w:rPr>
+                <w:rFonts w:ascii="Iskoola Pota" w:hAnsi="Iskoola Pota" w:cs="Iskoola Pota"/>
+              </w:rPr>
+              <w:t>ඉ</w:t>
+            </w:r>
+            <w:r>
+              <w:rPr>
+                <w:rFonts w:ascii="Iskoola Pota" w:hAnsi="Iskoola Pota" w:cs="Iskoola Pota"/>
+              </w:rPr>
+              <w:t xml:space="preserve">. </w:t>
+            </w:r>
+            <w:r>
+              <w:rPr>
+                <w:rFonts w:ascii="Iskoola Pota" w:hAnsi="Iskoola Pota" w:cs="Iskoola Pota"/>
+              </w:rPr>
+              <w:t>ඊ 28 සමාලෝචනය  </w:t>
+            </w:r>
+          </w:p>
+        </w:tc>
+        <w:tc>
+          <w:tcPr>
+            <w:tcW w:w="2880" w:type="dxa"/>
+          </w:tcPr>
+          <w:p>
+            <w:pPr>
+              <w:spacing w:line="240" w:lineRule="auto"/>
+              <w:jc w:val="center"/>
+              <w:rPr>
+                <w:rFonts w:ascii="Iskoola Pota" w:hAnsi="Iskoola Pota" w:cs="Iskoola Pota"/>
+              </w:rPr>
+            </w:pPr>
+            <w:r>
+              <w:rPr>
+                <w:rFonts w:ascii="Iskoola Pota" w:hAnsi="Iskoola Pota" w:cs="Iskoola Pota"/>
+              </w:rPr>
+              <w:t>භාරදී ඇත / නැත</w:t>
+            </w:r>
+          </w:p>
+        </w:tc>
+      </w:tr>
+      <w:tr>
+        <w:tc>
+          <w:tcPr>
+            <w:tcW w:w="6300" w:type="dxa"/>
+          </w:tcPr>
+          <w:p>
+            <w:pPr>
+              <w:spacing w:line="240" w:lineRule="auto"/>
+              <w:rPr>
+                <w:rFonts w:ascii="Iskoola Pota" w:hAnsi="Iskoola Pota" w:cs="Iskoola Pota"/>
+              </w:rPr>
+            </w:pPr>
+            <w:r>
+              <w:rPr>
+                <w:rFonts w:ascii="Iskoola Pota" w:hAnsi="Iskoola Pota" w:cs="Iskoola Pota"/>
+              </w:rPr>
+              <w:t>ඊ</w:t>
+            </w:r>
+            <w:r>
+              <w:rPr>
+                <w:rFonts w:ascii="Iskoola Pota" w:hAnsi="Iskoola Pota" w:cs="Iskoola Pota"/>
+              </w:rPr>
+              <w:t xml:space="preserve">. </w:t>
+            </w:r>
+            <w:r>
+              <w:rPr>
+                <w:rFonts w:ascii="Iskoola Pota" w:hAnsi="Iskoola Pota" w:cs="Iskoola Pota"/>
+              </w:rPr>
+              <w:t>උසාවි රාජකාරි වලට අදාළ වාර්තා        </w:t>
+            </w:r>
+          </w:p>
+        </w:tc>
+        <w:tc>
+          <w:tcPr>
+            <w:tcW w:w="2880" w:type="dxa"/>
+          </w:tcPr>
+          <w:p>
+            <w:pPr>
+              <w:spacing w:line="240" w:lineRule="auto"/>
+              <w:jc w:val="center"/>
+              <w:rPr>
+                <w:rFonts w:ascii="Iskoola Pota" w:hAnsi="Iskoola Pota" w:cs="Iskoola Pota"/>
+              </w:rPr>
+            </w:pPr>
+            <w:r>
+              <w:rPr>
+                <w:rFonts w:ascii="Iskoola Pota" w:hAnsi="Iskoola Pota" w:cs="Iskoola Pota"/>
+              </w:rPr>
+              <w:t>භාරදී ඇත / නැත</w:t>
+            </w:r>
+          </w:p>
+        </w:tc>
+      </w:tr>
+      <w:tr>
+        <w:tc>
+          <w:tcPr>
+            <w:tcW w:w="6300" w:type="dxa"/>
+          </w:tcPr>
+          <w:p>
+            <w:pPr>
+              <w:spacing w:line="240" w:lineRule="auto"/>
+              <w:rPr>
+                <w:rFonts w:ascii="Iskoola Pota" w:hAnsi="Iskoola Pota" w:cs="Iskoola Pota"/>
+              </w:rPr>
+            </w:pPr>
+            <w:r>
+              <w:rPr>
+                <w:rFonts w:ascii="Iskoola Pota" w:hAnsi="Iskoola Pota" w:cs="Iskoola Pota"/>
+              </w:rPr>
+              <w:t>උ</w:t>
+            </w:r>
+            <w:r>
+              <w:rPr>
+                <w:rFonts w:ascii="Iskoola Pota" w:hAnsi="Iskoola Pota" w:cs="Iskoola Pota"/>
+              </w:rPr>
+              <w:t xml:space="preserve">. </w:t>
+            </w:r>
+            <w:r>
+              <w:rPr>
+                <w:rFonts w:ascii="Iskoola Pota" w:hAnsi="Iskoola Pota" w:cs="Iskoola Pota"/>
+              </w:rPr>
+              <w:t>මා විසින් පවරන ලද වෙනත් විශේෂ රාජකාරි වලට අදාළ වාර්තා        </w:t>
+            </w:r>
+          </w:p>
+        </w:tc>
+        <w:tc>
+          <w:tcPr>
+            <w:tcW w:w="2880" w:type="dxa"/>
+          </w:tcPr>
+          <w:p>
+            <w:pPr>
+              <w:spacing w:line="240" w:lineRule="auto"/>
+              <w:jc w:val="center"/>
+              <w:rPr>
+                <w:rFonts w:ascii="Iskoola Pota" w:hAnsi="Iskoola Pota" w:cs="Iskoola Pota"/>
+              </w:rPr>
+            </w:pPr>
+            <w:r>
+              <w:rPr>
+                <w:rFonts w:ascii="Iskoola Pota" w:hAnsi="Iskoola Pota" w:cs="Iskoola Pota"/>
+              </w:rPr>
+              <w:t>භාරදී ඇත / නැත</w:t>
+            </w:r>
+          </w:p>
+        </w:tc>
+      </w:tr>
+    </w:tbl>
+    <w:p>
+      <w:pPr>
+        <w:spacing w:line="360" w:lineRule="auto"/>
+      </w:pPr>
+      <w:r>
+        <w:rPr>
+          <w:rFonts w:ascii="Iskoola Pota" w:hAnsi="Iskoola Pota" w:cs="Iskoola Pota"/>
+        </w:rPr>
+        <w:t>මෙයට</w:t>
+      </w:r>
+      <w:r>
+        <w:t xml:space="preserve"> </w:t>
+      </w:r>
+      <w:r>
+        <w:rPr>
+          <w:rFonts w:ascii="Iskoola Pota" w:hAnsi="Iskoola Pota" w:cs="Iskoola Pota"/>
+        </w:rPr>
+        <w:t>අනුව</w:t>
+      </w:r>
+      <w:r>
+        <w:t xml:space="preserve"> </w:t>
+      </w:r>
+      <w:r>
+        <w:rPr>
+          <w:rFonts w:ascii="Iskoola Pota" w:hAnsi="Iskoola Pota" w:cs="Iskoola Pota"/>
+        </w:rPr>
+        <w:t>මෙම</w:t>
+      </w:r>
+      <w:r>
+        <w:t xml:space="preserve"> </w:t>
+      </w:r>
+      <w:r>
+        <w:rPr>
+          <w:rFonts w:ascii="Iskoola Pota" w:hAnsi="Iskoola Pota" w:cs="Iskoola Pota"/>
+        </w:rPr>
+        <w:t>නිලධාරියාගේ</w:t>
+      </w:r>
+      <w:r>
+        <w:t xml:space="preserve"> / </w:t>
+      </w:r>
+      <w:r>
+        <w:rPr>
+          <w:rFonts w:ascii="Iskoola Pota" w:hAnsi="Iskoola Pota" w:cs="Iskoola Pota"/>
+        </w:rPr>
+        <w:t>නිලධාරිනියගේ</w:t>
+      </w:r>
+      <w:r>
+        <w:t xml:space="preserve"> </w:t>
+      </w:r>
+      <w:r>
+        <w:rPr>
+          <w:rFonts w:ascii="Iskoola Pota" w:hAnsi="Iskoola Pota" w:cs="Iskoola Pota"/>
+        </w:rPr>
+        <w:t>ඉහත</w:t>
+      </w:r>
+      <w:r>
+        <w:t xml:space="preserve"> </w:t>
+      </w:r>
+      <w:r>
+        <w:rPr>
+          <w:rFonts w:ascii="Iskoola Pota" w:hAnsi="Iskoola Pota" w:cs="Iskoola Pota"/>
+        </w:rPr>
+        <w:t>සඳහන්</w:t>
+      </w:r>
+      <w:r>
+        <w:t xml:space="preserve"> </w:t>
+      </w:r>
+      <w:r>
+        <w:rPr>
+          <w:rFonts w:ascii="Iskoola Pota" w:hAnsi="Iskoola Pota" w:cs="Iskoola Pota"/>
+        </w:rPr>
+        <w:t>කාලයට</w:t>
+      </w:r>
+      <w:r>
+        <w:t xml:space="preserve"> </w:t>
+      </w:r>
+      <w:r>
+        <w:rPr>
+          <w:rFonts w:ascii="Iskoola Pota" w:hAnsi="Iskoola Pota" w:cs="Iskoola Pota"/>
+        </w:rPr>
+        <w:t>අදාළ</w:t>
+      </w:r>
+      <w:r>
+        <w:t xml:space="preserve"> </w:t>
+      </w:r>
+      <w:r>
+        <w:rPr>
+          <w:rFonts w:ascii="Iskoola Pota" w:hAnsi="Iskoola Pota" w:cs="Iskoola Pota"/>
+        </w:rPr>
+        <w:t>කාර්ය</w:t>
+      </w:r>
+      <w:r>
+        <w:t xml:space="preserve"> </w:t>
+      </w:r>
+      <w:r>
+        <w:rPr>
+          <w:rFonts w:ascii="Iskoola Pota" w:hAnsi="Iskoola Pota" w:cs="Iskoola Pota"/>
+        </w:rPr>
+        <w:t>සාධන</w:t>
+      </w:r>
+      <w:r>
+        <w:t xml:space="preserve"> </w:t>
+      </w:r>
+      <w:r>
+        <w:rPr>
+          <w:rFonts w:ascii="Iskoola Pota" w:hAnsi="Iskoola Pota" w:cs="Iskoola Pota"/>
+        </w:rPr>
+        <w:t>පිළිබඳව</w:t>
+      </w:r>
+      <w:r>
+        <w:t xml:space="preserve"> </w:t>
+      </w:r>
+      <w:r>
+        <w:rPr>
+          <w:rFonts w:ascii="Iskoola Pota" w:hAnsi="Iskoola Pota" w:cs="Iskoola Pota"/>
+        </w:rPr>
+        <w:t>සෑහීමකට</w:t>
+      </w:r>
+      <w:r>
+        <w:t xml:space="preserve"> </w:t>
+      </w:r>
+      <w:r>
+        <w:rPr>
+          <w:rFonts w:ascii="Iskoola Pota" w:hAnsi="Iskoola Pota" w:cs="Iskoola Pota"/>
+        </w:rPr>
+        <w:t>පත්වෙමි</w:t>
+      </w:r>
+      <w:r>
+        <w:t xml:space="preserve"> / </w:t>
+      </w:r>
+      <w:r>
+        <w:rPr>
+          <w:rFonts w:ascii="Iskoola Pota" w:hAnsi="Iskoola Pota" w:cs="Iskoola Pota"/>
+        </w:rPr>
+        <w:t>පත්නොවෙමි</w:t>
+      </w:r>
+      <w:r>
+        <w:t>.</w:t>
+      </w:r>
+    </w:p>
+    <w:p>
+      <w:pPr>
+        <w:spacing w:line="360" w:lineRule="auto"/>
+      </w:pPr>
+    </w:p>
+    <w:p>
+      <w:r>
+        <w:rPr>
+          <w:rFonts w:ascii="Iskoola Pota" w:hAnsi="Iskoola Pota" w:cs="Iskoola Pota"/>
+        </w:rPr>
+        <w:t>දිනය</w:t>
+      </w:r>
+      <w:r>
+        <w:t xml:space="preserve">: ..........................                                                                                  ........................................................... </w:t>
+      </w:r>
+    </w:p>
+    <w:p>
+      <w:pPr>
+        <w:spacing w:after="0"/>
+        <w:jc w:val="right"/>
+        <w:rPr>
+          <w:rFonts w:ascii="Iskoola Pota" w:hAnsi="Iskoola Pota" w:cs="Iskoola Pota"/>
+        </w:rPr>
+      </w:pPr>
+      <w:r>
+        <w:rPr>
+          <w:rFonts w:ascii="Iskoola Pota" w:hAnsi="Iskoola Pota" w:cs="Iskoola Pota"/>
+        </w:rPr>
+        <w:t>සමුපකාර සංවර්ධන සහකාර කොමසාරිස් (නීති/සංවර්ධන)</w:t>
+      </w:r>
+    </w:p>
+    <w:p>
+      <w:pPr>
+        <w:spacing w:after="0"/>
+        <w:jc w:val="right"/>
+      </w:pPr>
+      <w:r>
+        <w:t xml:space="preserve"> </w:t>
+      </w:r>
+      <w:r>
+        <w:rPr>
+          <w:rFonts w:ascii="Iskoola Pota" w:hAnsi="Iskoola Pota" w:cs="Iskoola Pota"/>
+        </w:rPr>
+        <w:t>පළාත්</w:t>
+      </w:r>
+      <w:r>
+        <w:t xml:space="preserve"> </w:t>
+      </w:r>
+      <w:r>
+        <w:rPr>
+          <w:rFonts w:ascii="Iskoola Pota" w:hAnsi="Iskoola Pota" w:cs="Iskoola Pota"/>
+        </w:rPr>
+        <w:t>කාර්යාලය</w:t>
+      </w:r>
+    </w:p>
+    <w:p>
+      <w:pPr>
+        <w:spacing w:line="360" w:lineRule="auto"/>
+        <w:jc w:val="right"/>
+      </w:pPr>
+    </w:p>
+    <w:p>
+      <w:pPr>
+        <w:spacing w:line="360" w:lineRule="auto"/>
+        <w:jc w:val="right"/>
+        <w:rPr>
+          <w:rFonts w:ascii="Iskoola Pota" w:hAnsi="Iskoola Pota" w:cs="Iskoola Pota"/>
+        </w:rPr>
+      </w:pPr>
+      <w:r>
+        <w:t>'</w:t>
+      </w:r>
+      <w:r>
+        <w:rPr>
+          <w:rFonts w:ascii="Iskoola Pota" w:hAnsi="Iskoola Pota" w:cs="Iskoola Pota"/>
+        </w:rPr>
+        <w:t>මී</w:t>
+      </w:r>
+      <w:r>
+        <w:t xml:space="preserve">' </w:t>
+      </w:r>
+      <w:r>
+        <w:rPr>
+          <w:rFonts w:ascii="Iskoola Pota" w:hAnsi="Iskoola Pota" w:cs="Iskoola Pota"/>
+        </w:rPr>
+        <w:t>ආකෘති</w:t>
+      </w:r>
+      <w:r>
+        <w:t xml:space="preserve"> </w:t>
+      </w:r>
+      <w:r>
+        <w:rPr>
+          <w:rFonts w:ascii="Iskoola Pota" w:hAnsi="Iskoola Pota" w:cs="Iskoola Pota"/>
+        </w:rPr>
+        <w:t>පත්</w:t>
+      </w:r>
+      <w:r>
+        <w:t>‍</w:t>
+      </w:r>
+      <w:r>
+        <w:rPr>
+          <w:rFonts w:ascii="Iskoola Pota" w:hAnsi="Iskoola Pota" w:cs="Iskoola Pota"/>
+        </w:rPr>
+        <w:t>රය</w:t>
+      </w:r>
+    </w:p>
+    <w:p>
+      <w:pPr>
+        <w:spacing w:line="240" w:lineRule="auto"/>
+        <w:jc w:val="center"/>
+        <w:rPr>
+          <w:b/>
+          <w:bCs/>
+          <w:sz w:val="24"/>
+          <w:szCs w:val="24"/>
+          <w:u w:val="single"/>
+        </w:rPr>
+      </w:pPr>
+      <w:r>
+        <w:rPr>
+          <w:rFonts w:ascii="Iskoola Pota" w:hAnsi="Iskoola Pota" w:cs="Iskoola Pota"/>
+          <w:b/>
+          <w:bCs/>
+          <w:sz w:val="24"/>
+          <w:szCs w:val="24"/>
+          <w:u w:val="single"/>
+        </w:rPr>
+        <w:t>කාර්ය</w:t>
+      </w:r>
+      <w:r>
+        <w:rPr>
+          <w:b/>
+          <w:bCs/>
+          <w:sz w:val="24"/>
+          <w:szCs w:val="24"/>
+          <w:u w:val="single"/>
+        </w:rPr>
+        <w:t xml:space="preserve"> </w:t>
+      </w:r>
+      <w:r>
+        <w:rPr>
+          <w:rFonts w:ascii="Iskoola Pota" w:hAnsi="Iskoola Pota" w:cs="Iskoola Pota"/>
+          <w:b/>
+          <w:bCs/>
+          <w:sz w:val="24"/>
+          <w:szCs w:val="24"/>
+          <w:u w:val="single"/>
+        </w:rPr>
+        <w:t>සාධන</w:t>
+      </w:r>
+      <w:r>
+        <w:rPr>
+          <w:b/>
+          <w:bCs/>
+          <w:sz w:val="24"/>
+          <w:szCs w:val="24"/>
+          <w:u w:val="single"/>
+        </w:rPr>
+        <w:t xml:space="preserve"> </w:t>
+      </w:r>
+      <w:r>
+        <w:rPr>
+          <w:rFonts w:ascii="Iskoola Pota" w:hAnsi="Iskoola Pota" w:cs="Iskoola Pota"/>
+          <w:b/>
+          <w:bCs/>
+          <w:sz w:val="24"/>
+          <w:szCs w:val="24"/>
+          <w:u w:val="single"/>
+        </w:rPr>
+        <w:t>ඇගයීම්</w:t>
+      </w:r>
+      <w:r>
+        <w:rPr>
+          <w:b/>
+          <w:bCs/>
+          <w:sz w:val="24"/>
+          <w:szCs w:val="24"/>
+          <w:u w:val="single"/>
+        </w:rPr>
+        <w:t xml:space="preserve"> </w:t>
+      </w:r>
+      <w:r>
+        <w:rPr>
+          <w:rFonts w:ascii="Iskoola Pota" w:hAnsi="Iskoola Pota" w:cs="Iskoola Pota"/>
+          <w:b/>
+          <w:bCs/>
+          <w:sz w:val="24"/>
+          <w:szCs w:val="24"/>
+          <w:u w:val="single"/>
+        </w:rPr>
+        <w:t>වාර්තාව</w:t>
+      </w:r>
+      <w:r>
+        <w:rPr>
+          <w:b/>
+          <w:bCs/>
+          <w:sz w:val="24"/>
+          <w:szCs w:val="24"/>
+          <w:u w:val="single"/>
+        </w:rPr>
+        <w:t xml:space="preserve"> </w:t>
+      </w:r>
+    </w:p>
+    <w:p>
+      <w:pPr>
+        <w:spacing w:line="240" w:lineRule="auto"/>
+        <w:jc w:val="center"/>
+        <w:rPr>
+          <w:b/>
+          <w:bCs/>
+          <w:sz w:val="24"/>
+          <w:szCs w:val="24"/>
+          <w:u w:val="single"/>
+        </w:rPr>
+      </w:pPr>
+      <w:r>
+        <w:rPr>
+          <w:b/>
+          <w:bCs/>
+          <w:sz w:val="24"/>
+          <w:szCs w:val="24"/>
+          <w:u w:val="single"/>
+        </w:rPr>
+        <w:t>(</w:t>
+      </w:r>
+      <w:r>
+        <w:rPr>
+          <w:rFonts w:ascii="Iskoola Pota" w:hAnsi="Iskoola Pota" w:cs="Iskoola Pota"/>
+          <w:b/>
+          <w:bCs/>
+          <w:sz w:val="24"/>
+          <w:szCs w:val="24"/>
+          <w:u w:val="single"/>
+        </w:rPr>
+        <w:t>ඒ</w:t>
+      </w:r>
+      <w:r>
+        <w:rPr>
+          <w:b/>
+          <w:bCs/>
+          <w:sz w:val="24"/>
+          <w:szCs w:val="24"/>
+          <w:u w:val="single"/>
+        </w:rPr>
+        <w:t xml:space="preserve"> </w:t>
+      </w:r>
+      <w:r>
+        <w:rPr>
+          <w:rFonts w:ascii="Iskoola Pota" w:hAnsi="Iskoola Pota" w:cs="Iskoola Pota"/>
+          <w:b/>
+          <w:bCs/>
+          <w:sz w:val="24"/>
+          <w:szCs w:val="24"/>
+          <w:u w:val="single"/>
+        </w:rPr>
+        <w:t>සිට</w:t>
+      </w:r>
+      <w:r>
+        <w:rPr>
+          <w:b/>
+          <w:bCs/>
+          <w:sz w:val="24"/>
+          <w:szCs w:val="24"/>
+          <w:u w:val="single"/>
+        </w:rPr>
+        <w:t xml:space="preserve"> </w:t>
+      </w:r>
+      <w:r>
+        <w:rPr>
+          <w:rFonts w:ascii="Iskoola Pota" w:hAnsi="Iskoola Pota" w:cs="Iskoola Pota"/>
+          <w:b/>
+          <w:bCs/>
+          <w:sz w:val="24"/>
+          <w:szCs w:val="24"/>
+          <w:u w:val="single"/>
+        </w:rPr>
+        <w:t>ඩී</w:t>
+      </w:r>
+      <w:r>
+        <w:rPr>
+          <w:b/>
+          <w:bCs/>
+          <w:sz w:val="24"/>
+          <w:szCs w:val="24"/>
+          <w:u w:val="single"/>
+        </w:rPr>
+        <w:t xml:space="preserve"> </w:t>
+      </w:r>
+      <w:r>
+        <w:rPr>
+          <w:rFonts w:ascii="Iskoola Pota" w:hAnsi="Iskoola Pota" w:cs="Iskoola Pota"/>
+          <w:b/>
+          <w:bCs/>
+          <w:sz w:val="24"/>
+          <w:szCs w:val="24"/>
+          <w:u w:val="single"/>
+        </w:rPr>
+        <w:t>දක්වා</w:t>
+      </w:r>
+      <w:r>
+        <w:rPr>
+          <w:b/>
+          <w:bCs/>
+          <w:sz w:val="24"/>
+          <w:szCs w:val="24"/>
+          <w:u w:val="single"/>
+        </w:rPr>
+        <w:t xml:space="preserve"> </w:t>
+      </w:r>
+      <w:r>
+        <w:rPr>
+          <w:rFonts w:ascii="Iskoola Pota" w:hAnsi="Iskoola Pota" w:cs="Iskoola Pota"/>
+          <w:b/>
+          <w:bCs/>
+          <w:sz w:val="24"/>
+          <w:szCs w:val="24"/>
+          <w:u w:val="single"/>
+        </w:rPr>
+        <w:t>ආකෘතිපත්</w:t>
+      </w:r>
+      <w:r>
+        <w:rPr>
+          <w:b/>
+          <w:bCs/>
+          <w:sz w:val="24"/>
+          <w:szCs w:val="24"/>
+          <w:u w:val="single"/>
+        </w:rPr>
+        <w:t>‍</w:t>
+      </w:r>
+      <w:r>
+        <w:rPr>
+          <w:rFonts w:ascii="Iskoola Pota" w:hAnsi="Iskoola Pota" w:cs="Iskoola Pota"/>
+          <w:b/>
+          <w:bCs/>
+          <w:sz w:val="24"/>
+          <w:szCs w:val="24"/>
+          <w:u w:val="single"/>
+        </w:rPr>
+        <w:t>ර</w:t>
+      </w:r>
+      <w:r>
+        <w:rPr>
+          <w:b/>
+          <w:bCs/>
+          <w:sz w:val="24"/>
+          <w:szCs w:val="24"/>
+          <w:u w:val="single"/>
+        </w:rPr>
+        <w:t xml:space="preserve"> </w:t>
+      </w:r>
+      <w:r>
+        <w:rPr>
+          <w:rFonts w:ascii="Iskoola Pota" w:hAnsi="Iskoola Pota" w:cs="Iskoola Pota"/>
+          <w:b/>
+          <w:bCs/>
+          <w:sz w:val="24"/>
+          <w:szCs w:val="24"/>
+          <w:u w:val="single"/>
+        </w:rPr>
+        <w:t>වලින්</w:t>
+      </w:r>
+      <w:r>
+        <w:rPr>
+          <w:b/>
+          <w:bCs/>
+          <w:sz w:val="24"/>
+          <w:szCs w:val="24"/>
+          <w:u w:val="single"/>
+        </w:rPr>
+        <w:t xml:space="preserve"> </w:t>
+      </w:r>
+      <w:r>
+        <w:rPr>
+          <w:rFonts w:ascii="Iskoola Pota" w:hAnsi="Iskoola Pota" w:cs="Iskoola Pota"/>
+          <w:b/>
+          <w:bCs/>
+          <w:sz w:val="24"/>
+          <w:szCs w:val="24"/>
+          <w:u w:val="single"/>
+        </w:rPr>
+        <w:t>ආවරණය</w:t>
+      </w:r>
+      <w:r>
+        <w:rPr>
+          <w:b/>
+          <w:bCs/>
+          <w:sz w:val="24"/>
+          <w:szCs w:val="24"/>
+          <w:u w:val="single"/>
+        </w:rPr>
+        <w:t xml:space="preserve"> </w:t>
+      </w:r>
+      <w:r>
+        <w:rPr>
+          <w:rFonts w:ascii="Iskoola Pota" w:hAnsi="Iskoola Pota" w:cs="Iskoola Pota"/>
+          <w:b/>
+          <w:bCs/>
+          <w:sz w:val="24"/>
+          <w:szCs w:val="24"/>
+          <w:u w:val="single"/>
+        </w:rPr>
+        <w:t>නොවන</w:t>
+      </w:r>
+      <w:r>
+        <w:rPr>
+          <w:b/>
+          <w:bCs/>
+          <w:sz w:val="24"/>
+          <w:szCs w:val="24"/>
+          <w:u w:val="single"/>
+        </w:rPr>
+        <w:t xml:space="preserve"> </w:t>
+      </w:r>
+      <w:r>
+        <w:rPr>
+          <w:rFonts w:ascii="Iskoola Pota" w:hAnsi="Iskoola Pota" w:cs="Iskoola Pota"/>
+          <w:b/>
+          <w:bCs/>
+          <w:sz w:val="24"/>
+          <w:szCs w:val="24"/>
+          <w:u w:val="single"/>
+        </w:rPr>
+        <w:t>සෙසු</w:t>
+      </w:r>
+      <w:r>
+        <w:rPr>
+          <w:b/>
+          <w:bCs/>
+          <w:sz w:val="24"/>
+          <w:szCs w:val="24"/>
+          <w:u w:val="single"/>
+        </w:rPr>
+        <w:t xml:space="preserve"> </w:t>
+      </w:r>
+      <w:r>
+        <w:rPr>
+          <w:rFonts w:ascii="Iskoola Pota" w:hAnsi="Iskoola Pota" w:cs="Iskoola Pota"/>
+          <w:b/>
+          <w:bCs/>
+          <w:sz w:val="24"/>
+          <w:szCs w:val="24"/>
+          <w:u w:val="single"/>
+        </w:rPr>
+        <w:t>මාණ්ඩලික</w:t>
+      </w:r>
+      <w:r>
+        <w:rPr>
+          <w:b/>
+          <w:bCs/>
+          <w:sz w:val="24"/>
+          <w:szCs w:val="24"/>
+          <w:u w:val="single"/>
+        </w:rPr>
+        <w:t xml:space="preserve"> </w:t>
+      </w:r>
+      <w:r>
+        <w:rPr>
+          <w:rFonts w:ascii="Iskoola Pota" w:hAnsi="Iskoola Pota" w:cs="Iskoola Pota"/>
+          <w:b/>
+          <w:bCs/>
+          <w:sz w:val="24"/>
+          <w:szCs w:val="24"/>
+          <w:u w:val="single"/>
+        </w:rPr>
+        <w:t>නොවන</w:t>
+      </w:r>
+      <w:r>
+        <w:rPr>
+          <w:b/>
+          <w:bCs/>
+          <w:sz w:val="24"/>
+          <w:szCs w:val="24"/>
+          <w:u w:val="single"/>
+        </w:rPr>
+        <w:t xml:space="preserve"> </w:t>
+      </w:r>
+      <w:r>
+        <w:rPr>
+          <w:rFonts w:ascii="Iskoola Pota" w:hAnsi="Iskoola Pota" w:cs="Iskoola Pota"/>
+          <w:b/>
+          <w:bCs/>
+          <w:sz w:val="24"/>
+          <w:szCs w:val="24"/>
+          <w:u w:val="single"/>
+        </w:rPr>
+        <w:t>නිලධාරීන්</w:t>
+      </w:r>
+      <w:r>
+        <w:rPr>
+          <w:b/>
+          <w:bCs/>
+          <w:sz w:val="24"/>
+          <w:szCs w:val="24"/>
+          <w:u w:val="single"/>
+        </w:rPr>
+        <w:t>)</w:t>
+      </w:r>
+    </w:p>
+    <w:p>
+      <w:pPr>
+        <w:spacing w:after="0" w:line="240" w:lineRule="auto"/>
+        <w:jc w:val="center"/>
+        <w:rPr>
+          <w:b/>
+          <w:bCs/>
+          <w:sz w:val="24"/>
+          <w:szCs w:val="24"/>
+          <w:u w:val="single"/>
+        </w:rPr>
+      </w:pPr>
+    </w:p>
+    <w:p>
+      <w:pPr>
+        <w:pStyle w:val="ListParagraph"/>
+        <w:numPr>
+          <w:ilvl w:val="0"/>
+          <w:numId w:val="3"/>
+        </w:numPr>
+        <w:spacing w:line="480" w:lineRule="auto"/>
+      </w:pPr>
+      <w:r>
+        <w:rPr>
+          <w:rFonts w:ascii="Iskoola Pota" w:hAnsi="Iskoola Pota" w:cs="Iskoola Pota"/>
+        </w:rPr>
+        <w:t>අමාත්</w:t>
+      </w:r>
+      <w:r>
+        <w:t>‍</w:t>
+      </w:r>
+      <w:r>
+        <w:rPr>
+          <w:rFonts w:ascii="Iskoola Pota" w:hAnsi="Iskoola Pota" w:cs="Iskoola Pota"/>
+        </w:rPr>
+        <w:t>යාංශය</w:t>
+      </w:r>
+      <w:r>
+        <w:t>: .............................</w:t>
+      </w:r>
+    </w:p>
+    <w:p>
+      <w:pPr>
+        <w:pStyle w:val="ListParagraph"/>
+        <w:numPr>
+          <w:ilvl w:val="0"/>
+          <w:numId w:val="3"/>
+        </w:numPr>
+        <w:spacing w:line="480" w:lineRule="auto"/>
+      </w:pPr>
+      <w:r>
+        <w:rPr>
+          <w:rFonts w:ascii="Iskoola Pota" w:hAnsi="Iskoola Pota" w:cs="Iskoola Pota"/>
+        </w:rPr>
+        <w:t>දෙපාර්තමේන්තුව</w:t>
+      </w:r>
+      <w:r>
+        <w:t>: ......................</w:t>
+      </w:r>
+    </w:p>
+    <w:p>
+      <w:pPr>
+        <w:pStyle w:val="ListParagraph"/>
+        <w:numPr>
+          <w:ilvl w:val="0"/>
+          <w:numId w:val="3"/>
+        </w:numPr>
+        <w:spacing w:line="480" w:lineRule="auto"/>
+      </w:pPr>
+      <w:r>
+        <w:rPr>
+          <w:rFonts w:ascii="Iskoola Pota" w:hAnsi="Iskoola Pota" w:cs="Iskoola Pota"/>
+        </w:rPr>
+        <w:t>අංශය</w:t>
+      </w:r>
+      <w:r>
+        <w:t>: .............................</w:t>
+      </w:r>
+      <w:r>
+        <w:t>...........</w:t>
+      </w:r>
+    </w:p>
+    <w:p>
+      <w:pPr>
+        <w:spacing w:line="480" w:lineRule="auto"/>
+        <w:ind w:left="360"/>
+        <w:rPr>
+          <w:rFonts w:ascii="Iskoola Pota" w:hAnsi="Iskoola Pota" w:cs="Iskoola Pota"/>
+          <w:b/>
+          <w:bCs/>
+        </w:rPr>
+      </w:pPr>
+    </w:p>
+    <w:p>
+      <w:pPr>
+        <w:spacing w:line="240" w:lineRule="auto"/>
+        <w:ind w:left="360"/>
+        <w:jc w:val="center"/>
+        <w:rPr>
+          <w:sz w:val="24"/>
+          <w:szCs w:val="24"/>
+          <w:u w:val="single"/>
+        </w:rPr>
+      </w:pPr>
+      <w:r>
+        <w:rPr>
+          <w:rFonts w:cstheme="minorHAnsi"/>
+          <w:b/>
+          <w:bCs/>
+          <w:u w:val="single"/>
+        </w:rPr>
+        <w:t>I</w:t>
+      </w:r>
+      <w:r>
+        <w:rPr>
+          <w:b/>
+          <w:bCs/>
+          <w:sz w:val="24"/>
+          <w:szCs w:val="24"/>
+          <w:u w:val="single"/>
+        </w:rPr>
+        <w:t xml:space="preserve">: </w:t>
+      </w:r>
+      <w:r>
+        <w:rPr>
+          <w:rFonts w:ascii="Iskoola Pota" w:hAnsi="Iskoola Pota" w:cs="Iskoola Pota"/>
+          <w:b/>
+          <w:bCs/>
+          <w:sz w:val="24"/>
+          <w:szCs w:val="24"/>
+          <w:u w:val="single"/>
+        </w:rPr>
+        <w:t>ස්වයං</w:t>
+      </w:r>
+      <w:r>
+        <w:rPr>
+          <w:b/>
+          <w:bCs/>
+          <w:sz w:val="24"/>
+          <w:szCs w:val="24"/>
+          <w:u w:val="single"/>
+        </w:rPr>
+        <w:t xml:space="preserve"> </w:t>
+      </w:r>
+      <w:r>
+        <w:rPr>
+          <w:rFonts w:ascii="Iskoola Pota" w:hAnsi="Iskoola Pota" w:cs="Iskoola Pota"/>
+          <w:b/>
+          <w:bCs/>
+          <w:sz w:val="24"/>
+          <w:szCs w:val="24"/>
+          <w:u w:val="single"/>
+        </w:rPr>
+        <w:t>ඇගයීම</w:t>
+      </w:r>
+      <w:r>
+        <w:rPr>
+          <w:b/>
+          <w:bCs/>
+          <w:sz w:val="24"/>
+          <w:szCs w:val="24"/>
+          <w:u w:val="single"/>
+        </w:rPr>
+        <w:t xml:space="preserve"> (</w:t>
+      </w:r>
+      <w:r>
+        <w:rPr>
+          <w:rFonts w:ascii="Iskoola Pota" w:hAnsi="Iskoola Pota" w:cs="Iskoola Pota"/>
+          <w:b/>
+          <w:bCs/>
+          <w:sz w:val="24"/>
+          <w:szCs w:val="24"/>
+          <w:u w:val="single"/>
+        </w:rPr>
+        <w:t>ඇගයුම්ලාභියා</w:t>
+      </w:r>
+      <w:r>
+        <w:rPr>
+          <w:b/>
+          <w:bCs/>
+          <w:sz w:val="24"/>
+          <w:szCs w:val="24"/>
+          <w:u w:val="single"/>
+        </w:rPr>
+        <w:t xml:space="preserve"> </w:t>
+      </w:r>
+      <w:r>
+        <w:rPr>
+          <w:rFonts w:ascii="Iskoola Pota" w:hAnsi="Iskoola Pota" w:cs="Iskoola Pota"/>
+          <w:b/>
+          <w:bCs/>
+          <w:sz w:val="24"/>
+          <w:szCs w:val="24"/>
+          <w:u w:val="single"/>
+        </w:rPr>
+        <w:t>විසින්</w:t>
+      </w:r>
+      <w:r>
+        <w:rPr>
+          <w:b/>
+          <w:bCs/>
+          <w:sz w:val="24"/>
+          <w:szCs w:val="24"/>
+          <w:u w:val="single"/>
+        </w:rPr>
+        <w:t xml:space="preserve"> </w:t>
+      </w:r>
+      <w:r>
+        <w:rPr>
+          <w:rFonts w:ascii="Iskoola Pota" w:hAnsi="Iskoola Pota" w:cs="Iskoola Pota"/>
+          <w:b/>
+          <w:bCs/>
+          <w:sz w:val="24"/>
+          <w:szCs w:val="24"/>
+          <w:u w:val="single"/>
+        </w:rPr>
+        <w:t>පිරවිය</w:t>
+      </w:r>
+      <w:r>
+        <w:rPr>
+          <w:b/>
+          <w:bCs/>
+          <w:sz w:val="24"/>
+          <w:szCs w:val="24"/>
+          <w:u w:val="single"/>
+        </w:rPr>
+        <w:t xml:space="preserve"> </w:t>
+      </w:r>
+      <w:r>
+        <w:rPr>
+          <w:rFonts w:ascii="Iskoola Pota" w:hAnsi="Iskoola Pota" w:cs="Iskoola Pota"/>
+          <w:b/>
+          <w:bCs/>
+          <w:sz w:val="24"/>
+          <w:szCs w:val="24"/>
+          <w:u w:val="single"/>
+        </w:rPr>
+        <w:t>යුතුය</w:t>
+      </w:r>
+      <w:r>
+        <w:rPr>
+          <w:b/>
+          <w:bCs/>
+          <w:sz w:val="24"/>
+          <w:szCs w:val="24"/>
+          <w:u w:val="single"/>
+        </w:rPr>
+        <w:t>)</w:t>
+      </w:r>
+    </w:p>
+    <w:p>
+      <w:pPr>
+        <w:spacing w:line="240" w:lineRule="auto"/>
+        <w:ind w:left="360"/>
+        <w:jc w:val="center"/>
+        <w:rPr>
+          <w:b/>
+          <w:bCs/>
+          <w:sz w:val="24"/>
+          <w:szCs w:val="24"/>
+          <w:u w:val="single"/>
+        </w:rPr>
+      </w:pPr>
+      <w:r>
+        <w:rPr>
+          <w:b/>
+          <w:bCs/>
+          <w:sz w:val="24"/>
+          <w:szCs w:val="24"/>
+          <w:u w:val="single"/>
+        </w:rPr>
+        <w:t>(</w:t>
+      </w:r>
+      <w:r>
+        <w:rPr>
+          <w:rFonts w:ascii="Iskoola Pota" w:hAnsi="Iskoola Pota" w:cs="Iskoola Pota"/>
+          <w:b/>
+          <w:bCs/>
+          <w:sz w:val="24"/>
+          <w:szCs w:val="24"/>
+          <w:u w:val="single"/>
+        </w:rPr>
+        <w:t>අදාළ</w:t>
+      </w:r>
+      <w:r>
+        <w:rPr>
+          <w:b/>
+          <w:bCs/>
+          <w:sz w:val="24"/>
+          <w:szCs w:val="24"/>
+          <w:u w:val="single"/>
+        </w:rPr>
+        <w:t xml:space="preserve"> </w:t>
+      </w:r>
+      <w:r>
+        <w:rPr>
+          <w:rFonts w:ascii="Iskoola Pota" w:hAnsi="Iskoola Pota" w:cs="Iskoola Pota"/>
+          <w:b/>
+          <w:bCs/>
+          <w:sz w:val="24"/>
+          <w:szCs w:val="24"/>
+          <w:u w:val="single"/>
+        </w:rPr>
+        <w:t>පරිදි</w:t>
+      </w:r>
+      <w:r>
+        <w:rPr>
+          <w:b/>
+          <w:bCs/>
+          <w:sz w:val="24"/>
+          <w:szCs w:val="24"/>
+          <w:u w:val="single"/>
+        </w:rPr>
+        <w:t xml:space="preserve"> </w:t>
+      </w:r>
+      <w:r>
+        <w:rPr>
+          <w:rFonts w:ascii="Iskoola Pota" w:hAnsi="Iskoola Pota" w:cs="Iskoola Pota"/>
+          <w:b/>
+          <w:bCs/>
+          <w:sz w:val="24"/>
+          <w:szCs w:val="24"/>
+          <w:u w:val="single"/>
+        </w:rPr>
+        <w:t>හිස්තැන්</w:t>
+      </w:r>
+      <w:r>
+        <w:rPr>
+          <w:b/>
+          <w:bCs/>
+          <w:sz w:val="24"/>
+          <w:szCs w:val="24"/>
+          <w:u w:val="single"/>
+        </w:rPr>
+        <w:t xml:space="preserve"> </w:t>
+      </w:r>
+      <w:r>
+        <w:rPr>
+          <w:rFonts w:ascii="Iskoola Pota" w:hAnsi="Iskoola Pota" w:cs="Iskoola Pota"/>
+          <w:b/>
+          <w:bCs/>
+          <w:sz w:val="24"/>
+          <w:szCs w:val="24"/>
+          <w:u w:val="single"/>
+        </w:rPr>
+        <w:t>පිරවීමෙන්</w:t>
+      </w:r>
+      <w:r>
+        <w:rPr>
+          <w:b/>
+          <w:bCs/>
+          <w:sz w:val="24"/>
+          <w:szCs w:val="24"/>
+          <w:u w:val="single"/>
+        </w:rPr>
+        <w:t xml:space="preserve"> </w:t>
+      </w:r>
+      <w:r>
+        <w:rPr>
+          <w:rFonts w:ascii="Iskoola Pota" w:hAnsi="Iskoola Pota" w:cs="Iskoola Pota"/>
+          <w:b/>
+          <w:bCs/>
+          <w:sz w:val="24"/>
+          <w:szCs w:val="24"/>
+          <w:u w:val="single"/>
+        </w:rPr>
+        <w:t>හෝ</w:t>
+      </w:r>
+      <w:r>
+        <w:rPr>
+          <w:b/>
+          <w:bCs/>
+          <w:sz w:val="24"/>
+          <w:szCs w:val="24"/>
+          <w:u w:val="single"/>
+        </w:rPr>
+        <w:t xml:space="preserve"> </w:t>
+      </w:r>
+      <w:r>
+        <w:rPr>
+          <w:rFonts w:ascii="Iskoola Pota" w:hAnsi="Iskoola Pota" w:cs="Iskoola Pota"/>
+          <w:b/>
+          <w:bCs/>
+          <w:sz w:val="24"/>
+          <w:szCs w:val="24"/>
+          <w:u w:val="single"/>
+        </w:rPr>
+        <w:t>නොගැලපෙන</w:t>
+      </w:r>
+      <w:r>
+        <w:rPr>
+          <w:b/>
+          <w:bCs/>
+          <w:sz w:val="24"/>
+          <w:szCs w:val="24"/>
+          <w:u w:val="single"/>
+        </w:rPr>
+        <w:t xml:space="preserve"> </w:t>
+      </w:r>
+      <w:r>
+        <w:rPr>
+          <w:rFonts w:ascii="Iskoola Pota" w:hAnsi="Iskoola Pota" w:cs="Iskoola Pota"/>
+          <w:b/>
+          <w:bCs/>
+          <w:sz w:val="24"/>
+          <w:szCs w:val="24"/>
+          <w:u w:val="single"/>
+        </w:rPr>
+        <w:t>වචන</w:t>
+      </w:r>
+      <w:r>
+        <w:rPr>
+          <w:b/>
+          <w:bCs/>
+          <w:sz w:val="24"/>
+          <w:szCs w:val="24"/>
+          <w:u w:val="single"/>
+        </w:rPr>
+        <w:t xml:space="preserve"> </w:t>
+      </w:r>
+      <w:r>
+        <w:rPr>
+          <w:rFonts w:ascii="Iskoola Pota" w:hAnsi="Iskoola Pota" w:cs="Iskoola Pota"/>
+          <w:b/>
+          <w:bCs/>
+          <w:sz w:val="24"/>
+          <w:szCs w:val="24"/>
+          <w:u w:val="single"/>
+        </w:rPr>
+        <w:t>කපාහැරීමෙන්</w:t>
+      </w:r>
+      <w:r>
+        <w:rPr>
+          <w:b/>
+          <w:bCs/>
+          <w:sz w:val="24"/>
+          <w:szCs w:val="24"/>
+          <w:u w:val="single"/>
+        </w:rPr>
+        <w:t xml:space="preserve"> </w:t>
+      </w:r>
+      <w:r>
+        <w:rPr>
+          <w:rFonts w:ascii="Iskoola Pota" w:hAnsi="Iskoola Pota" w:cs="Iskoola Pota"/>
+          <w:b/>
+          <w:bCs/>
+          <w:sz w:val="24"/>
+          <w:szCs w:val="24"/>
+          <w:u w:val="single"/>
+        </w:rPr>
+        <w:t>පිළිතුරු</w:t>
+      </w:r>
+      <w:r>
+        <w:rPr>
+          <w:b/>
+          <w:bCs/>
+          <w:sz w:val="24"/>
+          <w:szCs w:val="24"/>
+          <w:u w:val="single"/>
+        </w:rPr>
+        <w:t xml:space="preserve"> </w:t>
+      </w:r>
+      <w:r>
+        <w:rPr>
+          <w:rFonts w:ascii="Iskoola Pota" w:hAnsi="Iskoola Pota" w:cs="Iskoola Pota"/>
+          <w:b/>
+          <w:bCs/>
+          <w:sz w:val="24"/>
+          <w:szCs w:val="24"/>
+          <w:u w:val="single"/>
+        </w:rPr>
+        <w:t>සපයන්න</w:t>
+      </w:r>
+      <w:r>
+        <w:rPr>
+          <w:b/>
+          <w:bCs/>
+          <w:sz w:val="24"/>
+          <w:szCs w:val="24"/>
+          <w:u w:val="single"/>
+        </w:rPr>
+        <w:t>)</w:t>
+      </w:r>
+    </w:p>
+    <w:p>
+      <w:pPr>
+        <w:rPr>
+          <w:rFonts w:ascii="Iskoola Pota" w:hAnsi="Iskoola Pota" w:cs="Iskoola Pota"/>
+        </w:rPr>
+      </w:pPr>
+    </w:p>
+    <w:p>
+      <w:r>
+        <w:rPr>
+          <w:rFonts w:ascii="Iskoola Pota" w:hAnsi="Iskoola Pota" w:cs="Iskoola Pota"/>
+        </w:rPr>
+        <w:t>ඇගයීමට</w:t>
+      </w:r>
+      <w:r>
+        <w:t xml:space="preserve"> </w:t>
+      </w:r>
+      <w:r>
+        <w:rPr>
+          <w:rFonts w:ascii="Iskoola Pota" w:hAnsi="Iskoola Pota" w:cs="Iskoola Pota"/>
+        </w:rPr>
+        <w:t>භාජනය</w:t>
+      </w:r>
+      <w:r>
+        <w:t xml:space="preserve"> </w:t>
+      </w:r>
+      <w:r>
+        <w:rPr>
+          <w:rFonts w:ascii="Iskoola Pota" w:hAnsi="Iskoola Pota" w:cs="Iskoola Pota"/>
+        </w:rPr>
+        <w:t>වන</w:t>
+      </w:r>
+      <w:r>
+        <w:t xml:space="preserve"> </w:t>
+      </w:r>
+      <w:r>
+        <w:rPr>
+          <w:rFonts w:ascii="Iskoola Pota" w:hAnsi="Iskoola Pota" w:cs="Iskoola Pota"/>
+        </w:rPr>
+        <w:t>කාලය</w:t>
+      </w:r>
+      <w:r>
+        <w:t xml:space="preserve">: ................................ </w:t>
+      </w:r>
+      <w:r>
+        <w:rPr>
+          <w:rFonts w:ascii="Iskoola Pota" w:hAnsi="Iskoola Pota" w:cs="Iskoola Pota"/>
+        </w:rPr>
+        <w:t>සිට</w:t>
+      </w:r>
+      <w:r>
+        <w:t xml:space="preserve"> ................................</w:t>
+      </w:r>
+      <w:r>
+        <w:rPr>
+          <w:rFonts w:ascii="Iskoola Pota" w:hAnsi="Iskoola Pota" w:cs="Iskoola Pota"/>
+        </w:rPr>
+        <w:t xml:space="preserve"> </w:t>
+      </w:r>
+      <w:r>
+        <w:rPr>
+          <w:rFonts w:ascii="Iskoola Pota" w:hAnsi="Iskoola Pota" w:cs="Iskoola Pota"/>
+        </w:rPr>
+        <w:t>දක්වා</w:t>
+      </w:r>
+    </w:p>
+    <w:p>
+      <w:r>
+        <w:t>(</w:t>
+      </w:r>
+      <w:r>
+        <w:rPr>
+          <w:rFonts w:ascii="Iskoola Pota" w:hAnsi="Iskoola Pota" w:cs="Iskoola Pota"/>
+        </w:rPr>
+        <w:t>වැටුප් වර්ධක දිනයට පූර්වාසන්න වර්ෂයක කාලය අදාළ වේ</w:t>
+      </w:r>
+      <w:r>
+        <w:t>.)</w:t>
+      </w:r>
+    </w:p>
+    <w:p>
+      <w:pPr>
+        <w:spacing w:after="0" w:line="240" w:lineRule="auto"/>
+        <w:rPr>
+          <w:u w:val="single"/>
+        </w:rPr>
+      </w:pPr>
+    </w:p>
+    <w:p>
+      <w:pPr>
+        <w:rPr>
+          <w:b/>
+          <w:bCs/>
+        </w:rPr>
+      </w:pPr>
+      <w:r>
+        <w:rPr>
+          <w:b/>
+          <w:bCs/>
+        </w:rPr>
+        <w:t xml:space="preserve">01. </w:t>
+      </w:r>
+      <w:r>
+        <w:rPr>
+          <w:rFonts w:ascii="Iskoola Pota" w:hAnsi="Iskoola Pota" w:cs="Iskoola Pota"/>
+          <w:b/>
+          <w:bCs/>
+        </w:rPr>
+        <w:t>ජීව</w:t>
+      </w:r>
+      <w:r>
+        <w:rPr>
+          <w:b/>
+          <w:bCs/>
+        </w:rPr>
+        <w:t xml:space="preserve"> </w:t>
+      </w:r>
+      <w:r>
+        <w:rPr>
+          <w:rFonts w:ascii="Iskoola Pota" w:hAnsi="Iskoola Pota" w:cs="Iskoola Pota"/>
+          <w:b/>
+          <w:bCs/>
+        </w:rPr>
+        <w:t>දත්ත</w:t>
+      </w:r>
+      <w:r>
+        <w:rPr>
+          <w:b/>
+          <w:bCs/>
+        </w:rPr>
+        <w:t xml:space="preserve"> </w:t>
+      </w:r>
+      <w:r>
+        <w:rPr>
+          <w:rFonts w:ascii="Iskoola Pota" w:hAnsi="Iskoola Pota" w:cs="Iskoola Pota"/>
+          <w:b/>
+          <w:bCs/>
+        </w:rPr>
+        <w:t>විස්තර</w:t>
+      </w:r>
+    </w:p>
+    <w:p>
+      <w:pPr>
+        <w:numPr>
+          <w:ilvl w:val="0"/>
+          <w:numId w:val="6"/>
+        </w:numPr>
+        <w:spacing w:after="160" w:line="278" w:lineRule="auto"/>
+      </w:pPr>
+      <w:r>
+        <w:t xml:space="preserve">1.1 </w:t>
+      </w:r>
+      <w:r>
+        <w:rPr>
+          <w:rFonts w:ascii="Iskoola Pota" w:hAnsi="Iskoola Pota" w:cs="Iskoola Pota"/>
+        </w:rPr>
+        <w:t>නම</w:t>
+      </w:r>
+      <w:r>
+        <w:t xml:space="preserve">: </w:t>
+      </w:r>
+    </w:p>
+    <w:p>
+      <w:pPr>
+        <w:numPr>
+          <w:ilvl w:val="0"/>
+          <w:numId w:val="6"/>
+        </w:numPr>
+        <w:spacing w:after="160" w:line="278" w:lineRule="auto"/>
+      </w:pPr>
+      <w:r>
+        <w:t xml:space="preserve">1.2 </w:t>
+      </w:r>
+      <w:r>
+        <w:rPr>
+          <w:rFonts w:ascii="Iskoola Pota" w:hAnsi="Iskoola Pota" w:cs="Iskoola Pota"/>
+        </w:rPr>
+        <w:t>උපන්</w:t>
+      </w:r>
+      <w:r>
+        <w:t xml:space="preserve"> </w:t>
+      </w:r>
+      <w:r>
+        <w:rPr>
+          <w:rFonts w:ascii="Iskoola Pota" w:hAnsi="Iskoola Pota" w:cs="Iskoola Pota"/>
+        </w:rPr>
+        <w:t>දිනය</w:t>
+      </w:r>
+      <w:r>
+        <w:t xml:space="preserve">: </w:t>
+      </w:r>
+    </w:p>
+    <w:p>
+      <w:pPr>
+        <w:numPr>
+          <w:ilvl w:val="0"/>
+          <w:numId w:val="6"/>
+        </w:numPr>
+        <w:spacing w:after="160" w:line="278" w:lineRule="auto"/>
+      </w:pPr>
+      <w:r>
+        <w:t xml:space="preserve">1.3. </w:t>
+      </w:r>
+      <w:r>
+        <w:rPr>
+          <w:rFonts w:ascii="Iskoola Pota" w:hAnsi="Iskoola Pota" w:cs="Iskoola Pota"/>
+        </w:rPr>
+        <w:t>තනතුර</w:t>
+      </w:r>
+      <w:r>
+        <w:t xml:space="preserve">: </w:t>
+      </w:r>
+    </w:p>
+    <w:p>
+      <w:pPr>
+        <w:numPr>
+          <w:ilvl w:val="0"/>
+          <w:numId w:val="6"/>
+        </w:numPr>
+        <w:spacing w:after="160" w:line="278" w:lineRule="auto"/>
+      </w:pPr>
+      <w:r>
+        <w:t xml:space="preserve">1.4. </w:t>
+      </w:r>
+      <w:r>
+        <w:rPr>
+          <w:rFonts w:ascii="Iskoola Pota" w:hAnsi="Iskoola Pota" w:cs="Iskoola Pota"/>
+        </w:rPr>
+        <w:t>පන්තිය</w:t>
+      </w:r>
+      <w:r>
+        <w:t xml:space="preserve"> </w:t>
+      </w:r>
+      <w:r>
+        <w:rPr>
+          <w:rFonts w:ascii="Iskoola Pota" w:hAnsi="Iskoola Pota" w:cs="Iskoola Pota"/>
+        </w:rPr>
+        <w:t>හා</w:t>
+      </w:r>
+      <w:r>
+        <w:t xml:space="preserve"> </w:t>
+      </w:r>
+      <w:r>
+        <w:rPr>
+          <w:rFonts w:ascii="Iskoola Pota" w:hAnsi="Iskoola Pota" w:cs="Iskoola Pota"/>
+        </w:rPr>
+        <w:t>ශ්</w:t>
+      </w:r>
+      <w:r>
+        <w:t>‍</w:t>
+      </w:r>
+      <w:r>
+        <w:rPr>
+          <w:rFonts w:ascii="Iskoola Pota" w:hAnsi="Iskoola Pota" w:cs="Iskoola Pota"/>
+        </w:rPr>
+        <w:t>රේණිය</w:t>
+      </w:r>
+      <w:r>
+        <w:t xml:space="preserve">: </w:t>
+      </w:r>
+    </w:p>
+    <w:p>
+      <w:pPr>
+        <w:numPr>
+          <w:ilvl w:val="0"/>
+          <w:numId w:val="6"/>
+        </w:numPr>
+        <w:spacing w:after="160" w:line="278" w:lineRule="auto"/>
+      </w:pPr>
+      <w:r>
+        <w:t xml:space="preserve">1.5. </w:t>
+      </w:r>
+      <w:r>
+        <w:rPr>
+          <w:rFonts w:ascii="Iskoola Pota" w:hAnsi="Iskoola Pota" w:cs="Iskoola Pota"/>
+        </w:rPr>
+        <w:t>මුළු</w:t>
+      </w:r>
+      <w:r>
+        <w:t xml:space="preserve"> </w:t>
+      </w:r>
+      <w:r>
+        <w:rPr>
+          <w:rFonts w:ascii="Iskoola Pota" w:hAnsi="Iskoola Pota" w:cs="Iskoola Pota"/>
+        </w:rPr>
+        <w:t>සේවා</w:t>
+      </w:r>
+      <w:r>
+        <w:t xml:space="preserve"> </w:t>
+      </w:r>
+      <w:r>
+        <w:rPr>
+          <w:rFonts w:ascii="Iskoola Pota" w:hAnsi="Iskoola Pota" w:cs="Iskoola Pota"/>
+        </w:rPr>
+        <w:t>කාලය</w:t>
+      </w:r>
+      <w:r>
+        <w:t>:</w:t>
+      </w:r>
+    </w:p>
+    <w:p>
+      <w:pPr>
+        <w:numPr>
+          <w:ilvl w:val="0"/>
+          <w:numId w:val="6"/>
+        </w:numPr>
+        <w:spacing w:after="160" w:line="278" w:lineRule="auto"/>
+      </w:pPr>
+      <w:r>
+        <w:t xml:space="preserve">1.6. </w:t>
+      </w:r>
+      <w:r>
+        <w:rPr>
+          <w:rFonts w:ascii="Iskoola Pota" w:hAnsi="Iskoola Pota" w:cs="Iskoola Pota"/>
+        </w:rPr>
+        <w:t>වැටුප්</w:t>
+      </w:r>
+      <w:r>
+        <w:t xml:space="preserve"> </w:t>
+      </w:r>
+      <w:r>
+        <w:rPr>
+          <w:rFonts w:ascii="Iskoola Pota" w:hAnsi="Iskoola Pota" w:cs="Iskoola Pota"/>
+        </w:rPr>
+        <w:t>වර්ධක</w:t>
+      </w:r>
+      <w:r>
+        <w:t xml:space="preserve"> </w:t>
+      </w:r>
+      <w:r>
+        <w:rPr>
+          <w:rFonts w:ascii="Iskoola Pota" w:hAnsi="Iskoola Pota" w:cs="Iskoola Pota"/>
+        </w:rPr>
+        <w:t>දිනය</w:t>
+      </w:r>
+      <w:r>
+        <w:t xml:space="preserve">: </w:t>
+      </w:r>
+    </w:p>
+    <w:p>
+      <w:pPr>
+        <w:spacing w:after="0" w:line="240" w:lineRule="auto"/>
+        <w:ind w:left="360"/>
+        <w:rPr>
+          <w:sz w:val="24"/>
+          <w:szCs w:val="24"/>
+          <w:u w:val="single"/>
+        </w:rPr>
+      </w:pPr>
+    </w:p>
+    <w:p>
+      <w:pPr>
+        <w:spacing w:after="0" w:line="240" w:lineRule="auto"/>
+        <w:ind w:left="360"/>
+        <w:rPr>
+          <w:sz w:val="24"/>
+          <w:szCs w:val="24"/>
+          <w:u w:val="single"/>
+        </w:rPr>
+      </w:pPr>
+    </w:p>
+    <w:p>
+      <w:pPr>
+        <w:rPr>
+          <w:b/>
+          <w:bCs/>
+        </w:rPr>
+      </w:pPr>
+      <w:r>
+        <w:rPr>
+          <w:b/>
+          <w:bCs/>
+        </w:rPr>
+        <w:t xml:space="preserve">02. </w:t>
+      </w:r>
+      <w:r>
+        <w:rPr>
+          <w:rFonts w:ascii="Iskoola Pota" w:hAnsi="Iskoola Pota" w:cs="Iskoola Pota"/>
+          <w:b/>
+          <w:bCs/>
+        </w:rPr>
+        <w:t>රාජකාරි</w:t>
+      </w:r>
+      <w:r>
+        <w:rPr>
+          <w:b/>
+          <w:bCs/>
+        </w:rPr>
+        <w:t xml:space="preserve"> </w:t>
+      </w:r>
+      <w:r>
+        <w:rPr>
+          <w:rFonts w:ascii="Iskoola Pota" w:hAnsi="Iskoola Pota" w:cs="Iskoola Pota"/>
+          <w:b/>
+          <w:bCs/>
+        </w:rPr>
+        <w:t>විෂය</w:t>
+      </w:r>
+      <w:r>
+        <w:rPr>
+          <w:b/>
+          <w:bCs/>
+        </w:rPr>
+        <w:t xml:space="preserve"> </w:t>
+      </w:r>
+      <w:r>
+        <w:rPr>
+          <w:rFonts w:ascii="Iskoola Pota" w:hAnsi="Iskoola Pota" w:cs="Iskoola Pota"/>
+          <w:b/>
+          <w:bCs/>
+        </w:rPr>
+        <w:t>පථය</w:t>
+      </w:r>
+    </w:p>
+    <w:p>
+      <w:pPr>
+        <w:numPr>
+          <w:ilvl w:val="0"/>
+          <w:numId w:val="7"/>
+        </w:numPr>
+        <w:spacing w:after="160" w:line="278" w:lineRule="auto"/>
+      </w:pPr>
+      <w:r>
+        <w:t xml:space="preserve">2.1 </w:t>
+      </w:r>
+      <w:r>
+        <w:rPr>
+          <w:rFonts w:ascii="Iskoola Pota" w:hAnsi="Iskoola Pota" w:cs="Iskoola Pota"/>
+        </w:rPr>
+        <w:t>ඔබට</w:t>
+      </w:r>
+      <w:r>
+        <w:t xml:space="preserve"> </w:t>
+      </w:r>
+      <w:r>
+        <w:rPr>
+          <w:rFonts w:ascii="Iskoola Pota" w:hAnsi="Iskoola Pota" w:cs="Iskoola Pota"/>
+        </w:rPr>
+        <w:t>නිශ්චිත</w:t>
+      </w:r>
+      <w:r>
+        <w:t xml:space="preserve"> </w:t>
+      </w:r>
+      <w:r>
+        <w:rPr>
+          <w:rFonts w:ascii="Iskoola Pota" w:hAnsi="Iskoola Pota" w:cs="Iskoola Pota"/>
+        </w:rPr>
+        <w:t>රාජකාරි</w:t>
+      </w:r>
+      <w:r>
+        <w:t xml:space="preserve"> </w:t>
+      </w:r>
+      <w:r>
+        <w:rPr>
+          <w:rFonts w:ascii="Iskoola Pota" w:hAnsi="Iskoola Pota" w:cs="Iskoola Pota"/>
+        </w:rPr>
+        <w:t>ලැයිස්තුවක්</w:t>
+      </w:r>
+      <w:r>
+        <w:t xml:space="preserve"> </w:t>
+      </w:r>
+      <w:r>
+        <w:rPr>
+          <w:rFonts w:ascii="Iskoola Pota" w:hAnsi="Iskoola Pota" w:cs="Iskoola Pota"/>
+        </w:rPr>
+        <w:t>හෝ</w:t>
+      </w:r>
+      <w:r>
+        <w:t xml:space="preserve"> </w:t>
+      </w:r>
+      <w:r>
+        <w:rPr>
+          <w:rFonts w:ascii="Iskoola Pota" w:hAnsi="Iskoola Pota" w:cs="Iskoola Pota"/>
+        </w:rPr>
+        <w:t>රැකියා</w:t>
+      </w:r>
+      <w:r>
+        <w:t xml:space="preserve"> </w:t>
+      </w:r>
+      <w:r>
+        <w:rPr>
+          <w:rFonts w:ascii="Iskoola Pota" w:hAnsi="Iskoola Pota" w:cs="Iskoola Pota"/>
+        </w:rPr>
+        <w:t>විස්තරයක්</w:t>
+      </w:r>
+      <w:r>
+        <w:t xml:space="preserve"> </w:t>
+      </w:r>
+      <w:r>
+        <w:rPr>
+          <w:rFonts w:ascii="Iskoola Pota" w:hAnsi="Iskoola Pota" w:cs="Iskoola Pota"/>
+        </w:rPr>
+        <w:t>සපයා</w:t>
+      </w:r>
+      <w:r>
+        <w:t xml:space="preserve"> </w:t>
+      </w:r>
+      <w:r>
+        <w:rPr>
+          <w:rFonts w:ascii="Iskoola Pota" w:hAnsi="Iskoola Pota" w:cs="Iskoola Pota"/>
+        </w:rPr>
+        <w:t>තිබේද</w:t>
+      </w:r>
+      <w:r>
+        <w:t>? (</w:t>
+      </w:r>
+      <w:r>
+        <w:rPr>
+          <w:rFonts w:ascii="Iskoola Pota" w:hAnsi="Iskoola Pota" w:cs="Iskoola Pota"/>
+        </w:rPr>
+        <w:t>ඔව්</w:t>
+      </w:r>
+      <w:r>
+        <w:t xml:space="preserve"> / </w:t>
+      </w:r>
+      <w:r>
+        <w:rPr>
+          <w:rFonts w:ascii="Iskoola Pota" w:hAnsi="Iskoola Pota" w:cs="Iskoola Pota"/>
+        </w:rPr>
+        <w:t>නැත</w:t>
+      </w:r>
+      <w:r>
+        <w:t>)</w:t>
+      </w:r>
+    </w:p>
+    <w:p>
+      <w:pPr>
+        <w:numPr>
+          <w:ilvl w:val="0"/>
+          <w:numId w:val="7"/>
+        </w:numPr>
+        <w:spacing w:after="160" w:line="278" w:lineRule="auto"/>
+      </w:pPr>
+      <w:r>
+        <w:t xml:space="preserve">2.2 </w:t>
+      </w:r>
+      <w:r>
+        <w:rPr>
+          <w:rFonts w:ascii="Iskoola Pota" w:hAnsi="Iskoola Pota" w:cs="Iskoola Pota"/>
+        </w:rPr>
+        <w:t>ඔබගේ විෂයට අදාළ ප්‍රධාන වගකීම් සහ කාර්යයන් සැකෙවින් ලියන්න</w:t>
+      </w:r>
+      <w:r>
+        <w:rPr>
+          <w:rFonts w:ascii="Iskoola Pota" w:hAnsi="Iskoola Pota" w:cs="Iskoola Pota"/>
+        </w:rPr>
+        <w:t>.</w:t>
+      </w:r>
+    </w:p>
+    <w:p>
+      <w:pPr>
+        <w:ind w:left="720"/>
+      </w:pPr>
+      <w:r>
+        <w:t xml:space="preserve">2.2.1. </w:t>
+      </w:r>
+      <w:r>
+        <w:rPr>
+          <w:rFonts w:ascii="Iskoola Pota" w:hAnsi="Iskoola Pota" w:cs="Iskoola Pota"/>
+        </w:rPr>
+        <w:t>වගකීම්</w:t>
+      </w:r>
+      <w:r>
+        <w:t>:</w:t>
+      </w:r>
+    </w:p>
+    <w:p>
+      <w:r>
+        <w:t>..........................................................................................................................................................</w:t>
+      </w:r>
+    </w:p>
+    <w:p>
+      <w:r>
+        <w:t>..........................................................................................................................................................</w:t>
+      </w:r>
+    </w:p>
+    <w:p>
+      <w:pPr>
+        <w:ind w:left="720"/>
+      </w:pPr>
+      <w:r>
+        <w:t xml:space="preserve">2.2.2. </w:t>
+      </w:r>
+      <w:r>
+        <w:rPr>
+          <w:rFonts w:ascii="Iskoola Pota" w:hAnsi="Iskoola Pota" w:cs="Iskoola Pota"/>
+        </w:rPr>
+        <w:t>කාර්යයන්</w:t>
+      </w:r>
+      <w:r>
+        <w:t>:</w:t>
+      </w:r>
+    </w:p>
+    <w:p>
+      <w:r>
+        <w:t>..........................................................................................................................................................</w:t>
+      </w:r>
+    </w:p>
+    <w:p>
+      <w:r>
+        <w:t>..........................................................................................................................................................</w:t>
+      </w:r>
+    </w:p>
+    <w:p>
+      <w:pPr>
+        <w:spacing w:after="0" w:line="240" w:lineRule="auto"/>
+        <w:ind w:left="360"/>
+        <w:rPr>
+          <w:sz w:val="24"/>
+          <w:szCs w:val="24"/>
+          <w:u w:val="single"/>
+        </w:rPr>
+      </w:pPr>
+    </w:p>
+    <w:p>
+      <w:pPr>
+        <w:spacing w:after="0" w:line="240" w:lineRule="auto"/>
+        <w:ind w:left="360"/>
+        <w:rPr>
+          <w:sz w:val="24"/>
+          <w:szCs w:val="24"/>
+          <w:u w:val="single"/>
+        </w:rPr>
+      </w:pPr>
+    </w:p>
+    <w:p>
+      <w:pPr>
+        <w:spacing w:after="0" w:line="240" w:lineRule="auto"/>
+        <w:ind w:left="360"/>
+        <w:rPr>
+          <w:sz w:val="24"/>
+          <w:szCs w:val="24"/>
+          <w:u w:val="single"/>
+        </w:rPr>
+      </w:pPr>
+    </w:p>
+    <w:p>
+      <w:pPr>
+        <w:spacing w:after="0" w:line="240" w:lineRule="auto"/>
+        <w:ind w:left="360"/>
+        <w:rPr>
+          <w:sz w:val="24"/>
+          <w:szCs w:val="24"/>
+          <w:u w:val="single"/>
+        </w:rPr>
+      </w:pPr>
+    </w:p>
+    <w:p>
+      <w:pPr>
+        <w:spacing w:after="0" w:line="240" w:lineRule="auto"/>
+        <w:ind w:left="360"/>
+        <w:rPr>
+          <w:sz w:val="24"/>
+          <w:szCs w:val="24"/>
+          <w:u w:val="single"/>
+        </w:rPr>
+      </w:pPr>
+    </w:p>
+    <w:p>
+      <w:pPr>
+        <w:spacing w:after="0" w:line="240" w:lineRule="auto"/>
+        <w:rPr>
+          <w:sz w:val="24"/>
+          <w:szCs w:val="24"/>
+          <w:u w:val="single"/>
+        </w:rPr>
+      </w:pPr>
+    </w:p>
+    <w:p>
+      <w:pPr>
+        <w:rPr>
+          <w:b/>
+          <w:bCs/>
+        </w:rPr>
+      </w:pPr>
+      <w:r>
+        <w:rPr>
+          <w:b/>
+          <w:bCs/>
+        </w:rPr>
+        <w:t xml:space="preserve">03. </w:t>
+      </w:r>
+      <w:r>
+        <w:rPr>
+          <w:rFonts w:ascii="Iskoola Pota" w:hAnsi="Iskoola Pota" w:cs="Iskoola Pota"/>
+          <w:b/>
+          <w:bCs/>
+        </w:rPr>
+        <w:t>කාර්ය</w:t>
+      </w:r>
+      <w:r>
+        <w:rPr>
+          <w:b/>
+          <w:bCs/>
+        </w:rPr>
+        <w:t xml:space="preserve"> </w:t>
+      </w:r>
+      <w:r>
+        <w:rPr>
+          <w:rFonts w:ascii="Iskoola Pota" w:hAnsi="Iskoola Pota" w:cs="Iskoola Pota"/>
+          <w:b/>
+          <w:bCs/>
+        </w:rPr>
+        <w:t>සාධනය</w:t>
+      </w:r>
+    </w:p>
+    <w:p>
+      <w:r>
+        <w:t xml:space="preserve">3.1. </w:t>
+      </w:r>
+      <w:r>
+        <w:rPr>
+          <w:rFonts w:ascii="Iskoola Pota" w:hAnsi="Iskoola Pota" w:cs="Iskoola Pota"/>
+        </w:rPr>
+        <w:t>අදාළ</w:t>
+      </w:r>
+      <w:r>
+        <w:t xml:space="preserve"> </w:t>
+      </w:r>
+      <w:r>
+        <w:rPr>
+          <w:rFonts w:ascii="Iskoola Pota" w:hAnsi="Iskoola Pota" w:cs="Iskoola Pota"/>
+        </w:rPr>
+        <w:t>කාල</w:t>
+      </w:r>
+      <w:r>
+        <w:t xml:space="preserve"> </w:t>
+      </w:r>
+      <w:r>
+        <w:rPr>
+          <w:rFonts w:ascii="Iskoola Pota" w:hAnsi="Iskoola Pota" w:cs="Iskoola Pota"/>
+        </w:rPr>
+        <w:t>පරිච්ඡේදය</w:t>
+      </w:r>
+      <w:r>
+        <w:t xml:space="preserve"> </w:t>
+      </w:r>
+      <w:r>
+        <w:rPr>
+          <w:rFonts w:ascii="Iskoola Pota" w:hAnsi="Iskoola Pota" w:cs="Iskoola Pota"/>
+        </w:rPr>
+        <w:t>තුළදී</w:t>
+      </w:r>
+      <w:r>
+        <w:t xml:space="preserve"> </w:t>
+      </w:r>
+      <w:r>
+        <w:rPr>
+          <w:rFonts w:ascii="Iskoola Pota" w:hAnsi="Iskoola Pota" w:cs="Iskoola Pota"/>
+        </w:rPr>
+        <w:t>ඔබ</w:t>
+      </w:r>
+      <w:r>
+        <w:t xml:space="preserve"> </w:t>
+      </w:r>
+      <w:r>
+        <w:rPr>
+          <w:rFonts w:ascii="Iskoola Pota" w:hAnsi="Iskoola Pota" w:cs="Iskoola Pota"/>
+        </w:rPr>
+        <w:t>විසින්</w:t>
+      </w:r>
+      <w:r>
+        <w:t xml:space="preserve"> </w:t>
+      </w:r>
+      <w:r>
+        <w:rPr>
+          <w:rFonts w:ascii="Iskoola Pota" w:hAnsi="Iskoola Pota" w:cs="Iskoola Pota"/>
+        </w:rPr>
+        <w:t>ඉටු</w:t>
+      </w:r>
+      <w:r>
+        <w:t xml:space="preserve"> </w:t>
+      </w:r>
+      <w:r>
+        <w:rPr>
+          <w:rFonts w:ascii="Iskoola Pota" w:hAnsi="Iskoola Pota" w:cs="Iskoola Pota"/>
+        </w:rPr>
+        <w:t>කරන</w:t>
+      </w:r>
+      <w:r>
+        <w:t xml:space="preserve"> </w:t>
+      </w:r>
+      <w:r>
+        <w:rPr>
+          <w:rFonts w:ascii="Iskoola Pota" w:hAnsi="Iskoola Pota" w:cs="Iskoola Pota"/>
+        </w:rPr>
+        <w:t>ලද</w:t>
+      </w:r>
+      <w:r>
+        <w:t xml:space="preserve"> </w:t>
+      </w:r>
+      <w:r>
+        <w:rPr>
+          <w:rFonts w:ascii="Iskoola Pota" w:hAnsi="Iskoola Pota" w:cs="Iskoola Pota"/>
+        </w:rPr>
+        <w:t>කාර්යභාරය</w:t>
+      </w:r>
+      <w:r>
+        <w:t xml:space="preserve"> </w:t>
+      </w:r>
+      <w:r>
+        <w:rPr>
+          <w:rFonts w:ascii="Iskoola Pota" w:hAnsi="Iskoola Pota" w:cs="Iskoola Pota"/>
+        </w:rPr>
+        <w:t>පිළිබඳව</w:t>
+      </w:r>
+      <w:r>
+        <w:t xml:space="preserve"> </w:t>
+      </w:r>
+      <w:r>
+        <w:rPr>
+          <w:rFonts w:ascii="Iskoola Pota" w:hAnsi="Iskoola Pota" w:cs="Iskoola Pota"/>
+        </w:rPr>
+        <w:t>ඔබ</w:t>
+      </w:r>
+      <w:r>
+        <w:t xml:space="preserve"> </w:t>
+      </w:r>
+      <w:r>
+        <w:rPr>
+          <w:rFonts w:ascii="Iskoola Pota" w:hAnsi="Iskoola Pota" w:cs="Iskoola Pota"/>
+        </w:rPr>
+        <w:t>සෑහීමකට</w:t>
+      </w:r>
+      <w:r>
+        <w:t xml:space="preserve"> </w:t>
+      </w:r>
+      <w:r>
+        <w:rPr>
+          <w:rFonts w:ascii="Iskoola Pota" w:hAnsi="Iskoola Pota" w:cs="Iskoola Pota"/>
+        </w:rPr>
+        <w:t>පත්</w:t>
+      </w:r>
+      <w:r>
+        <w:t xml:space="preserve"> </w:t>
+      </w:r>
+      <w:r>
+        <w:rPr>
+          <w:rFonts w:ascii="Iskoola Pota" w:hAnsi="Iskoola Pota" w:cs="Iskoola Pota"/>
+        </w:rPr>
+        <w:t>වන්නේ</w:t>
+      </w:r>
+      <w:r>
+        <w:t xml:space="preserve"> </w:t>
+      </w:r>
+      <w:r>
+        <w:rPr>
+          <w:rFonts w:ascii="Iskoola Pota" w:hAnsi="Iskoola Pota" w:cs="Iskoola Pota"/>
+        </w:rPr>
+        <w:t>ද</w:t>
+      </w:r>
+      <w:r>
+        <w:t>?</w:t>
+      </w:r>
+      <w:r>
+        <w:t xml:space="preserve"> </w:t>
+      </w:r>
+    </w:p>
+    <w:p>
+      <w:r>
+        <w:rPr>
+          <w:rFonts w:ascii="Iskoola Pota" w:hAnsi="Iskoola Pota" w:cs="Iskoola Pota"/>
+        </w:rPr>
+        <w:t>ඔව්</w:t>
+      </w:r>
+      <w:r>
+        <w:t xml:space="preserve"> / </w:t>
+      </w:r>
+      <w:r>
+        <w:rPr>
+          <w:rFonts w:ascii="Iskoola Pota" w:hAnsi="Iskoola Pota" w:cs="Iskoola Pota"/>
+        </w:rPr>
+        <w:t>නැත</w:t>
+      </w:r>
+    </w:p>
+    <w:p>
+      <w:r>
+        <w:t xml:space="preserve">3.2. </w:t>
+      </w:r>
+      <w:r>
+        <w:rPr>
+          <w:rFonts w:ascii="Iskoola Pota" w:hAnsi="Iskoola Pota" w:cs="Iskoola Pota"/>
+        </w:rPr>
+        <w:t>ඔබට</w:t>
+      </w:r>
+      <w:r>
+        <w:t xml:space="preserve"> </w:t>
+      </w:r>
+      <w:r>
+        <w:rPr>
+          <w:rFonts w:ascii="Iskoola Pota" w:hAnsi="Iskoola Pota" w:cs="Iskoola Pota"/>
+        </w:rPr>
+        <w:t>මුහුණ</w:t>
+      </w:r>
+      <w:r>
+        <w:t xml:space="preserve"> </w:t>
+      </w:r>
+      <w:r>
+        <w:rPr>
+          <w:rFonts w:ascii="Iskoola Pota" w:hAnsi="Iskoola Pota" w:cs="Iskoola Pota"/>
+        </w:rPr>
+        <w:t>දීමට</w:t>
+      </w:r>
+      <w:r>
+        <w:t xml:space="preserve"> </w:t>
+      </w:r>
+      <w:r>
+        <w:rPr>
+          <w:rFonts w:ascii="Iskoola Pota" w:hAnsi="Iskoola Pota" w:cs="Iskoola Pota"/>
+        </w:rPr>
+        <w:t>සිදු</w:t>
+      </w:r>
+      <w:r>
+        <w:t xml:space="preserve"> </w:t>
+      </w:r>
+      <w:r>
+        <w:rPr>
+          <w:rFonts w:ascii="Iskoola Pota" w:hAnsi="Iskoola Pota" w:cs="Iskoola Pota"/>
+        </w:rPr>
+        <w:t>වූ</w:t>
+      </w:r>
+      <w:r>
+        <w:t xml:space="preserve"> </w:t>
+      </w:r>
+      <w:r>
+        <w:rPr>
+          <w:rFonts w:ascii="Iskoola Pota" w:hAnsi="Iskoola Pota" w:cs="Iskoola Pota"/>
+        </w:rPr>
+        <w:t>දුෂ්කරතා</w:t>
+      </w:r>
+      <w:r>
+        <w:t xml:space="preserve"> </w:t>
+      </w:r>
+      <w:r>
+        <w:rPr>
+          <w:rFonts w:ascii="Iskoola Pota" w:hAnsi="Iskoola Pota" w:cs="Iskoola Pota"/>
+        </w:rPr>
+        <w:t>සහ</w:t>
+      </w:r>
+      <w:r>
+        <w:t xml:space="preserve"> </w:t>
+      </w:r>
+      <w:r>
+        <w:rPr>
+          <w:rFonts w:ascii="Iskoola Pota" w:hAnsi="Iskoola Pota" w:cs="Iskoola Pota"/>
+        </w:rPr>
+        <w:t>බාධාවන්</w:t>
+      </w:r>
+      <w:r>
+        <w:t xml:space="preserve"> </w:t>
+      </w:r>
+      <w:r>
+        <w:rPr>
+          <w:rFonts w:ascii="Iskoola Pota" w:hAnsi="Iskoola Pota" w:cs="Iskoola Pota"/>
+        </w:rPr>
+        <w:t>වෙතොත්</w:t>
+      </w:r>
+      <w:r>
+        <w:t xml:space="preserve"> </w:t>
+      </w:r>
+      <w:r>
+        <w:rPr>
+          <w:rFonts w:ascii="Iskoola Pota" w:hAnsi="Iskoola Pota" w:cs="Iskoola Pota"/>
+        </w:rPr>
+        <w:t>සැකෙවින්</w:t>
+      </w:r>
+      <w:r>
+        <w:t xml:space="preserve"> </w:t>
+      </w:r>
+      <w:r>
+        <w:rPr>
+          <w:rFonts w:ascii="Iskoola Pota" w:hAnsi="Iskoola Pota" w:cs="Iskoola Pota"/>
+        </w:rPr>
+        <w:t>දක්වන්න</w:t>
+      </w:r>
+      <w:r>
+        <w:t>:</w:t>
+      </w:r>
+    </w:p>
+    <w:p>
+      <w:r>
+        <w:t>............................................................................................................................................................</w:t>
+      </w:r>
+      <w:r>
+        <w:t>............</w:t>
+      </w:r>
+    </w:p>
+    <w:p>
+      <w:r>
+        <w:t>............................................................................................................................................................</w:t>
+      </w:r>
+      <w:r>
+        <w:t>............</w:t>
+      </w:r>
+    </w:p>
+    <w:p>
+      <w:r>
+        <w:t xml:space="preserve">3.3. </w:t>
+      </w:r>
+      <w:r>
+        <w:rPr>
+          <w:rFonts w:ascii="Iskoola Pota" w:hAnsi="Iskoola Pota" w:cs="Iskoola Pota"/>
+        </w:rPr>
+        <w:t>ඔබගේ</w:t>
+      </w:r>
+      <w:r>
+        <w:t xml:space="preserve"> </w:t>
+      </w:r>
+      <w:r>
+        <w:rPr>
+          <w:rFonts w:ascii="Iskoola Pota" w:hAnsi="Iskoola Pota" w:cs="Iskoola Pota"/>
+        </w:rPr>
+        <w:t>කාර්ය</w:t>
+      </w:r>
+      <w:r>
+        <w:t xml:space="preserve"> </w:t>
+      </w:r>
+      <w:r>
+        <w:rPr>
+          <w:rFonts w:ascii="Iskoola Pota" w:hAnsi="Iskoola Pota" w:cs="Iskoola Pota"/>
+        </w:rPr>
+        <w:t>සාධනය</w:t>
+      </w:r>
+      <w:r>
+        <w:t xml:space="preserve"> </w:t>
+      </w:r>
+      <w:r>
+        <w:rPr>
+          <w:rFonts w:ascii="Iskoola Pota" w:hAnsi="Iskoola Pota" w:cs="Iskoola Pota"/>
+        </w:rPr>
+        <w:t>ඉදිරියේ</w:t>
+      </w:r>
+      <w:r>
+        <w:t xml:space="preserve"> </w:t>
+      </w:r>
+      <w:r>
+        <w:rPr>
+          <w:rFonts w:ascii="Iskoola Pota" w:hAnsi="Iskoola Pota" w:cs="Iskoola Pota"/>
+        </w:rPr>
+        <w:t>දී</w:t>
+      </w:r>
+      <w:r>
+        <w:t xml:space="preserve"> </w:t>
+      </w:r>
+      <w:r>
+        <w:rPr>
+          <w:rFonts w:ascii="Iskoola Pota" w:hAnsi="Iskoola Pota" w:cs="Iskoola Pota"/>
+        </w:rPr>
+        <w:t>වැඩි</w:t>
+      </w:r>
+      <w:r>
+        <w:t xml:space="preserve"> </w:t>
+      </w:r>
+      <w:r>
+        <w:rPr>
+          <w:rFonts w:ascii="Iskoola Pota" w:hAnsi="Iskoola Pota" w:cs="Iskoola Pota"/>
+        </w:rPr>
+        <w:t>දියුණු</w:t>
+      </w:r>
+      <w:r>
+        <w:t xml:space="preserve"> </w:t>
+      </w:r>
+      <w:r>
+        <w:rPr>
+          <w:rFonts w:ascii="Iskoola Pota" w:hAnsi="Iskoola Pota" w:cs="Iskoola Pota"/>
+        </w:rPr>
+        <w:t>කිරීම</w:t>
+      </w:r>
+      <w:r>
+        <w:t xml:space="preserve"> </w:t>
+      </w:r>
+      <w:r>
+        <w:rPr>
+          <w:rFonts w:ascii="Iskoola Pota" w:hAnsi="Iskoola Pota" w:cs="Iskoola Pota"/>
+        </w:rPr>
+        <w:t>සඳහා</w:t>
+      </w:r>
+      <w:r>
+        <w:t xml:space="preserve"> </w:t>
+      </w:r>
+      <w:r>
+        <w:rPr>
+          <w:rFonts w:ascii="Iskoola Pota" w:hAnsi="Iskoola Pota" w:cs="Iskoola Pota"/>
+        </w:rPr>
+        <w:t>ඔබ</w:t>
+      </w:r>
+      <w:r>
+        <w:t xml:space="preserve"> </w:t>
+      </w:r>
+      <w:r>
+        <w:rPr>
+          <w:rFonts w:ascii="Iskoola Pota" w:hAnsi="Iskoola Pota" w:cs="Iskoola Pota"/>
+        </w:rPr>
+        <w:t>කරන</w:t>
+      </w:r>
+      <w:r>
+        <w:t xml:space="preserve"> </w:t>
+      </w:r>
+      <w:r>
+        <w:rPr>
+          <w:rFonts w:ascii="Iskoola Pota" w:hAnsi="Iskoola Pota" w:cs="Iskoola Pota"/>
+        </w:rPr>
+        <w:t>යෝජනා</w:t>
+      </w:r>
+      <w:r>
+        <w:t xml:space="preserve"> </w:t>
+      </w:r>
+      <w:r>
+        <w:rPr>
+          <w:rFonts w:ascii="Iskoola Pota" w:hAnsi="Iskoola Pota" w:cs="Iskoola Pota"/>
+        </w:rPr>
+        <w:t>සැකෙවින්</w:t>
+      </w:r>
+      <w:r>
+        <w:t xml:space="preserve"> </w:t>
+      </w:r>
+      <w:r>
+        <w:rPr>
+          <w:rFonts w:ascii="Iskoola Pota" w:hAnsi="Iskoola Pota" w:cs="Iskoola Pota"/>
+        </w:rPr>
+        <w:t>දක්වන්න</w:t>
+      </w:r>
+      <w:r>
+        <w:t>:</w:t>
+      </w:r>
+    </w:p>
+    <w:p>
+      <w:r>
+        <w:t>............................................................................................................................................................</w:t>
+      </w:r>
+      <w:r>
+        <w:t>............</w:t>
+      </w:r>
+    </w:p>
+    <w:p>
+      <w:pPr>
+        <w:spacing w:after="0" w:line="240" w:lineRule="auto"/>
+      </w:pPr>
+    </w:p>
+    <w:p>
+      <w:pPr>
+        <w:rPr>
+          <w:b/>
+          <w:bCs/>
+        </w:rPr>
+      </w:pPr>
+      <w:r>
+        <w:rPr>
+          <w:b/>
+          <w:bCs/>
+        </w:rPr>
+        <w:t xml:space="preserve">04. </w:t>
+      </w:r>
+      <w:r>
+        <w:rPr>
+          <w:rFonts w:ascii="Iskoola Pota" w:hAnsi="Iskoola Pota" w:cs="Iskoola Pota"/>
+          <w:b/>
+          <w:bCs/>
+        </w:rPr>
+        <w:t>මහජන</w:t>
+      </w:r>
+      <w:r>
+        <w:rPr>
+          <w:b/>
+          <w:bCs/>
+        </w:rPr>
+        <w:t xml:space="preserve"> </w:t>
+      </w:r>
+      <w:r>
+        <w:rPr>
+          <w:rFonts w:ascii="Iskoola Pota" w:hAnsi="Iskoola Pota" w:cs="Iskoola Pota"/>
+          <w:b/>
+          <w:bCs/>
+        </w:rPr>
+        <w:t>සම්බන්ධතා</w:t>
+      </w:r>
+    </w:p>
+    <w:p>
+      <w:r>
+        <w:t xml:space="preserve">4.1. </w:t>
+      </w:r>
+      <w:r>
+        <w:rPr>
+          <w:rFonts w:ascii="Iskoola Pota" w:hAnsi="Iskoola Pota" w:cs="Iskoola Pota"/>
+        </w:rPr>
+        <w:t>ඔබගේ</w:t>
+      </w:r>
+      <w:r>
+        <w:t xml:space="preserve"> </w:t>
+      </w:r>
+      <w:r>
+        <w:rPr>
+          <w:rFonts w:ascii="Iskoola Pota" w:hAnsi="Iskoola Pota" w:cs="Iskoola Pota"/>
+        </w:rPr>
+        <w:t>රාජකාරි</w:t>
+      </w:r>
+      <w:r>
+        <w:t xml:space="preserve"> </w:t>
+      </w:r>
+      <w:r>
+        <w:rPr>
+          <w:rFonts w:ascii="Iskoola Pota" w:hAnsi="Iskoola Pota" w:cs="Iskoola Pota"/>
+        </w:rPr>
+        <w:t>වලට</w:t>
+      </w:r>
+      <w:r>
+        <w:t xml:space="preserve"> </w:t>
+      </w:r>
+      <w:r>
+        <w:rPr>
+          <w:rFonts w:ascii="Iskoola Pota" w:hAnsi="Iskoola Pota" w:cs="Iskoola Pota"/>
+        </w:rPr>
+        <w:t>බාහිර</w:t>
+      </w:r>
+      <w:r>
+        <w:t xml:space="preserve"> </w:t>
+      </w:r>
+      <w:r>
+        <w:rPr>
+          <w:rFonts w:ascii="Iskoola Pota" w:hAnsi="Iskoola Pota" w:cs="Iskoola Pota"/>
+        </w:rPr>
+        <w:t>මහජනයා</w:t>
+      </w:r>
+      <w:r>
+        <w:t xml:space="preserve"> </w:t>
+      </w:r>
+      <w:r>
+        <w:rPr>
+          <w:rFonts w:ascii="Iskoola Pota" w:hAnsi="Iskoola Pota" w:cs="Iskoola Pota"/>
+        </w:rPr>
+        <w:t>හා</w:t>
+      </w:r>
+      <w:r>
+        <w:t xml:space="preserve"> / </w:t>
+      </w:r>
+      <w:r>
+        <w:rPr>
+          <w:rFonts w:ascii="Iskoola Pota" w:hAnsi="Iskoola Pota" w:cs="Iskoola Pota"/>
+        </w:rPr>
+        <w:t>හෝ</w:t>
+      </w:r>
+      <w:r>
+        <w:t xml:space="preserve"> </w:t>
+      </w:r>
+      <w:r>
+        <w:rPr>
+          <w:rFonts w:ascii="Iskoola Pota" w:hAnsi="Iskoola Pota" w:cs="Iskoola Pota"/>
+        </w:rPr>
+        <w:t>වෙනත්</w:t>
+      </w:r>
+      <w:r>
+        <w:t xml:space="preserve"> </w:t>
+      </w:r>
+      <w:r>
+        <w:rPr>
+          <w:rFonts w:ascii="Iskoola Pota" w:hAnsi="Iskoola Pota" w:cs="Iskoola Pota"/>
+        </w:rPr>
+        <w:t>අංශ</w:t>
+      </w:r>
+      <w:r>
+        <w:t xml:space="preserve"> / </w:t>
+      </w:r>
+      <w:r>
+        <w:rPr>
+          <w:rFonts w:ascii="Iskoola Pota" w:hAnsi="Iskoola Pota" w:cs="Iskoola Pota"/>
+        </w:rPr>
+        <w:t>ආයතනවල</w:t>
+      </w:r>
+      <w:r>
+        <w:t xml:space="preserve"> </w:t>
+      </w:r>
+      <w:r>
+        <w:rPr>
+          <w:rFonts w:ascii="Iskoola Pota" w:hAnsi="Iskoola Pota" w:cs="Iskoola Pota"/>
+        </w:rPr>
+        <w:t>නිලධාරීන්</w:t>
+      </w:r>
+      <w:r>
+        <w:t xml:space="preserve"> </w:t>
+      </w:r>
+      <w:r>
+        <w:rPr>
+          <w:rFonts w:ascii="Iskoola Pota" w:hAnsi="Iskoola Pota" w:cs="Iskoola Pota"/>
+        </w:rPr>
+        <w:t>කෙළින්ම</w:t>
+      </w:r>
+      <w:r>
+        <w:t xml:space="preserve"> </w:t>
+      </w:r>
+      <w:r>
+        <w:rPr>
+          <w:rFonts w:ascii="Iskoola Pota" w:hAnsi="Iskoola Pota" w:cs="Iskoola Pota"/>
+        </w:rPr>
+        <w:t>සම්බන්ධ</w:t>
+      </w:r>
+      <w:r>
+        <w:t xml:space="preserve"> </w:t>
+      </w:r>
+      <w:r>
+        <w:rPr>
+          <w:rFonts w:ascii="Iskoola Pota" w:hAnsi="Iskoola Pota" w:cs="Iskoola Pota"/>
+        </w:rPr>
+        <w:t>වේද</w:t>
+      </w:r>
+      <w:r>
+        <w:t>?</w:t>
+      </w:r>
+      <w:r>
+        <w:t xml:space="preserve">     </w:t>
+      </w:r>
+      <w:r>
+        <w:rPr>
+          <w:rFonts w:ascii="Iskoola Pota" w:hAnsi="Iskoola Pota" w:cs="Iskoola Pota"/>
+        </w:rPr>
+        <w:t>ඔව්</w:t>
+      </w:r>
+      <w:r>
+        <w:t xml:space="preserve"> / </w:t>
+      </w:r>
+      <w:r>
+        <w:rPr>
+          <w:rFonts w:ascii="Iskoola Pota" w:hAnsi="Iskoola Pota" w:cs="Iskoola Pota"/>
+        </w:rPr>
+        <w:t>නැත</w:t>
+      </w:r>
+    </w:p>
+    <w:p>
+      <w:r>
+        <w:t xml:space="preserve">4.2. </w:t>
+      </w:r>
+      <w:r>
+        <w:rPr>
+          <w:rFonts w:ascii="Iskoola Pota" w:hAnsi="Iskoola Pota" w:cs="Iskoola Pota"/>
+        </w:rPr>
+        <w:t>ඔබගේ</w:t>
+      </w:r>
+      <w:r>
+        <w:t xml:space="preserve"> </w:t>
+      </w:r>
+      <w:r>
+        <w:rPr>
+          <w:rFonts w:ascii="Iskoola Pota" w:hAnsi="Iskoola Pota" w:cs="Iskoola Pota"/>
+        </w:rPr>
+        <w:t>හැඟීම්</w:t>
+      </w:r>
+      <w:r>
+        <w:t xml:space="preserve"> </w:t>
+      </w:r>
+      <w:r>
+        <w:rPr>
+          <w:rFonts w:ascii="Iskoola Pota" w:hAnsi="Iskoola Pota" w:cs="Iskoola Pota"/>
+        </w:rPr>
+        <w:t>අනුව</w:t>
+      </w:r>
+      <w:r>
+        <w:t xml:space="preserve"> </w:t>
+      </w:r>
+      <w:r>
+        <w:rPr>
+          <w:rFonts w:ascii="Iskoola Pota" w:hAnsi="Iskoola Pota" w:cs="Iskoola Pota"/>
+        </w:rPr>
+        <w:t>ඔබ</w:t>
+      </w:r>
+      <w:r>
+        <w:t xml:space="preserve"> </w:t>
+      </w:r>
+      <w:r>
+        <w:rPr>
+          <w:rFonts w:ascii="Iskoola Pota" w:hAnsi="Iskoola Pota" w:cs="Iskoola Pota"/>
+        </w:rPr>
+        <w:t>සතුටුදායක</w:t>
+      </w:r>
+      <w:r>
+        <w:t xml:space="preserve"> </w:t>
+      </w:r>
+      <w:r>
+        <w:rPr>
+          <w:rFonts w:ascii="Iskoola Pota" w:hAnsi="Iskoola Pota" w:cs="Iskoola Pota"/>
+        </w:rPr>
+        <w:t>මහජන</w:t>
+      </w:r>
+      <w:r>
+        <w:t xml:space="preserve"> </w:t>
+      </w:r>
+      <w:r>
+        <w:rPr>
+          <w:rFonts w:ascii="Iskoola Pota" w:hAnsi="Iskoola Pota" w:cs="Iskoola Pota"/>
+        </w:rPr>
+        <w:t>සම්බන්ධතා</w:t>
+      </w:r>
+      <w:r>
+        <w:t xml:space="preserve"> </w:t>
+      </w:r>
+      <w:r>
+        <w:rPr>
+          <w:rFonts w:ascii="Iskoola Pota" w:hAnsi="Iskoola Pota" w:cs="Iskoola Pota"/>
+        </w:rPr>
+        <w:t>පවත්වා</w:t>
+      </w:r>
+      <w:r>
+        <w:t xml:space="preserve"> </w:t>
+      </w:r>
+      <w:r>
+        <w:rPr>
+          <w:rFonts w:ascii="Iskoola Pota" w:hAnsi="Iskoola Pota" w:cs="Iskoola Pota"/>
+        </w:rPr>
+        <w:t>ගෙන</w:t>
+      </w:r>
+      <w:r>
+        <w:t xml:space="preserve"> </w:t>
+      </w:r>
+      <w:r>
+        <w:rPr>
+          <w:rFonts w:ascii="Iskoola Pota" w:hAnsi="Iskoola Pota" w:cs="Iskoola Pota"/>
+        </w:rPr>
+        <w:t>යන්නේද</w:t>
+      </w:r>
+      <w:r>
+        <w:t>?</w:t>
+      </w:r>
+      <w:r>
+        <w:t xml:space="preserve">      </w:t>
+      </w:r>
+      <w:r>
+        <w:rPr>
+          <w:rFonts w:ascii="Iskoola Pota" w:hAnsi="Iskoola Pota" w:cs="Iskoola Pota"/>
+        </w:rPr>
+        <w:t>ඔව්</w:t>
+      </w:r>
+      <w:r>
+        <w:t xml:space="preserve"> / </w:t>
+      </w:r>
+      <w:r>
+        <w:rPr>
+          <w:rFonts w:ascii="Iskoola Pota" w:hAnsi="Iskoola Pota" w:cs="Iskoola Pota"/>
+        </w:rPr>
+        <w:t>නැත</w:t>
+      </w:r>
+    </w:p>
+    <w:p>
+      <w:r>
+        <w:t xml:space="preserve">4.3. </w:t>
+      </w:r>
+      <w:r>
+        <w:rPr>
+          <w:rFonts w:ascii="Iskoola Pota" w:hAnsi="Iskoola Pota" w:cs="Iskoola Pota"/>
+        </w:rPr>
+        <w:t>මහජනයා</w:t>
+      </w:r>
+      <w:r>
+        <w:t xml:space="preserve"> </w:t>
+      </w:r>
+      <w:r>
+        <w:rPr>
+          <w:rFonts w:ascii="Iskoola Pota" w:hAnsi="Iskoola Pota" w:cs="Iskoola Pota"/>
+        </w:rPr>
+        <w:t>හා</w:t>
+      </w:r>
+      <w:r>
+        <w:t xml:space="preserve"> / </w:t>
+      </w:r>
+      <w:r>
+        <w:rPr>
+          <w:rFonts w:ascii="Iskoola Pota" w:hAnsi="Iskoola Pota" w:cs="Iskoola Pota"/>
+        </w:rPr>
+        <w:t>හෝ</w:t>
+      </w:r>
+      <w:r>
+        <w:t xml:space="preserve"> </w:t>
+      </w:r>
+      <w:r>
+        <w:rPr>
+          <w:rFonts w:ascii="Iskoola Pota" w:hAnsi="Iskoola Pota" w:cs="Iskoola Pota"/>
+        </w:rPr>
+        <w:t>වෙනත්</w:t>
+      </w:r>
+      <w:r>
+        <w:t xml:space="preserve"> </w:t>
+      </w:r>
+      <w:r>
+        <w:rPr>
+          <w:rFonts w:ascii="Iskoola Pota" w:hAnsi="Iskoola Pota" w:cs="Iskoola Pota"/>
+        </w:rPr>
+        <w:t>නිලධාරීන්</w:t>
+      </w:r>
+      <w:r>
+        <w:t xml:space="preserve"> </w:t>
+      </w:r>
+      <w:r>
+        <w:rPr>
+          <w:rFonts w:ascii="Iskoola Pota" w:hAnsi="Iskoola Pota" w:cs="Iskoola Pota"/>
+        </w:rPr>
+        <w:t>තෘප්තිමත්</w:t>
+      </w:r>
+      <w:r>
+        <w:t xml:space="preserve"> </w:t>
+      </w:r>
+      <w:r>
+        <w:rPr>
+          <w:rFonts w:ascii="Iskoola Pota" w:hAnsi="Iskoola Pota" w:cs="Iskoola Pota"/>
+        </w:rPr>
+        <w:t>නොවූ</w:t>
+      </w:r>
+      <w:r>
+        <w:t xml:space="preserve"> </w:t>
+      </w:r>
+      <w:r>
+        <w:rPr>
+          <w:rFonts w:ascii="Iskoola Pota" w:hAnsi="Iskoola Pota" w:cs="Iskoola Pota"/>
+        </w:rPr>
+        <w:t>අවස්ථා</w:t>
+      </w:r>
+      <w:r>
+        <w:t xml:space="preserve"> </w:t>
+      </w:r>
+      <w:r>
+        <w:rPr>
+          <w:rFonts w:ascii="Iskoola Pota" w:hAnsi="Iskoola Pota" w:cs="Iskoola Pota"/>
+        </w:rPr>
+        <w:t>ඇත්</w:t>
+      </w:r>
+      <w:r>
+        <w:t xml:space="preserve"> </w:t>
+      </w:r>
+      <w:r>
+        <w:rPr>
+          <w:rFonts w:ascii="Iskoola Pota" w:hAnsi="Iskoola Pota" w:cs="Iskoola Pota"/>
+        </w:rPr>
+        <w:t>ද</w:t>
+      </w:r>
+      <w:r>
+        <w:t>?</w:t>
+      </w:r>
+      <w:r>
+        <w:t xml:space="preserve">    </w:t>
+      </w:r>
+      <w:r>
+        <w:rPr>
+          <w:rFonts w:ascii="Iskoola Pota" w:hAnsi="Iskoola Pota" w:cs="Iskoola Pota"/>
+        </w:rPr>
+        <w:t>ඔව්</w:t>
+      </w:r>
+      <w:r>
+        <w:t xml:space="preserve"> / </w:t>
+      </w:r>
+      <w:r>
+        <w:rPr>
+          <w:rFonts w:ascii="Iskoola Pota" w:hAnsi="Iskoola Pota" w:cs="Iskoola Pota"/>
+        </w:rPr>
+        <w:t>නැත</w:t>
+      </w:r>
+    </w:p>
+    <w:p>
+      <w:r>
+        <w:t xml:space="preserve">4.4. </w:t>
+      </w:r>
+      <w:r>
+        <w:rPr>
+          <w:rFonts w:ascii="Iskoola Pota" w:hAnsi="Iskoola Pota" w:cs="Iskoola Pota"/>
+        </w:rPr>
+        <w:t>ඉහත</w:t>
+      </w:r>
+      <w:r>
+        <w:t xml:space="preserve"> 4.3 </w:t>
+      </w:r>
+      <w:r>
+        <w:rPr>
+          <w:rFonts w:ascii="Iskoola Pota" w:hAnsi="Iskoola Pota" w:cs="Iskoola Pota"/>
+        </w:rPr>
+        <w:t>ට</w:t>
+      </w:r>
+      <w:r>
+        <w:t xml:space="preserve"> </w:t>
+      </w:r>
+      <w:r>
+        <w:rPr>
+          <w:rFonts w:ascii="Iskoola Pota" w:hAnsi="Iskoola Pota" w:cs="Iskoola Pota"/>
+        </w:rPr>
+        <w:t>පිළිතුර</w:t>
+      </w:r>
+      <w:r>
+        <w:t xml:space="preserve"> '</w:t>
+      </w:r>
+      <w:r>
+        <w:rPr>
+          <w:rFonts w:ascii="Iskoola Pota" w:hAnsi="Iskoola Pota" w:cs="Iskoola Pota"/>
+        </w:rPr>
+        <w:t>ඔව්</w:t>
+      </w:r>
+      <w:r>
+        <w:t xml:space="preserve">' </w:t>
+      </w:r>
+      <w:r>
+        <w:rPr>
+          <w:rFonts w:ascii="Iskoola Pota" w:hAnsi="Iskoola Pota" w:cs="Iskoola Pota"/>
+        </w:rPr>
+        <w:t>නම්</w:t>
+      </w:r>
+      <w:r>
+        <w:t xml:space="preserve"> </w:t>
+      </w:r>
+      <w:r>
+        <w:rPr>
+          <w:rFonts w:ascii="Iskoola Pota" w:hAnsi="Iskoola Pota" w:cs="Iskoola Pota"/>
+        </w:rPr>
+        <w:t>ඊට</w:t>
+      </w:r>
+      <w:r>
+        <w:t xml:space="preserve"> </w:t>
+      </w:r>
+      <w:r>
+        <w:rPr>
+          <w:rFonts w:ascii="Iskoola Pota" w:hAnsi="Iskoola Pota" w:cs="Iskoola Pota"/>
+        </w:rPr>
+        <w:t>හේතු</w:t>
+      </w:r>
+      <w:r>
+        <w:t xml:space="preserve"> </w:t>
+      </w:r>
+      <w:r>
+        <w:rPr>
+          <w:rFonts w:ascii="Iskoola Pota" w:hAnsi="Iskoola Pota" w:cs="Iskoola Pota"/>
+        </w:rPr>
+        <w:t>ලෙස</w:t>
+      </w:r>
+      <w:r>
+        <w:t xml:space="preserve"> </w:t>
+      </w:r>
+      <w:r>
+        <w:rPr>
+          <w:rFonts w:ascii="Iskoola Pota" w:hAnsi="Iskoola Pota" w:cs="Iskoola Pota"/>
+        </w:rPr>
+        <w:t>දකින්නේ</w:t>
+      </w:r>
+      <w:r>
+        <w:t xml:space="preserve"> </w:t>
+      </w:r>
+      <w:r>
+        <w:rPr>
+          <w:rFonts w:ascii="Iskoola Pota" w:hAnsi="Iskoola Pota" w:cs="Iskoola Pota"/>
+        </w:rPr>
+        <w:t>මොනවාද</w:t>
+      </w:r>
+      <w:r>
+        <w:t>?</w:t>
+      </w:r>
+    </w:p>
+    <w:p>
+      <w:r>
+        <w:t>............................................................................................................................................................</w:t>
+      </w:r>
+    </w:p>
+    <w:p>
+      <w:pPr>
+        <w:spacing w:after="0" w:line="240" w:lineRule="auto"/>
+      </w:pPr>
+    </w:p>
+    <w:p>
+      <w:pPr>
+        <w:rPr>
+          <w:b/>
+          <w:bCs/>
+        </w:rPr>
+      </w:pPr>
+      <w:r>
+        <w:rPr>
+          <w:b/>
+          <w:bCs/>
+        </w:rPr>
+        <w:t xml:space="preserve">05. </w:t>
+      </w:r>
+      <w:r>
+        <w:rPr>
+          <w:rFonts w:ascii="Iskoola Pota" w:hAnsi="Iskoola Pota" w:cs="Iskoola Pota"/>
+          <w:b/>
+          <w:bCs/>
+        </w:rPr>
+        <w:t>පුහුණුව</w:t>
+      </w:r>
+    </w:p>
+    <w:p>
+      <w:r>
+        <w:t xml:space="preserve">5.1. </w:t>
+      </w:r>
+      <w:r>
+        <w:rPr>
+          <w:rFonts w:ascii="Iskoola Pota" w:hAnsi="Iskoola Pota" w:cs="Iskoola Pota"/>
+        </w:rPr>
+        <w:t>ලබා</w:t>
+      </w:r>
+      <w:r>
+        <w:t xml:space="preserve"> </w:t>
+      </w:r>
+      <w:r>
+        <w:rPr>
+          <w:rFonts w:ascii="Iskoola Pota" w:hAnsi="Iskoola Pota" w:cs="Iskoola Pota"/>
+        </w:rPr>
+        <w:t>ඇති</w:t>
+      </w:r>
+      <w:r>
+        <w:t xml:space="preserve"> </w:t>
+      </w:r>
+      <w:r>
+        <w:rPr>
+          <w:rFonts w:ascii="Iskoola Pota" w:hAnsi="Iskoola Pota" w:cs="Iskoola Pota"/>
+        </w:rPr>
+        <w:t>පුහුණුව</w:t>
+      </w:r>
+      <w:r>
+        <w:t>:</w:t>
+      </w:r>
+    </w:p>
+    <w:p>
+      <w:pPr>
+        <w:numPr>
+          <w:ilvl w:val="1"/>
+          <w:numId w:val="8"/>
+        </w:numPr>
+        <w:spacing w:after="160" w:line="278" w:lineRule="auto"/>
+      </w:pPr>
+      <w:r>
+        <w:t>......................................................................................................................</w:t>
+      </w:r>
+      <w:r>
+        <w:t>.......................</w:t>
+      </w:r>
+      <w:r>
+        <w:t>.</w:t>
+      </w:r>
+    </w:p>
+    <w:p>
+      <w:pPr>
+        <w:numPr>
+          <w:ilvl w:val="1"/>
+          <w:numId w:val="8"/>
+        </w:numPr>
+        <w:spacing w:after="160" w:line="278" w:lineRule="auto"/>
+      </w:pPr>
+      <w:r>
+        <w:t>......................................................................................................................</w:t>
+      </w:r>
+      <w:r>
+        <w:t>.......................</w:t>
+      </w:r>
+      <w:r>
+        <w:t>.</w:t>
+      </w:r>
+    </w:p>
+    <w:p>
+      <w:r>
+        <w:t xml:space="preserve">5.2. </w:t>
+      </w:r>
+      <w:r>
+        <w:rPr>
+          <w:rFonts w:ascii="Iskoola Pota" w:hAnsi="Iskoola Pota" w:cs="Iskoola Pota"/>
+        </w:rPr>
+        <w:t>ඔබට</w:t>
+      </w:r>
+      <w:r>
+        <w:t xml:space="preserve"> </w:t>
+      </w:r>
+      <w:r>
+        <w:rPr>
+          <w:rFonts w:ascii="Iskoola Pota" w:hAnsi="Iskoola Pota" w:cs="Iskoola Pota"/>
+        </w:rPr>
+        <w:t>පුහුණුවීම්</w:t>
+      </w:r>
+      <w:r>
+        <w:t xml:space="preserve"> </w:t>
+      </w:r>
+      <w:r>
+        <w:rPr>
+          <w:rFonts w:ascii="Iskoola Pota" w:hAnsi="Iskoola Pota" w:cs="Iskoola Pota"/>
+        </w:rPr>
+        <w:t>අවශ්</w:t>
+      </w:r>
+      <w:r>
+        <w:t>‍</w:t>
+      </w:r>
+      <w:r>
+        <w:rPr>
+          <w:rFonts w:ascii="Iskoola Pota" w:hAnsi="Iskoola Pota" w:cs="Iskoola Pota"/>
+        </w:rPr>
+        <w:t>ය</w:t>
+      </w:r>
+      <w:r>
+        <w:t xml:space="preserve"> </w:t>
+      </w:r>
+      <w:r>
+        <w:rPr>
+          <w:rFonts w:ascii="Iskoola Pota" w:hAnsi="Iskoola Pota" w:cs="Iskoola Pota"/>
+        </w:rPr>
+        <w:t>වේ</w:t>
+      </w:r>
+      <w:r>
+        <w:t xml:space="preserve"> </w:t>
+      </w:r>
+      <w:r>
+        <w:rPr>
+          <w:rFonts w:ascii="Iskoola Pota" w:hAnsi="Iskoola Pota" w:cs="Iskoola Pota"/>
+        </w:rPr>
+        <w:t>නම්</w:t>
+      </w:r>
+      <w:r>
+        <w:t xml:space="preserve"> </w:t>
+      </w:r>
+      <w:r>
+        <w:rPr>
+          <w:rFonts w:ascii="Iskoola Pota" w:hAnsi="Iskoola Pota" w:cs="Iskoola Pota"/>
+        </w:rPr>
+        <w:t>එම</w:t>
+      </w:r>
+      <w:r>
+        <w:t xml:space="preserve"> </w:t>
+      </w:r>
+      <w:r>
+        <w:rPr>
+          <w:rFonts w:ascii="Iskoola Pota" w:hAnsi="Iskoola Pota" w:cs="Iskoola Pota"/>
+        </w:rPr>
+        <w:t>අංශයන්</w:t>
+      </w:r>
+      <w:r>
+        <w:t xml:space="preserve"> </w:t>
+      </w:r>
+      <w:r>
+        <w:rPr>
+          <w:rFonts w:ascii="Iskoola Pota" w:hAnsi="Iskoola Pota" w:cs="Iskoola Pota"/>
+        </w:rPr>
+        <w:t>සඳහන්</w:t>
+      </w:r>
+      <w:r>
+        <w:t xml:space="preserve"> </w:t>
+      </w:r>
+      <w:r>
+        <w:rPr>
+          <w:rFonts w:ascii="Iskoola Pota" w:hAnsi="Iskoola Pota" w:cs="Iskoola Pota"/>
+        </w:rPr>
+        <w:t>කරන්න</w:t>
+      </w:r>
+      <w:r>
+        <w:t>:</w:t>
+      </w:r>
+    </w:p>
+    <w:p>
+      <w:pPr>
+        <w:numPr>
+          <w:ilvl w:val="1"/>
+          <w:numId w:val="9"/>
+        </w:numPr>
+        <w:spacing w:after="160" w:line="278" w:lineRule="auto"/>
+      </w:pPr>
+      <w:r>
+        <w:t>......................................................................................................................</w:t>
+      </w:r>
+      <w:r>
+        <w:t>.......................</w:t>
+      </w:r>
+      <w:r>
+        <w:t>.</w:t>
+      </w:r>
+    </w:p>
+    <w:p>
+      <w:pPr>
+        <w:numPr>
+          <w:ilvl w:val="1"/>
+          <w:numId w:val="9"/>
+        </w:numPr>
+        <w:spacing w:after="160" w:line="278" w:lineRule="auto"/>
+      </w:pPr>
+      <w:r>
+        <w:t>......................................................................................................................</w:t>
+      </w:r>
+      <w:r>
+        <w:t>.......................</w:t>
+      </w:r>
+      <w:r>
+        <w:t>.</w:t>
+      </w:r>
+    </w:p>
+    <w:p>
+      <w:pPr>
+        <w:rPr>
+          <w:rFonts w:ascii="Iskoola Pota" w:hAnsi="Iskoola Pota" w:cs="Iskoola Pota"/>
+        </w:rPr>
+      </w:pPr>
+    </w:p>
+    <w:p>
+      <w:pPr>
+        <w:spacing w:line="240" w:lineRule="auto"/>
+      </w:pPr>
+      <w:r>
+        <w:rPr>
+          <w:rFonts w:ascii="Iskoola Pota" w:hAnsi="Iskoola Pota" w:cs="Iskoola Pota"/>
+        </w:rPr>
+        <w:t>දිනය</w:t>
+      </w:r>
+      <w:r>
+        <w:t>: ....................................</w:t>
+      </w:r>
+      <w:r>
+        <w:t xml:space="preserve"> </w:t>
+      </w:r>
+      <w:r>
+        <w:t xml:space="preserve"> </w:t>
+      </w:r>
+      <w:r>
+        <w:t xml:space="preserve">                                                                                           </w:t>
+      </w:r>
+      <w:r>
+        <w:t>....................................</w:t>
+      </w:r>
+      <w:r>
+        <w:t>...</w:t>
+      </w:r>
+    </w:p>
+    <w:p>
+      <w:pPr>
+        <w:spacing w:line="240" w:lineRule="auto"/>
+        <w:jc w:val="right"/>
+      </w:pPr>
+      <w:r>
+        <w:rPr>
+          <w:rFonts w:ascii="Iskoola Pota" w:hAnsi="Iskoola Pota" w:cs="Iskoola Pota"/>
+        </w:rPr>
+        <w:t>ඇගයුම්ලාභියාගේ</w:t>
+      </w:r>
+      <w:r>
+        <w:t xml:space="preserve"> </w:t>
+      </w:r>
+      <w:r>
+        <w:rPr>
+          <w:rFonts w:ascii="Iskoola Pota" w:hAnsi="Iskoola Pota" w:cs="Iskoola Pota"/>
+        </w:rPr>
+        <w:t>අත්සන</w:t>
+      </w:r>
+    </w:p>
+    <w:p>
+      <w:pPr>
+        <w:jc w:val="center"/>
+        <w:rPr>
+          <w:rFonts w:cstheme="minorHAnsi"/>
+          <w:b/>
+          <w:bCs/>
+          <w:u w:val="single"/>
+        </w:rPr>
+      </w:pPr>
+      <w:r>
+        <w:rPr>
+          <w:rFonts w:cstheme="minorHAnsi"/>
+          <w:b/>
+          <w:bCs/>
+          <w:u w:val="single"/>
+        </w:rPr>
+        <w:t xml:space="preserve">II </w:t>
+      </w:r>
+      <w:r>
+        <w:rPr>
+          <w:rFonts w:ascii="Iskoola Pota" w:hAnsi="Iskoola Pota" w:cs="Iskoola Pota"/>
+          <w:b/>
+          <w:bCs/>
+          <w:u w:val="single"/>
+        </w:rPr>
+        <w:t>කොටස</w:t>
+      </w:r>
+      <w:r>
+        <w:rPr>
+          <w:rFonts w:cstheme="minorHAnsi"/>
+          <w:b/>
+          <w:bCs/>
+          <w:u w:val="single"/>
+        </w:rPr>
+        <w:t xml:space="preserve"> : </w:t>
+      </w:r>
+      <w:r>
+        <w:rPr>
+          <w:rFonts w:ascii="Iskoola Pota" w:hAnsi="Iskoola Pota" w:cs="Iskoola Pota"/>
+          <w:b/>
+          <w:bCs/>
+          <w:u w:val="single"/>
+        </w:rPr>
+        <w:t>අධීක්ෂණය</w:t>
+      </w:r>
+      <w:r>
+        <w:rPr>
+          <w:rFonts w:cstheme="minorHAnsi"/>
+          <w:b/>
+          <w:bCs/>
+          <w:u w:val="single"/>
+        </w:rPr>
+        <w:t xml:space="preserve"> </w:t>
+      </w:r>
+      <w:r>
+        <w:rPr>
+          <w:rFonts w:ascii="Iskoola Pota" w:hAnsi="Iskoola Pota" w:cs="Iskoola Pota"/>
+          <w:b/>
+          <w:bCs/>
+          <w:u w:val="single"/>
+        </w:rPr>
+        <w:t>කරන</w:t>
+      </w:r>
+      <w:r>
+        <w:rPr>
+          <w:rFonts w:cstheme="minorHAnsi"/>
+          <w:b/>
+          <w:bCs/>
+          <w:u w:val="single"/>
+        </w:rPr>
+        <w:t xml:space="preserve"> </w:t>
+      </w:r>
+      <w:r>
+        <w:rPr>
+          <w:rFonts w:ascii="Iskoola Pota" w:hAnsi="Iskoola Pota" w:cs="Iskoola Pota"/>
+          <w:b/>
+          <w:bCs/>
+          <w:u w:val="single"/>
+        </w:rPr>
+        <w:t>මාණ්ඩලික</w:t>
+      </w:r>
+      <w:r>
+        <w:rPr>
+          <w:rFonts w:cstheme="minorHAnsi"/>
+          <w:b/>
+          <w:bCs/>
+          <w:u w:val="single"/>
+        </w:rPr>
+        <w:t xml:space="preserve"> </w:t>
+      </w:r>
+      <w:r>
+        <w:rPr>
+          <w:rFonts w:ascii="Iskoola Pota" w:hAnsi="Iskoola Pota" w:cs="Iskoola Pota"/>
+          <w:b/>
+          <w:bCs/>
+          <w:u w:val="single"/>
+        </w:rPr>
+        <w:t>නිලධාරියා</w:t>
+      </w:r>
+      <w:r>
+        <w:rPr>
+          <w:rFonts w:cstheme="minorHAnsi"/>
+          <w:b/>
+          <w:bCs/>
+          <w:u w:val="single"/>
+        </w:rPr>
+        <w:t xml:space="preserve"> (</w:t>
+      </w:r>
+      <w:r>
+        <w:rPr>
+          <w:rFonts w:ascii="Iskoola Pota" w:hAnsi="Iskoola Pota" w:cs="Iskoola Pota"/>
+          <w:b/>
+          <w:bCs/>
+          <w:u w:val="single"/>
+        </w:rPr>
+        <w:t>ඇගැයුම්කරු</w:t>
+      </w:r>
+      <w:r>
+        <w:rPr>
+          <w:rFonts w:ascii="Iskoola Pota" w:hAnsi="Iskoola Pota" w:cs="Iskoola Pota"/>
+          <w:b/>
+          <w:bCs/>
+          <w:u w:val="single"/>
+        </w:rPr>
+        <w:t xml:space="preserve"> </w:t>
+      </w:r>
+      <w:r>
+        <w:rPr>
+          <w:rFonts w:ascii="Iskoola Pota" w:hAnsi="Iskoola Pota" w:cs="Iskoola Pota"/>
+          <w:b/>
+          <w:bCs/>
+          <w:u w:val="single"/>
+        </w:rPr>
+        <w:t>විසින් පිරවිය යුතුය</w:t>
+      </w:r>
+      <w:r>
+        <w:rPr>
+          <w:rFonts w:cstheme="minorHAnsi"/>
+          <w:b/>
+          <w:bCs/>
+          <w:u w:val="single"/>
+        </w:rPr>
+        <w:t>)</w:t>
+      </w:r>
+    </w:p>
+    <w:p>
+      <w:pPr>
+        <w:jc w:val="center"/>
+        <w:rPr>
+          <w:rFonts w:ascii="Iskoola Pota" w:hAnsi="Iskoola Pota" w:cs="Iskoola Pota"/>
+        </w:rPr>
+      </w:pPr>
+      <w:r>
+        <w:rPr>
+          <w:rFonts w:ascii="Iskoola Pota" w:hAnsi="Iskoola Pota" w:cs="Iskoola Pota"/>
+        </w:rPr>
+        <w:t>(ඉතා හොඳයි / හොඳයි / සතුටුදායකයි / අසතුටුදායකයි යනුවෙන් ශ්‍රේණිගත කරන්න)</w:t>
+      </w:r>
+    </w:p>
+    <w:p>
+      <w:pPr>
+        <w:jc w:val="center"/>
+        <w:rPr>
+          <w:rFonts w:ascii="Iskoola Pota" w:hAnsi="Iskoola Pota" w:cs="Iskoola Pota"/>
+        </w:rPr>
+      </w:pPr>
+    </w:p>
+    <w:p>
+      <w:pPr>
+        <w:rPr>
+          <w:rFonts w:ascii="Iskoola Pota" w:hAnsi="Iskoola Pota" w:cs="Iskoola Pota"/>
+          <w:b/>
+          <w:bCs/>
+        </w:rPr>
+      </w:pPr>
+      <w:r>
+        <w:rPr>
+          <w:b/>
+          <w:bCs/>
+        </w:rPr>
+        <w:t xml:space="preserve">01. </w:t>
+      </w:r>
+      <w:r>
+        <w:rPr>
+          <w:rFonts w:ascii="Iskoola Pota" w:hAnsi="Iskoola Pota" w:cs="Iskoola Pota"/>
+          <w:b/>
+          <w:bCs/>
+        </w:rPr>
+        <w:t>කාර්ය</w:t>
+      </w:r>
+      <w:r>
+        <w:rPr>
+          <w:b/>
+          <w:bCs/>
+        </w:rPr>
+        <w:t xml:space="preserve"> </w:t>
+      </w:r>
+      <w:r>
+        <w:rPr>
+          <w:rFonts w:ascii="Iskoola Pota" w:hAnsi="Iskoola Pota" w:cs="Iskoola Pota"/>
+          <w:b/>
+          <w:bCs/>
+        </w:rPr>
+        <w:t>සාධනය</w:t>
+      </w:r>
+    </w:p>
+    <w:p>
+      <w:r>
+        <w:t xml:space="preserve">1.1. </w:t>
+      </w:r>
+      <w:r>
+        <w:rPr>
+          <w:rFonts w:ascii="Iskoola Pota" w:hAnsi="Iskoola Pota" w:cs="Iskoola Pota"/>
+        </w:rPr>
+        <w:t>රාජකාරි</w:t>
+      </w:r>
+      <w:r>
+        <w:t xml:space="preserve"> </w:t>
+      </w:r>
+      <w:r>
+        <w:rPr>
+          <w:rFonts w:ascii="Iskoola Pota" w:hAnsi="Iskoola Pota" w:cs="Iskoola Pota"/>
+        </w:rPr>
+        <w:t>කාර්යභාරය</w:t>
+      </w:r>
+      <w:r>
+        <w:t xml:space="preserve"> </w:t>
+      </w:r>
+      <w:r>
+        <w:rPr>
+          <w:rFonts w:ascii="Iskoola Pota" w:hAnsi="Iskoola Pota" w:cs="Iskoola Pota"/>
+        </w:rPr>
+        <w:t>පිළිබඳව</w:t>
+      </w:r>
+      <w:r>
+        <w:t xml:space="preserve"> </w:t>
+      </w:r>
+      <w:r>
+        <w:rPr>
+          <w:rFonts w:ascii="Iskoola Pota" w:hAnsi="Iskoola Pota" w:cs="Iskoola Pota"/>
+        </w:rPr>
+        <w:t>ඇති</w:t>
+      </w:r>
+      <w:r>
+        <w:t xml:space="preserve"> </w:t>
+      </w:r>
+      <w:r>
+        <w:rPr>
+          <w:rFonts w:ascii="Iskoola Pota" w:hAnsi="Iskoola Pota" w:cs="Iskoola Pota"/>
+        </w:rPr>
+        <w:t>අවබෝධය</w:t>
+      </w:r>
+      <w:r>
+        <w:rPr>
+          <w:rFonts w:ascii="Iskoola Pota" w:hAnsi="Iskoola Pota" w:cs="Iskoola Pota"/>
+        </w:rPr>
+        <w:t>:</w:t>
+      </w:r>
+    </w:p>
+    <w:p>
+      <w:r>
+        <w:t xml:space="preserve">1.2. </w:t>
+      </w:r>
+      <w:r>
+        <w:rPr>
+          <w:rFonts w:ascii="Iskoola Pota" w:hAnsi="Iskoola Pota" w:cs="Iskoola Pota"/>
+        </w:rPr>
+        <w:t>එදිනෙදා</w:t>
+      </w:r>
+      <w:r>
+        <w:t xml:space="preserve"> </w:t>
+      </w:r>
+      <w:r>
+        <w:rPr>
+          <w:rFonts w:ascii="Iskoola Pota" w:hAnsi="Iskoola Pota" w:cs="Iskoola Pota"/>
+        </w:rPr>
+        <w:t>නියමිත</w:t>
+      </w:r>
+      <w:r>
+        <w:t xml:space="preserve"> / </w:t>
+      </w:r>
+      <w:r>
+        <w:rPr>
+          <w:rFonts w:ascii="Iskoola Pota" w:hAnsi="Iskoola Pota" w:cs="Iskoola Pota"/>
+        </w:rPr>
+        <w:t>පැවරෙන</w:t>
+      </w:r>
+      <w:r>
+        <w:t xml:space="preserve"> </w:t>
+      </w:r>
+      <w:r>
+        <w:rPr>
+          <w:rFonts w:ascii="Iskoola Pota" w:hAnsi="Iskoola Pota" w:cs="Iskoola Pota"/>
+        </w:rPr>
+        <w:t>රාජකාරි</w:t>
+      </w:r>
+      <w:r>
+        <w:t xml:space="preserve"> </w:t>
+      </w:r>
+      <w:r>
+        <w:rPr>
+          <w:rFonts w:ascii="Iskoola Pota" w:hAnsi="Iskoola Pota" w:cs="Iskoola Pota"/>
+        </w:rPr>
+        <w:t>වැඩ</w:t>
+      </w:r>
+      <w:r>
+        <w:t xml:space="preserve"> </w:t>
+      </w:r>
+      <w:r>
+        <w:rPr>
+          <w:rFonts w:ascii="Iskoola Pota" w:hAnsi="Iskoola Pota" w:cs="Iskoola Pota"/>
+        </w:rPr>
+        <w:t>අප්</w:t>
+      </w:r>
+      <w:r>
+        <w:t>‍</w:t>
+      </w:r>
+      <w:r>
+        <w:rPr>
+          <w:rFonts w:ascii="Iskoola Pota" w:hAnsi="Iskoola Pota" w:cs="Iskoola Pota"/>
+        </w:rPr>
+        <w:t>රමාදව</w:t>
+      </w:r>
+      <w:r>
+        <w:t xml:space="preserve"> </w:t>
+      </w:r>
+      <w:r>
+        <w:rPr>
+          <w:rFonts w:ascii="Iskoola Pota" w:hAnsi="Iskoola Pota" w:cs="Iskoola Pota"/>
+        </w:rPr>
+        <w:t>ඉටු</w:t>
+      </w:r>
+      <w:r>
+        <w:t xml:space="preserve"> </w:t>
+      </w:r>
+      <w:r>
+        <w:rPr>
+          <w:rFonts w:ascii="Iskoola Pota" w:hAnsi="Iskoola Pota" w:cs="Iskoola Pota"/>
+        </w:rPr>
+        <w:t>කිරීම</w:t>
+      </w:r>
+      <w:r>
+        <w:rPr>
+          <w:rFonts w:ascii="Iskoola Pota" w:hAnsi="Iskoola Pota" w:cs="Iskoola Pota"/>
+        </w:rPr>
+        <w:t>:</w:t>
+      </w:r>
+    </w:p>
+    <w:p>
+      <w:pPr>
+        <w:rPr>
+          <w:rFonts w:ascii="Iskoola Pota" w:hAnsi="Iskoola Pota" w:cs="Iskoola Pota"/>
+        </w:rPr>
+      </w:pPr>
+      <w:r>
+        <w:t xml:space="preserve">1.3. </w:t>
+      </w:r>
+      <w:r>
+        <w:rPr>
+          <w:rFonts w:ascii="Iskoola Pota" w:hAnsi="Iskoola Pota" w:cs="Iskoola Pota"/>
+        </w:rPr>
+        <w:t>අනලස්</w:t>
+      </w:r>
+      <w:r>
+        <w:t xml:space="preserve"> </w:t>
+      </w:r>
+      <w:r>
+        <w:rPr>
+          <w:rFonts w:ascii="Iskoola Pota" w:hAnsi="Iskoola Pota" w:cs="Iskoola Pota"/>
+        </w:rPr>
+        <w:t>බව</w:t>
+      </w:r>
+    </w:p>
+    <w:p>
+      <w:r>
+        <w:t xml:space="preserve">1.4. </w:t>
+      </w:r>
+      <w:r>
+        <w:rPr>
+          <w:rFonts w:ascii="Iskoola Pota" w:hAnsi="Iskoola Pota" w:cs="Iskoola Pota"/>
+        </w:rPr>
+        <w:t>සංවිධානයේ</w:t>
+      </w:r>
+      <w:r>
+        <w:t xml:space="preserve"> </w:t>
+      </w:r>
+      <w:r>
+        <w:rPr>
+          <w:rFonts w:ascii="Iskoola Pota" w:hAnsi="Iskoola Pota" w:cs="Iskoola Pota"/>
+        </w:rPr>
+        <w:t>ඉලක්කගත</w:t>
+      </w:r>
+      <w:r>
+        <w:t xml:space="preserve"> </w:t>
+      </w:r>
+      <w:r>
+        <w:rPr>
+          <w:rFonts w:ascii="Iskoola Pota" w:hAnsi="Iskoola Pota" w:cs="Iskoola Pota"/>
+        </w:rPr>
+        <w:t>අරමුණු</w:t>
+      </w:r>
+      <w:r>
+        <w:t xml:space="preserve"> </w:t>
+      </w:r>
+      <w:r>
+        <w:rPr>
+          <w:rFonts w:ascii="Iskoola Pota" w:hAnsi="Iskoola Pota" w:cs="Iskoola Pota"/>
+        </w:rPr>
+        <w:t>ළඟා</w:t>
+      </w:r>
+      <w:r>
+        <w:t xml:space="preserve"> </w:t>
+      </w:r>
+      <w:r>
+        <w:rPr>
+          <w:rFonts w:ascii="Iskoola Pota" w:hAnsi="Iskoola Pota" w:cs="Iskoola Pota"/>
+        </w:rPr>
+        <w:t>කරගැනීමේලා</w:t>
+      </w:r>
+      <w:r>
+        <w:t xml:space="preserve"> </w:t>
+      </w:r>
+      <w:r>
+        <w:rPr>
+          <w:rFonts w:ascii="Iskoola Pota" w:hAnsi="Iskoola Pota" w:cs="Iskoola Pota"/>
+        </w:rPr>
+        <w:t>නිලධාරියාගේ</w:t>
+      </w:r>
+      <w:r>
+        <w:t xml:space="preserve"> </w:t>
+      </w:r>
+      <w:r>
+        <w:rPr>
+          <w:rFonts w:ascii="Iskoola Pota" w:hAnsi="Iskoola Pota" w:cs="Iskoola Pota"/>
+        </w:rPr>
+        <w:t>දායකත්වය</w:t>
+      </w:r>
+      <w:r>
+        <w:rPr>
+          <w:rFonts w:ascii="Iskoola Pota" w:hAnsi="Iskoola Pota" w:cs="Iskoola Pota"/>
+        </w:rPr>
+        <w:t>:</w:t>
+      </w:r>
+    </w:p>
+    <w:p>
+      <w:r>
+        <w:t xml:space="preserve">1.5. </w:t>
+      </w:r>
+      <w:r>
+        <w:rPr>
+          <w:rFonts w:ascii="Iskoola Pota" w:hAnsi="Iskoola Pota" w:cs="Iskoola Pota"/>
+        </w:rPr>
+        <w:t>රාජකාරි</w:t>
+      </w:r>
+      <w:r>
+        <w:t xml:space="preserve"> </w:t>
+      </w:r>
+      <w:r>
+        <w:rPr>
+          <w:rFonts w:ascii="Iskoola Pota" w:hAnsi="Iskoola Pota" w:cs="Iskoola Pota"/>
+        </w:rPr>
+        <w:t>කටයුතු</w:t>
+      </w:r>
+      <w:r>
+        <w:t xml:space="preserve"> </w:t>
+      </w:r>
+      <w:r>
+        <w:rPr>
+          <w:rFonts w:ascii="Iskoola Pota" w:hAnsi="Iskoola Pota" w:cs="Iskoola Pota"/>
+        </w:rPr>
+        <w:t>වල</w:t>
+      </w:r>
+      <w:r>
+        <w:t xml:space="preserve"> </w:t>
+      </w:r>
+      <w:r>
+        <w:rPr>
+          <w:rFonts w:ascii="Iskoola Pota" w:hAnsi="Iskoola Pota" w:cs="Iskoola Pota"/>
+        </w:rPr>
+        <w:t>සමස්ත</w:t>
+      </w:r>
+      <w:r>
+        <w:t xml:space="preserve"> </w:t>
+      </w:r>
+      <w:r>
+        <w:rPr>
+          <w:rFonts w:ascii="Iskoola Pota" w:hAnsi="Iskoola Pota" w:cs="Iskoola Pota"/>
+        </w:rPr>
+        <w:t>ගුණාත්මක</w:t>
+      </w:r>
+      <w:r>
+        <w:t xml:space="preserve"> </w:t>
+      </w:r>
+      <w:r>
+        <w:rPr>
+          <w:rFonts w:ascii="Iskoola Pota" w:hAnsi="Iskoola Pota" w:cs="Iskoola Pota"/>
+        </w:rPr>
+        <w:t>භාවය</w:t>
+      </w:r>
+      <w:r>
+        <w:rPr>
+          <w:rFonts w:ascii="Iskoola Pota" w:hAnsi="Iskoola Pota" w:cs="Iskoola Pota"/>
+        </w:rPr>
+        <w:t>:</w:t>
+      </w:r>
+    </w:p>
+    <w:p>
+      <w:r>
+        <w:t xml:space="preserve">1.6. </w:t>
+      </w:r>
+      <w:r>
+        <w:rPr>
+          <w:rFonts w:ascii="Iskoola Pota" w:hAnsi="Iskoola Pota" w:cs="Iskoola Pota"/>
+        </w:rPr>
+        <w:t>සම්පත්</w:t>
+      </w:r>
+      <w:r>
+        <w:t xml:space="preserve"> </w:t>
+      </w:r>
+      <w:r>
+        <w:rPr>
+          <w:rFonts w:ascii="Iskoola Pota" w:hAnsi="Iskoola Pota" w:cs="Iskoola Pota"/>
+        </w:rPr>
+        <w:t>භාවිතයේදී</w:t>
+      </w:r>
+      <w:r>
+        <w:t xml:space="preserve"> </w:t>
+      </w:r>
+      <w:r>
+        <w:rPr>
+          <w:rFonts w:ascii="Iskoola Pota" w:hAnsi="Iskoola Pota" w:cs="Iskoola Pota"/>
+        </w:rPr>
+        <w:t>දක්වන</w:t>
+      </w:r>
+      <w:r>
+        <w:t xml:space="preserve"> </w:t>
+      </w:r>
+      <w:r>
+        <w:rPr>
+          <w:rFonts w:ascii="Iskoola Pota" w:hAnsi="Iskoola Pota" w:cs="Iskoola Pota"/>
+        </w:rPr>
+        <w:t>අරපරෙස්සම්</w:t>
+      </w:r>
+      <w:r>
+        <w:t xml:space="preserve"> </w:t>
+      </w:r>
+      <w:r>
+        <w:rPr>
+          <w:rFonts w:ascii="Iskoola Pota" w:hAnsi="Iskoola Pota" w:cs="Iskoola Pota"/>
+        </w:rPr>
+        <w:t>බව</w:t>
+      </w:r>
+      <w:r>
+        <w:rPr>
+          <w:rFonts w:ascii="Iskoola Pota" w:hAnsi="Iskoola Pota" w:cs="Iskoola Pota"/>
+        </w:rPr>
+        <w:t>:</w:t>
+      </w:r>
+    </w:p>
+    <w:p>
+      <w:pPr>
+        <w:rPr>
+          <w:rFonts w:ascii="Iskoola Pota" w:hAnsi="Iskoola Pota" w:cs="Iskoola Pota"/>
+        </w:rPr>
+      </w:pPr>
+      <w:r>
+        <w:t xml:space="preserve">1.7. </w:t>
+      </w:r>
+      <w:r>
+        <w:rPr>
+          <w:rFonts w:ascii="Iskoola Pota" w:hAnsi="Iskoola Pota" w:cs="Iskoola Pota"/>
+        </w:rPr>
+        <w:t>මෙහි</w:t>
+      </w:r>
+      <w:r>
+        <w:t xml:space="preserve"> I </w:t>
+      </w:r>
+      <w:r>
+        <w:rPr>
+          <w:rFonts w:ascii="Iskoola Pota" w:hAnsi="Iskoola Pota" w:cs="Iskoola Pota"/>
+        </w:rPr>
+        <w:t>කොටසෙහි</w:t>
+      </w:r>
+      <w:r>
+        <w:t xml:space="preserve"> 2.2.2 </w:t>
+      </w:r>
+      <w:r>
+        <w:rPr>
+          <w:rFonts w:ascii="Iskoola Pota" w:hAnsi="Iskoola Pota" w:cs="Iskoola Pota"/>
+        </w:rPr>
+        <w:t>යටතේ</w:t>
+      </w:r>
+      <w:r>
+        <w:t xml:space="preserve"> </w:t>
+      </w:r>
+      <w:r>
+        <w:rPr>
+          <w:rFonts w:ascii="Iskoola Pota" w:hAnsi="Iskoola Pota" w:cs="Iskoola Pota"/>
+        </w:rPr>
+        <w:t>දක්වා</w:t>
+      </w:r>
+      <w:r>
+        <w:t xml:space="preserve"> </w:t>
+      </w:r>
+      <w:r>
+        <w:rPr>
+          <w:rFonts w:ascii="Iskoola Pota" w:hAnsi="Iskoola Pota" w:cs="Iskoola Pota"/>
+        </w:rPr>
+        <w:t>ඇති</w:t>
+      </w:r>
+      <w:r>
+        <w:t xml:space="preserve"> </w:t>
+      </w:r>
+      <w:r>
+        <w:rPr>
+          <w:rFonts w:ascii="Iskoola Pota" w:hAnsi="Iskoola Pota" w:cs="Iskoola Pota"/>
+        </w:rPr>
+        <w:t>විශේෂිත</w:t>
+      </w:r>
+      <w:r>
+        <w:t xml:space="preserve"> </w:t>
+      </w:r>
+      <w:r>
+        <w:rPr>
+          <w:rFonts w:ascii="Iskoola Pota" w:hAnsi="Iskoola Pota" w:cs="Iskoola Pota"/>
+        </w:rPr>
+        <w:t>රාජකාරි</w:t>
+      </w:r>
+      <w:r>
+        <w:t xml:space="preserve"> </w:t>
+      </w:r>
+      <w:r>
+        <w:rPr>
+          <w:rFonts w:ascii="Iskoola Pota" w:hAnsi="Iskoola Pota" w:cs="Iskoola Pota"/>
+        </w:rPr>
+        <w:t>ඉටු</w:t>
+      </w:r>
+      <w:r>
+        <w:t xml:space="preserve"> </w:t>
+      </w:r>
+      <w:r>
+        <w:rPr>
+          <w:rFonts w:ascii="Iskoola Pota" w:hAnsi="Iskoola Pota" w:cs="Iskoola Pota"/>
+        </w:rPr>
+        <w:t>කිරීමේදී</w:t>
+      </w:r>
+      <w:r>
+        <w:t xml:space="preserve"> </w:t>
+      </w:r>
+      <w:r>
+        <w:rPr>
+          <w:rFonts w:ascii="Iskoola Pota" w:hAnsi="Iskoola Pota" w:cs="Iskoola Pota"/>
+        </w:rPr>
+        <w:t>දැක්වූ</w:t>
+      </w:r>
+      <w:r>
+        <w:t xml:space="preserve"> </w:t>
+      </w:r>
+      <w:r>
+        <w:rPr>
+          <w:rFonts w:ascii="Iskoola Pota" w:hAnsi="Iskoola Pota" w:cs="Iskoola Pota"/>
+        </w:rPr>
+        <w:t>සඵලභාවය</w:t>
+      </w:r>
+    </w:p>
+    <w:p>
+      <w:r>
+        <w:t>............................................................................................................................................................</w:t>
+      </w:r>
+    </w:p>
+    <w:p>
+      <w:r>
+        <w:t>............................................................................................................................................................</w:t>
+      </w:r>
+    </w:p>
+    <w:p>
+      <w:r>
+        <w:t>............................................................................................................................................................</w:t>
+      </w:r>
+    </w:p>
+    <w:p>
+      <w:r>
+        <w:t>............................................................................................................................................................</w:t>
+      </w:r>
+    </w:p>
+    <w:p>
+      <w:pPr>
+        <w:spacing w:after="0" w:line="240" w:lineRule="auto"/>
+      </w:pPr>
+    </w:p>
+    <w:p>
+      <w:pPr>
+        <w:rPr>
+          <w:rFonts w:ascii="Iskoola Pota" w:hAnsi="Iskoola Pota" w:cs="Iskoola Pota"/>
+          <w:b/>
+          <w:bCs/>
+        </w:rPr>
+      </w:pPr>
+      <w:r>
+        <w:rPr>
+          <w:b/>
+          <w:bCs/>
+        </w:rPr>
+        <w:t xml:space="preserve">02. </w:t>
+      </w:r>
+      <w:r>
+        <w:rPr>
+          <w:rFonts w:ascii="Iskoola Pota" w:hAnsi="Iskoola Pota" w:cs="Iskoola Pota"/>
+          <w:b/>
+          <w:bCs/>
+        </w:rPr>
+        <w:t>මහජන</w:t>
+      </w:r>
+      <w:r>
+        <w:rPr>
+          <w:b/>
+          <w:bCs/>
+        </w:rPr>
+        <w:t xml:space="preserve"> </w:t>
+      </w:r>
+      <w:r>
+        <w:rPr>
+          <w:rFonts w:ascii="Iskoola Pota" w:hAnsi="Iskoola Pota" w:cs="Iskoola Pota"/>
+          <w:b/>
+          <w:bCs/>
+        </w:rPr>
+        <w:t>සම්බන්ධතා</w:t>
+      </w:r>
+    </w:p>
+    <w:p>
+      <w:pPr>
+        <w:rPr>
+          <w:rFonts w:ascii="Iskoola Pota" w:hAnsi="Iskoola Pota" w:cs="Iskoola Pota"/>
+        </w:rPr>
+      </w:pPr>
+      <w:r>
+        <w:rPr>
+          <w:rFonts w:ascii="Iskoola Pota" w:hAnsi="Iskoola Pota" w:cs="Iskoola Pota"/>
+        </w:rPr>
+        <w:t>2.1. මහජන සම්බන්ධතාව හා ආචාරශීලිභාවය</w:t>
+      </w:r>
+      <w:r>
+        <w:rPr>
+          <w:rFonts w:ascii="Iskoola Pota" w:hAnsi="Iskoola Pota" w:cs="Iskoola Pota"/>
+        </w:rPr>
+        <w:t xml:space="preserve">        :</w:t>
+      </w:r>
+    </w:p>
+    <w:p>
+      <w:pPr>
+        <w:rPr>
+          <w:rFonts w:ascii="Iskoola Pota" w:hAnsi="Iskoola Pota" w:cs="Iskoola Pota"/>
+        </w:rPr>
+      </w:pPr>
+      <w:r>
+        <w:rPr>
+          <w:rFonts w:ascii="Iskoola Pota" w:hAnsi="Iskoola Pota" w:cs="Iskoola Pota"/>
+        </w:rPr>
+        <w:t>2.2. අන්තර් පුද්ගල සම්බන්ධතා</w:t>
+      </w:r>
+      <w:r>
+        <w:rPr>
+          <w:rFonts w:ascii="Iskoola Pota" w:hAnsi="Iskoola Pota" w:cs="Iskoola Pota"/>
+        </w:rPr>
+        <w:t xml:space="preserve">                             :</w:t>
+      </w:r>
+    </w:p>
+    <w:p>
+      <w:pPr>
+        <w:spacing w:after="0" w:line="240" w:lineRule="auto"/>
+      </w:pPr>
+    </w:p>
+    <w:p>
+      <w:pPr>
+        <w:rPr>
+          <w:b/>
+          <w:bCs/>
+        </w:rPr>
+      </w:pPr>
+      <w:r>
+        <w:rPr>
+          <w:b/>
+          <w:bCs/>
+        </w:rPr>
+        <w:t>0</w:t>
+      </w:r>
+      <w:r>
+        <w:rPr>
+          <w:b/>
+          <w:bCs/>
+        </w:rPr>
+        <w:t>3</w:t>
+      </w:r>
+      <w:r>
+        <w:rPr>
+          <w:b/>
+          <w:bCs/>
+        </w:rPr>
+        <w:t xml:space="preserve">. </w:t>
+      </w:r>
+      <w:r>
+        <w:rPr>
+          <w:rFonts w:ascii="Iskoola Pota" w:hAnsi="Iskoola Pota" w:cs="Iskoola Pota"/>
+          <w:b/>
+          <w:bCs/>
+        </w:rPr>
+        <w:t>සාමාන්</w:t>
+      </w:r>
+      <w:r>
+        <w:rPr>
+          <w:b/>
+          <w:bCs/>
+        </w:rPr>
+        <w:t>‍</w:t>
+      </w:r>
+      <w:r>
+        <w:rPr>
+          <w:rFonts w:ascii="Iskoola Pota" w:hAnsi="Iskoola Pota" w:cs="Iskoola Pota"/>
+          <w:b/>
+          <w:bCs/>
+        </w:rPr>
+        <w:t>ය</w:t>
+      </w:r>
+      <w:r>
+        <w:rPr>
+          <w:b/>
+          <w:bCs/>
+        </w:rPr>
+        <w:t xml:space="preserve"> </w:t>
+      </w:r>
+      <w:r>
+        <w:rPr>
+          <w:rFonts w:ascii="Iskoola Pota" w:hAnsi="Iskoola Pota" w:cs="Iskoola Pota"/>
+          <w:b/>
+          <w:bCs/>
+        </w:rPr>
+        <w:t>හැසිරීම්</w:t>
+      </w:r>
+    </w:p>
+    <w:p>
+      <w:r>
+        <w:t xml:space="preserve">3.1. </w:t>
+      </w:r>
+      <w:r>
+        <w:rPr>
+          <w:rFonts w:ascii="Iskoola Pota" w:hAnsi="Iskoola Pota" w:cs="Iskoola Pota"/>
+        </w:rPr>
+        <w:t>කාර්යාලයට</w:t>
+      </w:r>
+      <w:r>
+        <w:t xml:space="preserve"> </w:t>
+      </w:r>
+      <w:r>
+        <w:rPr>
+          <w:rFonts w:ascii="Iskoola Pota" w:hAnsi="Iskoola Pota" w:cs="Iskoola Pota"/>
+        </w:rPr>
+        <w:t>කලට</w:t>
+      </w:r>
+      <w:r>
+        <w:t xml:space="preserve"> </w:t>
+      </w:r>
+      <w:r>
+        <w:rPr>
+          <w:rFonts w:ascii="Iskoola Pota" w:hAnsi="Iskoola Pota" w:cs="Iskoola Pota"/>
+        </w:rPr>
+        <w:t>වේලාවට</w:t>
+      </w:r>
+      <w:r>
+        <w:t xml:space="preserve"> </w:t>
+      </w:r>
+      <w:r>
+        <w:rPr>
+          <w:rFonts w:ascii="Iskoola Pota" w:hAnsi="Iskoola Pota" w:cs="Iskoola Pota"/>
+        </w:rPr>
+        <w:t>පැමිණීම:</w:t>
+      </w:r>
+    </w:p>
+    <w:p>
+      <w:r>
+        <w:t xml:space="preserve">3.2. </w:t>
+      </w:r>
+      <w:r>
+        <w:rPr>
+          <w:rFonts w:ascii="Iskoola Pota" w:hAnsi="Iskoola Pota" w:cs="Iskoola Pota"/>
+        </w:rPr>
+        <w:t>නිරතුරු</w:t>
+      </w:r>
+      <w:r>
+        <w:t xml:space="preserve"> </w:t>
+      </w:r>
+      <w:r>
+        <w:rPr>
+          <w:rFonts w:ascii="Iskoola Pota" w:hAnsi="Iskoola Pota" w:cs="Iskoola Pota"/>
+        </w:rPr>
+        <w:t>කාර්යාලයේ</w:t>
+      </w:r>
+      <w:r>
+        <w:t xml:space="preserve"> / </w:t>
+      </w:r>
+      <w:r>
+        <w:rPr>
+          <w:rFonts w:ascii="Iskoola Pota" w:hAnsi="Iskoola Pota" w:cs="Iskoola Pota"/>
+        </w:rPr>
+        <w:t>සේවා</w:t>
+      </w:r>
+      <w:r>
+        <w:t xml:space="preserve"> </w:t>
+      </w:r>
+      <w:r>
+        <w:rPr>
+          <w:rFonts w:ascii="Iskoola Pota" w:hAnsi="Iskoola Pota" w:cs="Iskoola Pota"/>
+        </w:rPr>
+        <w:t>ස්ථානයේ</w:t>
+      </w:r>
+      <w:r>
+        <w:t xml:space="preserve"> </w:t>
+      </w:r>
+      <w:r>
+        <w:rPr>
+          <w:rFonts w:ascii="Iskoola Pota" w:hAnsi="Iskoola Pota" w:cs="Iskoola Pota"/>
+        </w:rPr>
+        <w:t>රැඳී</w:t>
+      </w:r>
+      <w:r>
+        <w:t xml:space="preserve"> </w:t>
+      </w:r>
+      <w:r>
+        <w:rPr>
+          <w:rFonts w:ascii="Iskoola Pota" w:hAnsi="Iskoola Pota" w:cs="Iskoola Pota"/>
+        </w:rPr>
+        <w:t>සිටීම:</w:t>
+      </w:r>
+    </w:p>
+    <w:p>
+      <w:r>
+        <w:t xml:space="preserve">3.3. </w:t>
+      </w:r>
+      <w:r>
+        <w:rPr>
+          <w:rFonts w:ascii="Iskoola Pota" w:hAnsi="Iskoola Pota" w:cs="Iskoola Pota"/>
+        </w:rPr>
+        <w:t>රාජකාරියට</w:t>
+      </w:r>
+      <w:r>
+        <w:t xml:space="preserve"> </w:t>
+      </w:r>
+      <w:r>
+        <w:rPr>
+          <w:rFonts w:ascii="Iskoola Pota" w:hAnsi="Iskoola Pota" w:cs="Iskoola Pota"/>
+        </w:rPr>
+        <w:t>බාධා</w:t>
+      </w:r>
+      <w:r>
+        <w:t xml:space="preserve"> </w:t>
+      </w:r>
+      <w:r>
+        <w:rPr>
+          <w:rFonts w:ascii="Iskoola Pota" w:hAnsi="Iskoola Pota" w:cs="Iskoola Pota"/>
+        </w:rPr>
+        <w:t>වීම</w:t>
+      </w:r>
+      <w:r>
+        <w:t xml:space="preserve"> </w:t>
+      </w:r>
+      <w:r>
+        <w:rPr>
+          <w:rFonts w:ascii="Iskoola Pota" w:hAnsi="Iskoola Pota" w:cs="Iskoola Pota"/>
+        </w:rPr>
+        <w:t>සැලකිල්ලට</w:t>
+      </w:r>
+      <w:r>
+        <w:t xml:space="preserve"> </w:t>
+      </w:r>
+      <w:r>
+        <w:rPr>
+          <w:rFonts w:ascii="Iskoola Pota" w:hAnsi="Iskoola Pota" w:cs="Iskoola Pota"/>
+        </w:rPr>
+        <w:t>ගත්</w:t>
+      </w:r>
+      <w:r>
+        <w:t xml:space="preserve"> </w:t>
+      </w:r>
+      <w:r>
+        <w:rPr>
+          <w:rFonts w:ascii="Iskoola Pota" w:hAnsi="Iskoola Pota" w:cs="Iskoola Pota"/>
+        </w:rPr>
+        <w:t>කළ</w:t>
+      </w:r>
+      <w:r>
+        <w:t xml:space="preserve"> </w:t>
+      </w:r>
+      <w:r>
+        <w:rPr>
+          <w:rFonts w:ascii="Iskoola Pota" w:hAnsi="Iskoola Pota" w:cs="Iskoola Pota"/>
+        </w:rPr>
+        <w:t>සාමාන්</w:t>
+      </w:r>
+      <w:r>
+        <w:t>‍</w:t>
+      </w:r>
+      <w:r>
+        <w:rPr>
+          <w:rFonts w:ascii="Iskoola Pota" w:hAnsi="Iskoola Pota" w:cs="Iskoola Pota"/>
+        </w:rPr>
+        <w:t>යයෙන්</w:t>
+      </w:r>
+      <w:r>
+        <w:t xml:space="preserve"> </w:t>
+      </w:r>
+      <w:r>
+        <w:rPr>
+          <w:rFonts w:ascii="Iskoola Pota" w:hAnsi="Iskoola Pota" w:cs="Iskoola Pota"/>
+        </w:rPr>
+        <w:t>නිවාඩු</w:t>
+      </w:r>
+      <w:r>
+        <w:t xml:space="preserve"> </w:t>
+      </w:r>
+      <w:r>
+        <w:rPr>
+          <w:rFonts w:ascii="Iskoola Pota" w:hAnsi="Iskoola Pota" w:cs="Iskoola Pota"/>
+        </w:rPr>
+        <w:t>ලබා</w:t>
+      </w:r>
+      <w:r>
+        <w:t xml:space="preserve"> </w:t>
+      </w:r>
+      <w:r>
+        <w:rPr>
+          <w:rFonts w:ascii="Iskoola Pota" w:hAnsi="Iskoola Pota" w:cs="Iskoola Pota"/>
+        </w:rPr>
+        <w:t>ගැනීම:</w:t>
+      </w:r>
+    </w:p>
+    <w:p>
+      <w:pPr>
+        <w:rPr>
+          <w:rFonts w:ascii="Iskoola Pota" w:hAnsi="Iskoola Pota" w:cs="Iskoola Pota"/>
+        </w:rPr>
+      </w:pPr>
+      <w:r>
+        <w:t xml:space="preserve">3.4. </w:t>
+      </w:r>
+      <w:r>
+        <w:rPr>
+          <w:rFonts w:ascii="Iskoola Pota" w:hAnsi="Iskoola Pota" w:cs="Iskoola Pota"/>
+        </w:rPr>
+        <w:t>කාර්යාල</w:t>
+      </w:r>
+      <w:r>
+        <w:t xml:space="preserve"> </w:t>
+      </w:r>
+      <w:r>
+        <w:rPr>
+          <w:rFonts w:ascii="Iskoola Pota" w:hAnsi="Iskoola Pota" w:cs="Iskoola Pota"/>
+        </w:rPr>
+        <w:t>වේලාවන්ගෙන්</w:t>
+      </w:r>
+      <w:r>
+        <w:t xml:space="preserve"> </w:t>
+      </w:r>
+      <w:r>
+        <w:rPr>
+          <w:rFonts w:ascii="Iskoola Pota" w:hAnsi="Iskoola Pota" w:cs="Iskoola Pota"/>
+        </w:rPr>
+        <w:t>බැහැරව</w:t>
+      </w:r>
+      <w:r>
+        <w:t xml:space="preserve"> </w:t>
+      </w:r>
+      <w:r>
+        <w:rPr>
+          <w:rFonts w:ascii="Iskoola Pota" w:hAnsi="Iskoola Pota" w:cs="Iskoola Pota"/>
+        </w:rPr>
+        <w:t>සේවය</w:t>
+      </w:r>
+      <w:r>
+        <w:t xml:space="preserve"> </w:t>
+      </w:r>
+      <w:r>
+        <w:rPr>
+          <w:rFonts w:ascii="Iskoola Pota" w:hAnsi="Iskoola Pota" w:cs="Iskoola Pota"/>
+        </w:rPr>
+        <w:t>අවශ්</w:t>
+      </w:r>
+      <w:r>
+        <w:t>‍</w:t>
+      </w:r>
+      <w:r>
+        <w:rPr>
+          <w:rFonts w:ascii="Iskoola Pota" w:hAnsi="Iskoola Pota" w:cs="Iskoola Pota"/>
+        </w:rPr>
+        <w:t>ය</w:t>
+      </w:r>
+      <w:r>
+        <w:t xml:space="preserve"> </w:t>
+      </w:r>
+      <w:r>
+        <w:rPr>
+          <w:rFonts w:ascii="Iskoola Pota" w:hAnsi="Iskoola Pota" w:cs="Iskoola Pota"/>
+        </w:rPr>
+        <w:t>වන</w:t>
+      </w:r>
+      <w:r>
+        <w:t xml:space="preserve"> </w:t>
+      </w:r>
+      <w:r>
+        <w:rPr>
+          <w:rFonts w:ascii="Iskoola Pota" w:hAnsi="Iskoola Pota" w:cs="Iskoola Pota"/>
+        </w:rPr>
+        <w:t>අවස්ථාවලදී</w:t>
+      </w:r>
+      <w:r>
+        <w:t xml:space="preserve"> </w:t>
+      </w:r>
+      <w:r>
+        <w:rPr>
+          <w:rFonts w:ascii="Iskoola Pota" w:hAnsi="Iskoola Pota" w:cs="Iskoola Pota"/>
+        </w:rPr>
+        <w:t>ලැබෙන</w:t>
+      </w:r>
+      <w:r>
+        <w:t xml:space="preserve"> </w:t>
+      </w:r>
+      <w:r>
+        <w:rPr>
+          <w:rFonts w:ascii="Iskoola Pota" w:hAnsi="Iskoola Pota" w:cs="Iskoola Pota"/>
+        </w:rPr>
+        <w:t>සහාය:</w:t>
+      </w:r>
+    </w:p>
+    <w:p>
+      <w:pPr>
+        <w:spacing w:after="0" w:line="240" w:lineRule="auto"/>
+        <w:rPr>
+          <w:rFonts w:ascii="Iskoola Pota" w:hAnsi="Iskoola Pota" w:cs="Iskoola Pota"/>
+        </w:rPr>
+      </w:pPr>
+    </w:p>
+    <w:p>
+      <w:pPr>
+        <w:spacing w:after="0" w:line="240" w:lineRule="auto"/>
+        <w:rPr>
+          <w:rFonts w:ascii="Iskoola Pota" w:hAnsi="Iskoola Pota" w:cs="Iskoola Pota"/>
+        </w:rPr>
+      </w:pPr>
+    </w:p>
+    <w:p>
+      <w:pPr>
+        <w:spacing w:after="0" w:line="240" w:lineRule="auto"/>
+        <w:rPr>
+          <w:rFonts w:ascii="Iskoola Pota" w:hAnsi="Iskoola Pota" w:cs="Iskoola Pota"/>
+        </w:rPr>
+      </w:pPr>
+    </w:p>
+    <w:p>
+      <w:pPr>
+        <w:rPr>
+          <w:rFonts w:ascii="Iskoola Pota" w:hAnsi="Iskoola Pota" w:cs="Iskoola Pota"/>
+          <w:b/>
+          <w:bCs/>
+        </w:rPr>
+      </w:pPr>
+      <w:r>
+        <w:rPr>
+          <w:b/>
+          <w:bCs/>
+        </w:rPr>
+        <w:t>0</w:t>
+      </w:r>
+      <w:r>
+        <w:rPr>
+          <w:b/>
+          <w:bCs/>
+        </w:rPr>
+        <w:t>4</w:t>
+      </w:r>
+      <w:r>
+        <w:rPr>
+          <w:b/>
+          <w:bCs/>
+        </w:rPr>
+        <w:t xml:space="preserve">. </w:t>
+      </w:r>
+      <w:r>
+        <w:rPr>
+          <w:rFonts w:ascii="Iskoola Pota" w:hAnsi="Iskoola Pota" w:cs="Iskoola Pota"/>
+          <w:b/>
+          <w:bCs/>
+        </w:rPr>
+        <w:t>විශේෂ</w:t>
+      </w:r>
+      <w:r>
+        <w:rPr>
+          <w:b/>
+          <w:bCs/>
+        </w:rPr>
+        <w:t xml:space="preserve"> </w:t>
+      </w:r>
+      <w:r>
+        <w:rPr>
+          <w:rFonts w:ascii="Iskoola Pota" w:hAnsi="Iskoola Pota" w:cs="Iskoola Pota"/>
+          <w:b/>
+          <w:bCs/>
+        </w:rPr>
+        <w:t>ගුණාංග</w:t>
+      </w:r>
+    </w:p>
+    <w:p>
+      <w:pPr>
+        <w:rPr>
+          <w:rFonts w:ascii="Iskoola Pota" w:hAnsi="Iskoola Pota" w:cs="Iskoola Pota"/>
+        </w:rPr>
+      </w:pPr>
+      <w:r>
+        <w:rPr>
+          <w:rFonts w:ascii="Iskoola Pota" w:hAnsi="Iskoola Pota" w:cs="Iskoola Pota"/>
+        </w:rPr>
+        <w:t>4.1. වැඩ පිළිබඳ ආකල්ප</w:t>
+      </w:r>
+      <w:r>
+        <w:rPr>
+          <w:rFonts w:ascii="Iskoola Pota" w:hAnsi="Iskoola Pota" w:cs="Iskoola Pota"/>
+        </w:rPr>
+        <w:t>:</w:t>
+      </w:r>
+    </w:p>
+    <w:p>
+      <w:pPr>
+        <w:rPr>
+          <w:rFonts w:ascii="Iskoola Pota" w:hAnsi="Iskoola Pota" w:cs="Iskoola Pota"/>
+        </w:rPr>
+      </w:pPr>
+      <w:r>
+        <w:rPr>
+          <w:rFonts w:ascii="Iskoola Pota" w:hAnsi="Iskoola Pota" w:cs="Iskoola Pota"/>
+        </w:rPr>
+        <w:t>4.2. සේවය සඳහා ඇති කැපවීම</w:t>
+      </w:r>
+      <w:r>
+        <w:rPr>
+          <w:rFonts w:ascii="Iskoola Pota" w:hAnsi="Iskoola Pota" w:cs="Iskoola Pota"/>
+        </w:rPr>
+        <w:t>:</w:t>
+      </w:r>
+    </w:p>
+    <w:p>
+      <w:pPr>
+        <w:rPr>
+          <w:rFonts w:ascii="Iskoola Pota" w:hAnsi="Iskoola Pota" w:cs="Iskoola Pota"/>
+        </w:rPr>
+      </w:pPr>
+      <w:r>
+        <w:rPr>
+          <w:rFonts w:ascii="Iskoola Pota" w:hAnsi="Iskoola Pota" w:cs="Iskoola Pota"/>
+        </w:rPr>
+        <w:t>4.3. නායකත්වය</w:t>
+      </w:r>
+      <w:r>
+        <w:rPr>
+          <w:rFonts w:ascii="Iskoola Pota" w:hAnsi="Iskoola Pota" w:cs="Iskoola Pota"/>
+        </w:rPr>
+        <w:t>:</w:t>
+      </w:r>
+    </w:p>
+    <w:p>
+      <w:pPr>
+        <w:rPr>
+          <w:rFonts w:ascii="Iskoola Pota" w:hAnsi="Iskoola Pota" w:cs="Iskoola Pota"/>
+        </w:rPr>
+      </w:pPr>
+      <w:r>
+        <w:rPr>
+          <w:rFonts w:ascii="Iskoola Pota" w:hAnsi="Iskoola Pota" w:cs="Iskoola Pota"/>
+        </w:rPr>
+        <w:t>4.4. අපක්ෂපාතී බව</w:t>
+      </w:r>
+      <w:r>
+        <w:rPr>
+          <w:rFonts w:ascii="Iskoola Pota" w:hAnsi="Iskoola Pota" w:cs="Iskoola Pota"/>
+        </w:rPr>
+        <w:t>:</w:t>
+      </w:r>
+    </w:p>
+    <w:p>
+      <w:pPr>
+        <w:rPr>
+          <w:rFonts w:ascii="Iskoola Pota" w:hAnsi="Iskoola Pota" w:cs="Iskoola Pota"/>
+        </w:rPr>
+      </w:pPr>
+      <w:r>
+        <w:rPr>
+          <w:rFonts w:ascii="Iskoola Pota" w:hAnsi="Iskoola Pota" w:cs="Iskoola Pota"/>
+        </w:rPr>
+        <w:t>4.5. නිර්මාණශීලී බව</w:t>
+      </w:r>
+      <w:r>
+        <w:rPr>
+          <w:rFonts w:ascii="Iskoola Pota" w:hAnsi="Iskoola Pota" w:cs="Iskoola Pota"/>
+        </w:rPr>
+        <w:t>:</w:t>
+      </w:r>
+    </w:p>
+    <w:p>
+      <w:pPr>
+        <w:spacing w:after="0" w:line="240" w:lineRule="auto"/>
+        <w:rPr>
+          <w:rFonts w:ascii="Iskoola Pota" w:hAnsi="Iskoola Pota" w:cs="Iskoola Pota"/>
+        </w:rPr>
+      </w:pPr>
+    </w:p>
+    <w:p>
+      <w:pPr>
+        <w:rPr>
+          <w:b/>
+          <w:bCs/>
+        </w:rPr>
+      </w:pPr>
+      <w:r>
+        <w:rPr>
+          <w:b/>
+          <w:bCs/>
+        </w:rPr>
+        <w:t xml:space="preserve">05. </w:t>
+      </w:r>
+      <w:r>
+        <w:rPr>
+          <w:rFonts w:ascii="Iskoola Pota" w:hAnsi="Iskoola Pota" w:cs="Iskoola Pota"/>
+          <w:b/>
+          <w:bCs/>
+        </w:rPr>
+        <w:t>අගැයුම</w:t>
+      </w:r>
+      <w:r>
+        <w:rPr>
+          <w:b/>
+          <w:bCs/>
+        </w:rPr>
+        <w:t xml:space="preserve"> </w:t>
+      </w:r>
+      <w:r>
+        <w:rPr>
+          <w:rFonts w:ascii="Iskoola Pota" w:hAnsi="Iskoola Pota" w:cs="Iskoola Pota"/>
+          <w:b/>
+          <w:bCs/>
+        </w:rPr>
+        <w:t>හා</w:t>
+      </w:r>
+      <w:r>
+        <w:rPr>
+          <w:b/>
+          <w:bCs/>
+        </w:rPr>
+        <w:t xml:space="preserve"> </w:t>
+      </w:r>
+      <w:r>
+        <w:rPr>
+          <w:rFonts w:ascii="Iskoola Pota" w:hAnsi="Iskoola Pota" w:cs="Iskoola Pota"/>
+          <w:b/>
+          <w:bCs/>
+        </w:rPr>
+        <w:t>නිරීක්ෂණ</w:t>
+      </w:r>
+    </w:p>
+    <w:p>
+      <w:r>
+        <w:t xml:space="preserve">5.1. </w:t>
+      </w:r>
+      <w:r>
+        <w:rPr>
+          <w:rFonts w:ascii="Iskoola Pota" w:hAnsi="Iskoola Pota" w:cs="Iskoola Pota"/>
+        </w:rPr>
+        <w:t>සමස්ත</w:t>
+      </w:r>
+      <w:r>
+        <w:t xml:space="preserve"> </w:t>
+      </w:r>
+      <w:r>
+        <w:rPr>
+          <w:rFonts w:ascii="Iskoola Pota" w:hAnsi="Iskoola Pota" w:cs="Iskoola Pota"/>
+        </w:rPr>
+        <w:t>අගැයීම</w:t>
+      </w:r>
+      <w:r>
+        <w:t xml:space="preserve">: </w:t>
+      </w:r>
+      <w:r>
+        <w:rPr>
+          <w:rFonts w:ascii="Iskoola Pota" w:hAnsi="Iskoola Pota" w:cs="Iskoola Pota"/>
+        </w:rPr>
+        <w:t>ඉතා</w:t>
+      </w:r>
+      <w:r>
+        <w:t xml:space="preserve"> </w:t>
+      </w:r>
+      <w:r>
+        <w:rPr>
+          <w:rFonts w:ascii="Iskoola Pota" w:hAnsi="Iskoola Pota" w:cs="Iskoola Pota"/>
+        </w:rPr>
+        <w:t>හොඳයි</w:t>
+      </w:r>
+      <w:r>
+        <w:t xml:space="preserve"> / </w:t>
+      </w:r>
+      <w:r>
+        <w:rPr>
+          <w:rFonts w:ascii="Iskoola Pota" w:hAnsi="Iskoola Pota" w:cs="Iskoola Pota"/>
+        </w:rPr>
+        <w:t>හොඳයි</w:t>
+      </w:r>
+      <w:r>
+        <w:t xml:space="preserve"> / </w:t>
+      </w:r>
+      <w:r>
+        <w:rPr>
+          <w:rFonts w:ascii="Iskoola Pota" w:hAnsi="Iskoola Pota" w:cs="Iskoola Pota"/>
+        </w:rPr>
+        <w:t>සතුටුදායකයි</w:t>
+      </w:r>
+      <w:r>
+        <w:t xml:space="preserve"> / </w:t>
+      </w:r>
+      <w:r>
+        <w:rPr>
+          <w:rFonts w:ascii="Iskoola Pota" w:hAnsi="Iskoola Pota" w:cs="Iskoola Pota"/>
+        </w:rPr>
+        <w:t>අසතුටුදායකයි</w:t>
+      </w:r>
+    </w:p>
+    <w:p>
+      <w:r>
+        <w:t xml:space="preserve">5.2. </w:t>
+      </w:r>
+      <w:r>
+        <w:rPr>
+          <w:rFonts w:ascii="Iskoola Pota" w:hAnsi="Iskoola Pota" w:cs="Iskoola Pota"/>
+        </w:rPr>
+        <w:t>නිරීක්ෂණ</w:t>
+      </w:r>
+      <w:r>
+        <w:t>: ............................................................................................................................................................</w:t>
+      </w:r>
+      <w:r>
+        <w:t>............</w:t>
+      </w:r>
+    </w:p>
+    <w:p>
+      <w:pPr>
+        <w:spacing w:line="240" w:lineRule="auto"/>
+        <w:rPr>
+          <w:rFonts w:ascii="Iskoola Pota" w:hAnsi="Iskoola Pota" w:cs="Iskoola Pota"/>
+        </w:rPr>
+      </w:pPr>
+    </w:p>
+    <w:p>
+      <w:pPr>
+        <w:spacing w:line="240" w:lineRule="auto"/>
+      </w:pPr>
+      <w:r>
+        <w:rPr>
+          <w:rFonts w:ascii="Iskoola Pota" w:hAnsi="Iskoola Pota" w:cs="Iskoola Pota"/>
+        </w:rPr>
+        <w:t>දිනය</w:t>
+      </w:r>
+      <w:r>
+        <w:t>: ....................................</w:t>
+      </w:r>
+      <w:r>
+        <w:t xml:space="preserve"> </w:t>
+      </w:r>
+      <w:r>
+        <w:t xml:space="preserve"> </w:t>
+      </w:r>
+      <w:r>
+        <w:t xml:space="preserve">                                                                                           </w:t>
+      </w:r>
+      <w:r>
+        <w:t>....................................</w:t>
+      </w:r>
+      <w:r>
+        <w:t>...</w:t>
+      </w:r>
+    </w:p>
+    <w:p>
+      <w:pPr>
+        <w:spacing w:line="240" w:lineRule="auto"/>
+        <w:jc w:val="right"/>
+      </w:pPr>
+      <w:r>
+        <w:rPr>
+          <w:rFonts w:ascii="Iskoola Pota" w:hAnsi="Iskoola Pota" w:cs="Iskoola Pota"/>
+        </w:rPr>
+        <w:t>අගැයුම්කරුගේ</w:t>
+      </w:r>
+      <w:r>
+        <w:rPr>
+          <w:rFonts w:ascii="Iskoola Pota" w:hAnsi="Iskoola Pota" w:cs="Iskoola Pota"/>
+        </w:rPr>
+        <w:t xml:space="preserve"> </w:t>
+      </w:r>
+      <w:r>
+        <w:rPr>
+          <w:rFonts w:ascii="Iskoola Pota" w:hAnsi="Iskoola Pota" w:cs="Iskoola Pota"/>
+        </w:rPr>
+        <w:t>අත්සන</w:t>
+      </w:r>
+    </w:p>
+    <w:p>
+      <w:r>
+        <w:rPr>
+          <w:rFonts w:ascii="Iskoola Pota" w:hAnsi="Iskoola Pota" w:cs="Iskoola Pota"/>
+        </w:rPr>
+        <w:t>නම</w:t>
+      </w:r>
+      <w:r>
+        <w:t>: ............................................................</w:t>
+      </w:r>
+    </w:p>
+    <w:p>
+      <w:r>
+        <w:rPr>
+          <w:rFonts w:ascii="Iskoola Pota" w:hAnsi="Iskoola Pota" w:cs="Iskoola Pota"/>
+        </w:rPr>
+        <w:t>තනතුර</w:t>
+      </w:r>
+      <w:r>
+        <w:t>: .......................................................</w:t>
+      </w:r>
+    </w:p>
+    <w:p>
+      <w:pPr>
+        <w:rPr>
+          <w:rFonts w:ascii="Iskoola Pota" w:hAnsi="Iskoola Pota" w:cs="Iskoola Pota"/>
+        </w:rPr>
+      </w:pPr>
+    </w:p>
+    <w:p>
+      <w:r>
+        <w:rPr>
+          <w:rFonts w:ascii="Iskoola Pota" w:hAnsi="Iskoola Pota" w:cs="Iskoola Pota"/>
+        </w:rPr>
+        <w:t>නිලධාරියා</w:t>
+      </w:r>
+      <w:r>
+        <w:t xml:space="preserve"> / </w:t>
+      </w:r>
+      <w:r>
+        <w:rPr>
+          <w:rFonts w:ascii="Iskoola Pota" w:hAnsi="Iskoola Pota" w:cs="Iskoola Pota"/>
+        </w:rPr>
+        <w:t>නිලධාරිණිය</w:t>
+      </w:r>
+      <w:r>
+        <w:t xml:space="preserve"> </w:t>
+      </w:r>
+      <w:r>
+        <w:rPr>
+          <w:rFonts w:ascii="Iskoola Pota" w:hAnsi="Iskoola Pota" w:cs="Iskoola Pota"/>
+        </w:rPr>
+        <w:t>සම්බන්ධයෙන්</w:t>
+      </w:r>
+      <w:r>
+        <w:t xml:space="preserve"> </w:t>
+      </w:r>
+      <w:r>
+        <w:rPr>
+          <w:rFonts w:ascii="Iskoola Pota" w:hAnsi="Iskoola Pota" w:cs="Iskoola Pota"/>
+        </w:rPr>
+        <w:t>කළ</w:t>
+      </w:r>
+      <w:r>
+        <w:t xml:space="preserve"> </w:t>
+      </w:r>
+      <w:r>
+        <w:rPr>
+          <w:rFonts w:ascii="Iskoola Pota" w:hAnsi="Iskoola Pota" w:cs="Iskoola Pota"/>
+        </w:rPr>
+        <w:t>ඉහත</w:t>
+      </w:r>
+      <w:r>
+        <w:t xml:space="preserve"> </w:t>
+      </w:r>
+      <w:r>
+        <w:rPr>
+          <w:rFonts w:ascii="Iskoola Pota" w:hAnsi="Iskoola Pota" w:cs="Iskoola Pota"/>
+        </w:rPr>
+        <w:t>අගැයුම</w:t>
+      </w:r>
+      <w:r>
+        <w:t xml:space="preserve"> </w:t>
+      </w:r>
+      <w:r>
+        <w:rPr>
+          <w:rFonts w:ascii="Iskoola Pota" w:hAnsi="Iskoola Pota" w:cs="Iskoola Pota"/>
+        </w:rPr>
+        <w:t>ඔහුගේ</w:t>
+      </w:r>
+      <w:r>
+        <w:t xml:space="preserve"> / </w:t>
+      </w:r>
+      <w:r>
+        <w:rPr>
+          <w:rFonts w:ascii="Iskoola Pota" w:hAnsi="Iskoola Pota" w:cs="Iskoola Pota"/>
+        </w:rPr>
+        <w:t>ඇයගේ</w:t>
+      </w:r>
+      <w:r>
+        <w:t xml:space="preserve"> </w:t>
+      </w:r>
+      <w:r>
+        <w:rPr>
+          <w:rFonts w:ascii="Iskoola Pota" w:hAnsi="Iskoola Pota" w:cs="Iskoola Pota"/>
+        </w:rPr>
+        <w:t>දැනගැනීමට</w:t>
+      </w:r>
+      <w:r>
+        <w:t xml:space="preserve"> </w:t>
+      </w:r>
+      <w:r>
+        <w:rPr>
+          <w:rFonts w:ascii="Iskoola Pota" w:hAnsi="Iskoola Pota" w:cs="Iskoola Pota"/>
+        </w:rPr>
+        <w:t>සැලැස්වීමි</w:t>
+      </w:r>
+      <w:r>
+        <w:t>.</w:t>
+      </w:r>
+    </w:p>
     <w:p/>
     <w:p>
       <w:pPr>
@@ -5058,37 +12245,384 @@
         </w:rPr>
       </w:pPr>
       <w:r>
-        <w:t xml:space="preserve">02.  2.1 </w:t>
-      </w:r>
-      <w:r>
-        <w:rPr>
-          <w:rFonts w:ascii="Iskoola Pota" w:hAnsi="Iskoola Pota" w:cs="Iskoola Pota"/>
-        </w:rPr>
-        <w:t>පැවරුණු රාජකාරි විෂය පථය</w:t>
-      </w:r>
-      <w:r>
-        <w:rPr>
-          <w:rFonts w:ascii="Iskoola Pota" w:hAnsi="Iskoola Pota" w:cs="Iskoola Pota"/>
-        </w:rPr>
-        <w:t>………………………………………………………………………….</w:t>
-      </w:r>
-    </w:p>
-    <w:p>
-      <w:pPr>
-        <w:rPr>
-          <w:rFonts w:ascii="Iskoola Pota" w:hAnsi="Iskoola Pota" w:cs="Iskoola Pota"/>
-        </w:rPr>
-      </w:pPr>
-      <w:r>
-        <w:rPr>
-          <w:rFonts w:ascii="Iskoola Pota" w:hAnsi="Iskoola Pota" w:cs="Iskoola Pota"/>
-        </w:rPr>
-        <w:t>………………………………………………………………………………………………………………………………………………………………………………………………………………………………………………………………………………………………………………………………………………………………………………………………………………………………………………………………………………………………………………………………………………………………………………………………………………………………………………………………………………………………………………………………………………………………………………………………………………..</w:t>
-      </w:r>
-    </w:p>
-    <w:p>
-      <w:pPr>
-        <w:spacing w:line="360" w:lineRule="auto"/>
+        <w:t>................................</w:t>
+      </w:r>
+      <w:r>
+        <w:rPr>
+          <w:rFonts w:ascii="Iskoola Pota" w:hAnsi="Iskoola Pota" w:cs="Iskoola Pota"/>
+        </w:rPr>
+        <w:t>......</w:t>
+      </w:r>
+      <w:r>
+        <w:t xml:space="preserve">                                                                                           ...................................</w:t>
+      </w:r>
+      <w:r>
+        <w:rPr>
+          <w:rFonts w:ascii="Iskoola Pota" w:hAnsi="Iskoola Pota" w:cs="Iskoola Pota"/>
+        </w:rPr>
+        <w:t xml:space="preserve"> </w:t>
+      </w:r>
+    </w:p>
+    <w:p>
+      <w:r>
+        <w:rPr>
+          <w:rFonts w:ascii="Iskoola Pota" w:hAnsi="Iskoola Pota" w:cs="Iskoola Pota"/>
+          <w:b/>
+          <w:bCs/>
+        </w:rPr>
+        <w:t>ඇගයුම්ලාභියාගේ</w:t>
+      </w:r>
+      <w:r>
+        <w:rPr>
+          <w:b/>
+          <w:bCs/>
+        </w:rPr>
+        <w:t xml:space="preserve"> </w:t>
+      </w:r>
+      <w:r>
+        <w:rPr>
+          <w:rFonts w:ascii="Iskoola Pota" w:hAnsi="Iskoola Pota" w:cs="Iskoola Pota"/>
+          <w:b/>
+          <w:bCs/>
+        </w:rPr>
+        <w:t>අත්සන                                                                                 ඇගයුම්කරුගේ</w:t>
+      </w:r>
+      <w:r>
+        <w:rPr>
+          <w:b/>
+          <w:bCs/>
+        </w:rPr>
+        <w:t xml:space="preserve"> </w:t>
+      </w:r>
+      <w:r>
+        <w:rPr>
+          <w:rFonts w:ascii="Iskoola Pota" w:hAnsi="Iskoola Pota" w:cs="Iskoola Pota"/>
+          <w:b/>
+          <w:bCs/>
+        </w:rPr>
+        <w:t>අත්සන</w:t>
+      </w:r>
+    </w:p>
+    <w:p>
+      <w:pPr>
+        <w:spacing w:after="0" w:line="240" w:lineRule="auto"/>
+      </w:pPr>
+    </w:p>
+    <w:p>
+      <w:pPr>
+        <w:spacing w:after="0" w:line="240" w:lineRule="auto"/>
+      </w:pPr>
+    </w:p>
+    <w:p>
+      <w:pPr>
+        <w:jc w:val="center"/>
+        <w:rPr>
+          <w:rFonts w:cstheme="minorHAnsi"/>
+          <w:b/>
+          <w:bCs/>
+          <w:u w:val="single"/>
+        </w:rPr>
+      </w:pPr>
+      <w:r>
+        <w:rPr>
+          <w:rFonts w:cstheme="minorHAnsi"/>
+          <w:b/>
+          <w:bCs/>
+          <w:u w:val="single"/>
+        </w:rPr>
+        <w:t xml:space="preserve">III </w:t>
+      </w:r>
+      <w:r>
+        <w:rPr>
+          <w:rFonts w:ascii="Iskoola Pota" w:hAnsi="Iskoola Pota" w:cs="Iskoola Pota"/>
+          <w:b/>
+          <w:bCs/>
+          <w:u w:val="single"/>
+        </w:rPr>
+        <w:t>කොටස</w:t>
+      </w:r>
+      <w:r>
+        <w:rPr>
+          <w:rFonts w:cstheme="minorHAnsi"/>
+          <w:b/>
+          <w:bCs/>
+          <w:u w:val="single"/>
+        </w:rPr>
+        <w:t xml:space="preserve"> : </w:t>
+      </w:r>
+      <w:r>
+        <w:rPr>
+          <w:rFonts w:ascii="Iskoola Pota" w:hAnsi="Iskoola Pota" w:cs="Iskoola Pota"/>
+          <w:b/>
+          <w:bCs/>
+          <w:u w:val="single"/>
+        </w:rPr>
+        <w:t>ප්</w:t>
+      </w:r>
+      <w:r>
+        <w:rPr>
+          <w:rFonts w:cstheme="minorHAnsi"/>
+          <w:b/>
+          <w:bCs/>
+          <w:u w:val="single"/>
+        </w:rPr>
+        <w:t>‍</w:t>
+      </w:r>
+      <w:r>
+        <w:rPr>
+          <w:rFonts w:ascii="Iskoola Pota" w:hAnsi="Iskoola Pota" w:cs="Iskoola Pota"/>
+          <w:b/>
+          <w:bCs/>
+          <w:u w:val="single"/>
+        </w:rPr>
+        <w:t>රමාණනකරු</w:t>
+      </w:r>
+      <w:r>
+        <w:rPr>
+          <w:rFonts w:cstheme="minorHAnsi"/>
+          <w:b/>
+          <w:bCs/>
+          <w:u w:val="single"/>
+        </w:rPr>
+        <w:t xml:space="preserve"> </w:t>
+      </w:r>
+      <w:r>
+        <w:rPr>
+          <w:rFonts w:ascii="Iskoola Pota" w:hAnsi="Iskoola Pota" w:cs="Iskoola Pota"/>
+          <w:b/>
+          <w:bCs/>
+          <w:u w:val="single"/>
+        </w:rPr>
+        <w:t>විසින්</w:t>
+      </w:r>
+      <w:r>
+        <w:rPr>
+          <w:rFonts w:cstheme="minorHAnsi"/>
+          <w:b/>
+          <w:bCs/>
+          <w:u w:val="single"/>
+        </w:rPr>
+        <w:t xml:space="preserve"> </w:t>
+      </w:r>
+      <w:r>
+        <w:rPr>
+          <w:rFonts w:ascii="Iskoola Pota" w:hAnsi="Iskoola Pota" w:cs="Iskoola Pota"/>
+          <w:b/>
+          <w:bCs/>
+          <w:u w:val="single"/>
+        </w:rPr>
+        <w:t>සම්පූර්ණ</w:t>
+      </w:r>
+      <w:r>
+        <w:rPr>
+          <w:rFonts w:cstheme="minorHAnsi"/>
+          <w:b/>
+          <w:bCs/>
+          <w:u w:val="single"/>
+        </w:rPr>
+        <w:t xml:space="preserve"> </w:t>
+      </w:r>
+      <w:r>
+        <w:rPr>
+          <w:rFonts w:ascii="Iskoola Pota" w:hAnsi="Iskoola Pota" w:cs="Iskoola Pota"/>
+          <w:b/>
+          <w:bCs/>
+          <w:u w:val="single"/>
+        </w:rPr>
+        <w:t>කළ</w:t>
+      </w:r>
+      <w:r>
+        <w:rPr>
+          <w:rFonts w:cstheme="minorHAnsi"/>
+          <w:b/>
+          <w:bCs/>
+          <w:u w:val="single"/>
+        </w:rPr>
+        <w:t xml:space="preserve"> </w:t>
+      </w:r>
+      <w:r>
+        <w:rPr>
+          <w:rFonts w:ascii="Iskoola Pota" w:hAnsi="Iskoola Pota" w:cs="Iskoola Pota"/>
+          <w:b/>
+          <w:bCs/>
+          <w:u w:val="single"/>
+        </w:rPr>
+        <w:t>යුතුය</w:t>
+      </w:r>
+    </w:p>
+    <w:p>
+      <w:pPr>
+        <w:jc w:val="center"/>
+        <w:rPr>
+          <w:rFonts w:ascii="Iskoola Pota" w:hAnsi="Iskoola Pota" w:cs="Iskoola Pota"/>
+        </w:rPr>
+      </w:pPr>
+      <w:r>
+        <w:rPr>
+          <w:rFonts w:ascii="Iskoola Pota" w:hAnsi="Iskoola Pota" w:cs="Iskoola Pota"/>
+        </w:rPr>
+        <w:t>අගැයුම සම්බන්ධයෙන් ප්‍රමාණනකරුගේ නිගමනය සහ නිරීක්ෂණ</w:t>
+      </w:r>
+    </w:p>
+    <w:p>
+      <w:r>
+        <w:t xml:space="preserve">1. </w:t>
+      </w:r>
+      <w:r>
+        <w:rPr>
+          <w:rFonts w:ascii="Iskoola Pota" w:hAnsi="Iskoola Pota" w:cs="Iskoola Pota"/>
+        </w:rPr>
+        <w:t>නිගමනය</w:t>
+      </w:r>
+      <w:r>
+        <w:rPr>
+          <w:rFonts w:ascii="Iskoola Pota" w:hAnsi="Iskoola Pota" w:cs="Iskoola Pota"/>
+          <w:b/>
+          <w:bCs/>
+        </w:rPr>
+        <w:t>:</w:t>
+      </w:r>
+      <w:r>
+        <w:rPr>
+          <w:rFonts w:ascii="Iskoola Pota" w:hAnsi="Iskoola Pota" w:cs="Iskoola Pota"/>
+        </w:rPr>
+        <w:t xml:space="preserve"> ඉතා හොඳයි / හොඳයි / සතුටුදායකයි / අසතුටුදායකයි</w:t>
+      </w:r>
+    </w:p>
+    <w:p>
+      <w:r>
+        <w:t xml:space="preserve">2. </w:t>
+      </w:r>
+      <w:r>
+        <w:rPr>
+          <w:rFonts w:ascii="Iskoola Pota" w:hAnsi="Iskoola Pota" w:cs="Iskoola Pota"/>
+        </w:rPr>
+        <w:t>නිරීක්ෂණ</w:t>
+      </w:r>
+      <w:r>
+        <w:t>:</w:t>
+      </w:r>
+    </w:p>
+    <w:p>
+      <w:r>
+        <w:t>..........................................................................................................................................................</w:t>
+      </w:r>
+    </w:p>
+    <w:p/>
+    <w:p>
+      <w:pPr>
+        <w:rPr>
+          <w:rFonts w:ascii="Iskoola Pota" w:hAnsi="Iskoola Pota" w:cs="Iskoola Pota"/>
+          <w:b/>
+          <w:bCs/>
+        </w:rPr>
+      </w:pPr>
+      <w:r>
+        <w:rPr>
+          <w:rFonts w:ascii="Iskoola Pota" w:hAnsi="Iskoola Pota" w:cs="Iskoola Pota"/>
+          <w:b/>
+          <w:bCs/>
+        </w:rPr>
+        <w:t>දිනය</w:t>
+      </w:r>
+      <w:r>
+        <w:rPr>
+          <w:b/>
+          <w:bCs/>
+        </w:rPr>
+        <w:t>:</w:t>
+      </w:r>
+      <w:r>
+        <w:t xml:space="preserve"> ................................                                                                                       </w:t>
+      </w:r>
+      <w:r>
+        <w:t xml:space="preserve">                </w:t>
+      </w:r>
+      <w:r>
+        <w:t>................................</w:t>
+      </w:r>
+      <w:r>
+        <w:rPr>
+          <w:rFonts w:ascii="Iskoola Pota" w:hAnsi="Iskoola Pota" w:cs="Iskoola Pota"/>
+          <w:b/>
+          <w:bCs/>
+        </w:rPr>
+        <w:t>..</w:t>
+      </w:r>
+    </w:p>
+    <w:p>
+      <w:pPr>
+        <w:jc w:val="right"/>
+      </w:pPr>
+      <w:r>
+        <w:rPr>
+          <w:rFonts w:ascii="Iskoola Pota" w:hAnsi="Iskoola Pota" w:cs="Iskoola Pota"/>
+          <w:b/>
+          <w:bCs/>
+        </w:rPr>
+        <w:t>ප්</w:t>
+      </w:r>
+      <w:r>
+        <w:rPr>
+          <w:b/>
+          <w:bCs/>
+        </w:rPr>
+        <w:t>‍</w:t>
+      </w:r>
+      <w:r>
+        <w:rPr>
+          <w:rFonts w:ascii="Iskoola Pota" w:hAnsi="Iskoola Pota" w:cs="Iskoola Pota"/>
+          <w:b/>
+          <w:bCs/>
+        </w:rPr>
+        <w:t>රමාණකරුගේ</w:t>
+      </w:r>
+      <w:r>
+        <w:rPr>
+          <w:b/>
+          <w:bCs/>
+        </w:rPr>
+        <w:t xml:space="preserve"> </w:t>
+      </w:r>
+      <w:r>
+        <w:rPr>
+          <w:rFonts w:ascii="Iskoola Pota" w:hAnsi="Iskoola Pota" w:cs="Iskoola Pota"/>
+          <w:b/>
+          <w:bCs/>
+        </w:rPr>
+        <w:t>අත්සන</w:t>
+      </w:r>
+    </w:p>
+    <w:p>
+      <w:r>
+        <w:rPr>
+          <w:rFonts w:ascii="Iskoola Pota" w:hAnsi="Iskoola Pota" w:cs="Iskoola Pota"/>
+        </w:rPr>
+        <w:t>නම</w:t>
+      </w:r>
+      <w:r>
+        <w:t>: ............................................................</w:t>
+      </w:r>
+    </w:p>
+    <w:p>
+      <w:r>
+        <w:rPr>
+          <w:rFonts w:ascii="Iskoola Pota" w:hAnsi="Iskoola Pota" w:cs="Iskoola Pota"/>
+        </w:rPr>
+        <w:t>තනතුර</w:t>
+      </w:r>
+      <w:r>
+        <w:t>: .......................................................</w:t>
+      </w:r>
+    </w:p>
+    <w:p>
+      <w:pPr>
+        <w:spacing w:line="240" w:lineRule="auto"/>
+        <w:rPr>
+          <w:sz w:val="24"/>
+          <w:szCs w:val="24"/>
+          <w:u w:val="single"/>
+        </w:rPr>
       </w:pPr>
     </w:p>
     <w:sectPr>
@@ -5366,6 +12900,147 @@
     </w:lvl>
   </w:abstractNum>
   <w:abstractNum w:abstractNumId="2" w15:restartNumberingAfterBreak="0">
+    <w:nsid w:val="3D510FFA"/>
+    <w:multiLevelType w:val="multilevel"/>
+    <w:tmpl w:val="BF2C9110"/>
+    <w:lvl w:ilvl="0">
+      <w:start w:val="1"/>
+      <w:numFmt w:val="bullet"/>
+      <w:lvlText w:val=""/>
+      <w:lvlJc w:val="left"/>
+      <w:pPr>
+        <w:tabs>
+          <w:tab w:val="num" w:pos="720"/>
+        </w:tabs>
+        <w:ind w:left="720" w:hanging="360"/>
+      </w:pPr>
+      <w:rPr>
+        <w:rFonts w:ascii="Symbol" w:hAnsi="Symbol" w:hint="default"/>
+        <w:sz w:val="20"/>
+      </w:rPr>
+    </w:lvl>
+    <w:lvl w:ilvl="1">
+      <w:start w:val="1"/>
+      <w:numFmt w:val="decimalZero"/>
+      <w:lvlText w:val="%2."/>
+      <w:lvlJc w:val="left"/>
+      <w:pPr>
+        <w:ind w:left="1440" w:hanging="360"/>
+      </w:pPr>
+      <w:rPr>
+        <w:rFonts w:hint="default"/>
+      </w:rPr>
+    </w:lvl>
+    <w:lvl w:ilvl="2">
+      <w:start w:val="1"/>
+      <w:numFmt w:val="decimalZero"/>
+      <w:lvlText w:val="%3"/>
+      <w:lvlJc w:val="left"/>
+      <w:pPr>
+        <w:ind w:left="2160" w:hanging="360"/>
+      </w:pPr>
+      <w:rPr>
+        <w:rFonts w:ascii="Iskoola Pota" w:hAnsi="Iskoola Pota" w:cs="Iskoola Pota" w:hint="default"/>
+      </w:rPr>
+    </w:lvl>
+    <w:lvl w:ilvl="3" w:tentative="1">
+      <w:start w:val="1"/>
+      <w:numFmt w:val="bullet"/>
+      <w:lvlText w:val=""/>
+      <w:lvlJc w:val="left"/>
+      <w:pPr>
+        <w:tabs>
+          <w:tab w:val="num" w:pos="2880"/>
+        </w:tabs>
+        <w:ind w:left="2880" w:hanging="360"/>
+      </w:pPr>
+      <w:rPr>
+        <w:rFonts w:ascii="Wingdings" w:hAnsi="Wingdings" w:hint="default"/>
+        <w:sz w:val="20"/>
+      </w:rPr>
+    </w:lvl>
+    <w:lvl w:ilvl="4" w:tentative="1">
+      <w:start w:val="1"/>
+      <w:numFmt w:val="bullet"/>
+      <w:lvlText w:val=""/>
+      <w:lvlJc w:val="left"/>
+      <w:pPr>
+        <w:tabs>
+          <w:tab w:val="num" w:pos="3600"/>
+        </w:tabs>
+        <w:ind w:left="3600" w:hanging="360"/>
+      </w:pPr>
+      <w:rPr>
+        <w:rFonts w:ascii="Wingdings" w:hAnsi="Wingdings" w:hint="default"/>
+        <w:sz w:val="20"/>
+      </w:rPr>
+    </w:lvl>
+    <w:lvl w:ilvl="5" w:tentative="1">
+      <w:start w:val="1"/>
+      <w:numFmt w:val="bullet"/>
+      <w:lvlText w:val=""/>
+      <w:lvlJc w:val="left"/>
+      <w:pPr>
+        <w:tabs>
+          <w:tab w:val="num" w:pos="4320"/>
+        </w:tabs>
+        <w:ind w:left="4320" w:hanging="360"/>
+      </w:pPr>
+      <w:rPr>
+        <w:rFonts w:ascii="Wingdings" w:hAnsi="Wingdings" w:hint="default"/>
+        <w:sz w:val="20"/>
+      </w:rPr>
+    </w:lvl>
+    <w:lvl w:ilvl="6" w:tentative="1">
+      <w:start w:val="1"/>
+      <w:numFmt w:val="bullet"/>
+      <w:lvlText w:val=""/>
+      <w:lvlJc w:val="left"/>
+      <w:pPr>
+        <w:tabs>
+          <w:tab w:val="num" w:pos="5040"/>
+        </w:tabs>
+        <w:ind w:left="5040" w:hanging="360"/>
+      </w:pPr>
+      <w:rPr>
+        <w:rFonts w:ascii="Wingdings" w:hAnsi="Wingdings" w:hint="default"/>
+        <w:sz w:val="20"/>
+      </w:rPr>
+    </w:lvl>
+    <w:lvl w:ilvl="7" w:tentative="1">
+      <w:start w:val="1"/>
+      <w:numFmt w:val="bullet"/>
+      <w:lvlText w:val=""/>
+      <w:lvlJc w:val="left"/>
+      <w:pPr>
+        <w:tabs>
+          <w:tab w:val="num" w:pos="5760"/>
+        </w:tabs>
+        <w:ind w:left="5760" w:hanging="360"/>
+      </w:pPr>
+      <w:rPr>
+        <w:rFonts w:ascii="Wingdings" w:hAnsi="Wingdings" w:hint="default"/>
+        <w:sz w:val="20"/>
+      </w:rPr>
+    </w:lvl>
+    <w:lvl w:ilvl="8" w:tentative="1">
+      <w:start w:val="1"/>
+      <w:numFmt w:val="bullet"/>
+      <w:lvlText w:val=""/>
+      <w:lvlJc w:val="left"/>
+      <w:pPr>
+        <w:tabs>
+          <w:tab w:val="num" w:pos="6480"/>
+        </w:tabs>
+        <w:ind w:left="6480" w:hanging="360"/>
+      </w:pPr>
+      <w:rPr>
+        <w:rFonts w:ascii="Wingdings" w:hAnsi="Wingdings" w:hint="default"/>
+        <w:sz w:val="20"/>
+      </w:rPr>
+    </w:lvl>
+  </w:abstractNum>
+  <w:abstractNum w:abstractNumId="3" w15:restartNumberingAfterBreak="0">
     <w:nsid w:val="4E1C429E"/>
     <w:multiLevelType w:val="multilevel"/>
     <w:tmpl w:val="E4BA53C0"/>
@@ -5514,10 +13189,10 @@
       </w:rPr>
     </w:lvl>
   </w:abstractNum>
-  <w:abstractNum w:abstractNumId="3" w15:restartNumberingAfterBreak="0">
-    <w:nsid w:val="71EF21BC"/>
+  <w:abstractNum w:abstractNumId="4" w15:restartNumberingAfterBreak="0">
+    <w:nsid w:val="62E40E3D"/>
     <w:multiLevelType w:val="multilevel"/>
-    <w:tmpl w:val="D8A2570A"/>
+    <w:tmpl w:val="F9061FC2"/>
     <w:lvl w:ilvl="0">
       <w:start w:val="1"/>
       <w:numFmt w:val="bullet"/>
@@ -5663,10 +13338,10 @@
       </w:rPr>
     </w:lvl>
   </w:abstractNum>
-  <w:abstractNum w:abstractNumId="4" w15:restartNumberingAfterBreak="0">
-    <w:nsid w:val="75080E3D"/>
+  <w:abstractNum w:abstractNumId="5" w15:restartNumberingAfterBreak="0">
+    <w:nsid w:val="71EF21BC"/>
     <w:multiLevelType w:val="multilevel"/>
-    <w:tmpl w:val="DFF40F8E"/>
+    <w:tmpl w:val="D8A2570A"/>
     <w:lvl w:ilvl="0">
       <w:start w:val="1"/>
       <w:numFmt w:val="bullet"/>
@@ -5812,20 +13487,329 @@
       </w:rPr>
     </w:lvl>
   </w:abstractNum>
+  <w:abstractNum w:abstractNumId="6" w15:restartNumberingAfterBreak="0">
+    <w:nsid w:val="75080E3D"/>
+    <w:multiLevelType w:val="multilevel"/>
+    <w:tmpl w:val="DFF40F8E"/>
+    <w:lvl w:ilvl="0">
+      <w:start w:val="1"/>
+      <w:numFmt w:val="bullet"/>
+      <w:lvlText w:val=""/>
+      <w:lvlJc w:val="left"/>
+      <w:pPr>
+        <w:tabs>
+          <w:tab w:val="num" w:pos="720"/>
+        </w:tabs>
+        <w:ind w:left="720" w:hanging="360"/>
+      </w:pPr>
+      <w:rPr>
+        <w:rFonts w:ascii="Symbol" w:hAnsi="Symbol" w:hint="default"/>
+        <w:sz w:val="20"/>
+      </w:rPr>
+    </w:lvl>
+    <w:lvl w:ilvl="1" w:tentative="1">
+      <w:start w:val="1"/>
+      <w:numFmt w:val="bullet"/>
+      <w:lvlText w:val="o"/>
+      <w:lvlJc w:val="left"/>
+      <w:pPr>
+        <w:tabs>
+          <w:tab w:val="num" w:pos="1440"/>
+        </w:tabs>
+        <w:ind w:left="1440" w:hanging="360"/>
+      </w:pPr>
+      <w:rPr>
+        <w:rFonts w:ascii="Courier New" w:hAnsi="Courier New" w:hint="default"/>
+        <w:sz w:val="20"/>
+      </w:rPr>
+    </w:lvl>
+    <w:lvl w:ilvl="2" w:tentative="1">
+      <w:start w:val="1"/>
+      <w:numFmt w:val="bullet"/>
+      <w:lvlText w:val=""/>
+      <w:lvlJc w:val="left"/>
+      <w:pPr>
+        <w:tabs>
+          <w:tab w:val="num" w:pos="2160"/>
+        </w:tabs>
+        <w:ind w:left="2160" w:hanging="360"/>
+      </w:pPr>
+      <w:rPr>
+        <w:rFonts w:ascii="Wingdings" w:hAnsi="Wingdings" w:hint="default"/>
+        <w:sz w:val="20"/>
+      </w:rPr>
+    </w:lvl>
+    <w:lvl w:ilvl="3" w:tentative="1">
+      <w:start w:val="1"/>
+      <w:numFmt w:val="bullet"/>
+      <w:lvlText w:val=""/>
+      <w:lvlJc w:val="left"/>
+      <w:pPr>
+        <w:tabs>
+          <w:tab w:val="num" w:pos="2880"/>
+        </w:tabs>
+        <w:ind w:left="2880" w:hanging="360"/>
+      </w:pPr>
+      <w:rPr>
+        <w:rFonts w:ascii="Wingdings" w:hAnsi="Wingdings" w:hint="default"/>
+        <w:sz w:val="20"/>
+      </w:rPr>
+    </w:lvl>
+    <w:lvl w:ilvl="4" w:tentative="1">
+      <w:start w:val="1"/>
+      <w:numFmt w:val="bullet"/>
+      <w:lvlText w:val=""/>
+      <w:lvlJc w:val="left"/>
+      <w:pPr>
+        <w:tabs>
+          <w:tab w:val="num" w:pos="3600"/>
+        </w:tabs>
+        <w:ind w:left="3600" w:hanging="360"/>
+      </w:pPr>
+      <w:rPr>
+        <w:rFonts w:ascii="Wingdings" w:hAnsi="Wingdings" w:hint="default"/>
+        <w:sz w:val="20"/>
+      </w:rPr>
+    </w:lvl>
+    <w:lvl w:ilvl="5" w:tentative="1">
+      <w:start w:val="1"/>
+      <w:numFmt w:val="bullet"/>
+      <w:lvlText w:val=""/>
+      <w:lvlJc w:val="left"/>
+      <w:pPr>
+        <w:tabs>
+          <w:tab w:val="num" w:pos="4320"/>
+        </w:tabs>
+        <w:ind w:left="4320" w:hanging="360"/>
+      </w:pPr>
+      <w:rPr>
+        <w:rFonts w:ascii="Wingdings" w:hAnsi="Wingdings" w:hint="default"/>
+        <w:sz w:val="20"/>
+      </w:rPr>
+    </w:lvl>
+    <w:lvl w:ilvl="6" w:tentative="1">
+      <w:start w:val="1"/>
+      <w:numFmt w:val="bullet"/>
+      <w:lvlText w:val=""/>
+      <w:lvlJc w:val="left"/>
+      <w:pPr>
+        <w:tabs>
+          <w:tab w:val="num" w:pos="5040"/>
+        </w:tabs>
+        <w:ind w:left="5040" w:hanging="360"/>
+      </w:pPr>
+      <w:rPr>
+        <w:rFonts w:ascii="Wingdings" w:hAnsi="Wingdings" w:hint="default"/>
+        <w:sz w:val="20"/>
+      </w:rPr>
+    </w:lvl>
+    <w:lvl w:ilvl="7" w:tentative="1">
+      <w:start w:val="1"/>
+      <w:numFmt w:val="bullet"/>
+      <w:lvlText w:val=""/>
+      <w:lvlJc w:val="left"/>
+      <w:pPr>
+        <w:tabs>
+          <w:tab w:val="num" w:pos="5760"/>
+        </w:tabs>
+        <w:ind w:left="5760" w:hanging="360"/>
+      </w:pPr>
+      <w:rPr>
+        <w:rFonts w:ascii="Wingdings" w:hAnsi="Wingdings" w:hint="default"/>
+        <w:sz w:val="20"/>
+      </w:rPr>
+    </w:lvl>
+    <w:lvl w:ilvl="8" w:tentative="1">
+      <w:start w:val="1"/>
+      <w:numFmt w:val="bullet"/>
+      <w:lvlText w:val=""/>
+      <w:lvlJc w:val="left"/>
+      <w:pPr>
+        <w:tabs>
+          <w:tab w:val="num" w:pos="6480"/>
+        </w:tabs>
+        <w:ind w:left="6480" w:hanging="360"/>
+      </w:pPr>
+      <w:rPr>
+        <w:rFonts w:ascii="Wingdings" w:hAnsi="Wingdings" w:hint="default"/>
+        <w:sz w:val="20"/>
+      </w:rPr>
+    </w:lvl>
+  </w:abstractNum>
+  <w:abstractNum w:abstractNumId="7" w15:restartNumberingAfterBreak="0">
+    <w:nsid w:val="753838B9"/>
+    <w:multiLevelType w:val="multilevel"/>
+    <w:tmpl w:val="C35ACB90"/>
+    <w:lvl w:ilvl="0">
+      <w:start w:val="1"/>
+      <w:numFmt w:val="bullet"/>
+      <w:lvlText w:val=""/>
+      <w:lvlJc w:val="left"/>
+      <w:pPr>
+        <w:tabs>
+          <w:tab w:val="num" w:pos="720"/>
+        </w:tabs>
+        <w:ind w:left="720" w:hanging="360"/>
+      </w:pPr>
+      <w:rPr>
+        <w:rFonts w:ascii="Symbol" w:hAnsi="Symbol" w:hint="default"/>
+        <w:sz w:val="20"/>
+      </w:rPr>
+    </w:lvl>
+    <w:lvl w:ilvl="1">
+      <w:start w:val="1"/>
+      <w:numFmt w:val="decimal"/>
+      <w:lvlText w:val="%2."/>
+      <w:lvlJc w:val="left"/>
+      <w:pPr>
+        <w:tabs>
+          <w:tab w:val="num" w:pos="1440"/>
+        </w:tabs>
+        <w:ind w:left="1440" w:hanging="360"/>
+      </w:pPr>
+    </w:lvl>
+    <w:lvl w:ilvl="2" w:tentative="1">
+      <w:start w:val="1"/>
+      <w:numFmt w:val="bullet"/>
+      <w:lvlText w:val=""/>
+      <w:lvlJc w:val="left"/>
+      <w:pPr>
+        <w:tabs>
+          <w:tab w:val="num" w:pos="2160"/>
+        </w:tabs>
+        <w:ind w:left="2160" w:hanging="360"/>
+      </w:pPr>
+      <w:rPr>
+        <w:rFonts w:ascii="Wingdings" w:hAnsi="Wingdings" w:hint="default"/>
+        <w:sz w:val="20"/>
+      </w:rPr>
+    </w:lvl>
+    <w:lvl w:ilvl="3" w:tentative="1">
+      <w:start w:val="1"/>
+      <w:numFmt w:val="bullet"/>
+      <w:lvlText w:val=""/>
+      <w:lvlJc w:val="left"/>
+      <w:pPr>
+        <w:tabs>
+          <w:tab w:val="num" w:pos="2880"/>
+        </w:tabs>
+        <w:ind w:left="2880" w:hanging="360"/>
+      </w:pPr>
+      <w:rPr>
+        <w:rFonts w:ascii="Wingdings" w:hAnsi="Wingdings" w:hint="default"/>
+        <w:sz w:val="20"/>
+      </w:rPr>
+    </w:lvl>
+    <w:lvl w:ilvl="4" w:tentative="1">
+      <w:start w:val="1"/>
+      <w:numFmt w:val="bullet"/>
+      <w:lvlText w:val=""/>
+      <w:lvlJc w:val="left"/>
+      <w:pPr>
+        <w:tabs>
+          <w:tab w:val="num" w:pos="3600"/>
+        </w:tabs>
+        <w:ind w:left="3600" w:hanging="360"/>
+      </w:pPr>
+      <w:rPr>
+        <w:rFonts w:ascii="Wingdings" w:hAnsi="Wingdings" w:hint="default"/>
+        <w:sz w:val="20"/>
+      </w:rPr>
+    </w:lvl>
+    <w:lvl w:ilvl="5" w:tentative="1">
+      <w:start w:val="1"/>
+      <w:numFmt w:val="bullet"/>
+      <w:lvlText w:val=""/>
+      <w:lvlJc w:val="left"/>
+      <w:pPr>
+        <w:tabs>
+          <w:tab w:val="num" w:pos="4320"/>
+        </w:tabs>
+        <w:ind w:left="4320" w:hanging="360"/>
+      </w:pPr>
+      <w:rPr>
+        <w:rFonts w:ascii="Wingdings" w:hAnsi="Wingdings" w:hint="default"/>
+        <w:sz w:val="20"/>
+      </w:rPr>
+    </w:lvl>
+    <w:lvl w:ilvl="6" w:tentative="1">
+      <w:start w:val="1"/>
+      <w:numFmt w:val="bullet"/>
+      <w:lvlText w:val=""/>
+      <w:lvlJc w:val="left"/>
+      <w:pPr>
+        <w:tabs>
+          <w:tab w:val="num" w:pos="5040"/>
+        </w:tabs>
+        <w:ind w:left="5040" w:hanging="360"/>
+      </w:pPr>
+      <w:rPr>
+        <w:rFonts w:ascii="Wingdings" w:hAnsi="Wingdings" w:hint="default"/>
+        <w:sz w:val="20"/>
+      </w:rPr>
+    </w:lvl>
+    <w:lvl w:ilvl="7" w:tentative="1">
+      <w:start w:val="1"/>
+      <w:numFmt w:val="bullet"/>
+      <w:lvlText w:val=""/>
+      <w:lvlJc w:val="left"/>
+      <w:pPr>
+        <w:tabs>
+          <w:tab w:val="num" w:pos="5760"/>
+        </w:tabs>
+        <w:ind w:left="5760" w:hanging="360"/>
+      </w:pPr>
+      <w:rPr>
+        <w:rFonts w:ascii="Wingdings" w:hAnsi="Wingdings" w:hint="default"/>
+        <w:sz w:val="20"/>
+      </w:rPr>
+    </w:lvl>
+    <w:lvl w:ilvl="8" w:tentative="1">
+      <w:start w:val="1"/>
+      <w:numFmt w:val="bullet"/>
+      <w:lvlText w:val=""/>
+      <w:lvlJc w:val="left"/>
+      <w:pPr>
+        <w:tabs>
+          <w:tab w:val="num" w:pos="6480"/>
+        </w:tabs>
+        <w:ind w:left="6480" w:hanging="360"/>
+      </w:pPr>
+      <w:rPr>
+        <w:rFonts w:ascii="Wingdings" w:hAnsi="Wingdings" w:hint="default"/>
+        <w:sz w:val="20"/>
+      </w:rPr>
+    </w:lvl>
+  </w:abstractNum>
   <w:num w:numId="1" w16cid:durableId="641809952">
-    <w:abstractNumId w:val="2"/>
+    <w:abstractNumId w:val="3"/>
   </w:num>
   <w:num w:numId="2" w16cid:durableId="1484858611">
     <w:abstractNumId w:val="1"/>
   </w:num>
   <w:num w:numId="3" w16cid:durableId="529532100">
-    <w:abstractNumId w:val="4"/>
+    <w:abstractNumId w:val="6"/>
   </w:num>
   <w:num w:numId="4" w16cid:durableId="1013339432">
-    <w:abstractNumId w:val="3"/>
+    <w:abstractNumId w:val="5"/>
   </w:num>
   <w:num w:numId="5" w16cid:durableId="1481773046">
     <w:abstractNumId w:val="0"/>
+  </w:num>
+  <w:num w:numId="6" w16cid:durableId="1933395971">
+    <w:abstractNumId w:val="2"/>
+  </w:num>
+  <w:num w:numId="7" w16cid:durableId="1440443353">
+    <w:abstractNumId w:val="4"/>
+  </w:num>
+  <w:num w:numId="8" w16cid:durableId="1891073458">
+    <w:abstractNumId w:val="7"/>
+  </w:num>
+  <w:num w:numId="9" w16cid:durableId="984310576">
+    <w:abstractNumId w:val="7"/>
+    <w:lvlOverride w:ilvl="1">
+      <w:startOverride w:val="1"/>
+    </w:lvlOverride>
   </w:num>
 </w:numbering>
 </file>
@@ -6230,7 +14214,7 @@
   <w:style w:type="paragraph" w:default="1" w:styleId="Normal">
     <w:name w:val="Normal"/>
     <w:qFormat/>
-    <w:rsid w:val="005016F2"/>
+    <w:rsid w:val="005369D1"/>
     <w:pPr>
       <w:spacing w:after="200" w:line="276" w:lineRule="auto"/>
     </w:pPr>
@@ -6813,6 +14797,25 @@
       <w14:ligatures w14:val="none"/>
     </w:rPr>
   </w:style>
+  <w:style w:type="table" w:styleId="TableGrid">
+    <w:name w:val="Table Grid"/>
+    <w:basedOn w:val="TableNormal"/>
+    <w:uiPriority w:val="39"/>
+    <w:rsid w:val="006E0912"/>
+    <w:pPr>
+      <w:spacing w:after="0" w:line="240" w:lineRule="auto"/>
+    </w:pPr>
+    <w:tblPr>
+      <w:tblBorders>
+        <w:top w:val="single" w:sz="4" w:space="0" w:color="auto"/>
+        <w:left w:val="single" w:sz="4" w:space="0" w:color="auto"/>
+        <w:bottom w:val="single" w:sz="4" w:space="0" w:color="auto"/>
+        <w:right w:val="single" w:sz="4" w:space="0" w:color="auto"/>
+        <w:insideH w:val="single" w:sz="4" w:space="0" w:color="auto"/>
+        <w:insideV w:val="single" w:sz="4" w:space="0" w:color="auto"/>
+      </w:tblBorders>
+    </w:tblPr>
+  </w:style>
 </w:styles>
 </file>
 

--- a/CooperativeDevelopment - Backend/src/main/resources/templates/increment/වාර්ෂික වැටුප් වර්ධක පත්‍රය - සමුපකාර සංවර්ධන නිලධාරී සේවය.docx
+++ b/CooperativeDevelopment - Backend/src/main/resources/templates/increment/වාර්ෂික වැටුප් වර්ධක පත්‍රය - සමුපකාර සංවර්ධන නිලධාරී සේවය.docx
@@ -4366,6 +4366,25 @@
         <w:t>.</w:t>
       </w:r>
     </w:p>
+    <w:p/>
+    <w:p>
+      <w:pPr>
+        <w:spacing w:line="360" w:lineRule="auto"/>
+        <w:jc w:val="right"/>
+      </w:pPr>
+      <w:r>
+        <w:rPr>
+          <w:rFonts w:ascii="Iskoola Pota" w:hAnsi="Iskoola Pota" w:cs="Iskoola Pota"/>
+        </w:rPr>
+        <w:t>ඇමුණුම</w:t>
+      </w:r>
+      <w:r>
+        <w:t xml:space="preserve"> - 0</w:t>
+      </w:r>
+      <w:r>
+        <w:t>1</w:t>
+      </w:r>
+    </w:p>
     <w:p>
       <w:pPr>
         <w:spacing w:line="240" w:lineRule="auto"/>
@@ -5056,7 +5075,7 @@
         <w:rPr>
           <w:rFonts w:ascii="Iskoola Pota" w:hAnsi="Iskoola Pota" w:cs="Iskoola Pota"/>
         </w:rPr>
-        <w:t>………………………………………………………………………………………………………………………………………………………………………………………………………………………………………………………………………………………………………………………………………………………………………………………………………………………………………………………………………………………………………………………………………………………………………………………………………………………………………………………………………………………………………………………………………………………………………………………………………………..</w:t>
+        <w:t>………………………………………………………………………………………………………………………………………………………………………………………………………………………………………………………………………………………………………………………………………………………………………………………………………………………………………………………………………………………………………………………………………………………………………………</w:t>
       </w:r>
     </w:p>
     <w:p>
@@ -5064,15 +5083,10 @@
         <w:spacing w:line="360" w:lineRule="auto"/>
       </w:pPr>
       <w:r>
-        <w:t xml:space="preserve">     </w:t>
-      </w:r>
-    </w:p>
-    <w:p>
-      <w:pPr>
-        <w:spacing w:line="360" w:lineRule="auto"/>
-      </w:pPr>
-      <w:r>
-        <w:t xml:space="preserve">        2.2 </w:t>
+        <w:t xml:space="preserve">        </w:t>
+      </w:r>
+      <w:r>
+        <w:t xml:space="preserve">2.2 </w:t>
       </w:r>
     </w:p>
     <w:tbl>
@@ -6314,10 +6328,7 @@
     </w:p>
     <w:p>
       <w:r>
-        <w:t xml:space="preserve">       </w:t>
-      </w:r>
-      <w:r>
-        <w:t xml:space="preserve">5.1 </w:t>
+        <w:t xml:space="preserve">       5.1 </w:t>
       </w:r>
       <w:r>
         <w:rPr>
@@ -6364,10 +6375,7 @@
     </w:p>
     <w:p>
       <w:r>
-        <w:t xml:space="preserve">       </w:t>
-      </w:r>
-      <w:r>
-        <w:t xml:space="preserve">5.2 </w:t>
+        <w:t xml:space="preserve">       5.2 </w:t>
       </w:r>
       <w:r>
         <w:rPr>
@@ -6398,79 +6406,7 @@
         <w:rPr>
           <w:rFonts w:ascii="Iskoola Pota" w:hAnsi="Iskoola Pota" w:cs="Iskoola Pota"/>
         </w:rPr>
-        <w:t>………………………………………………………………………………………………………………</w:t>
-      </w:r>
-      <w:r>
-        <w:rPr>
-          <w:rFonts w:ascii="Iskoola Pota" w:hAnsi="Iskoola Pota" w:cs="Iskoola Pota"/>
-        </w:rPr>
-        <w:t>...</w:t>
-      </w:r>
-      <w:r>
-        <w:rPr>
-          <w:rFonts w:ascii="Iskoola Pota" w:hAnsi="Iskoola Pota" w:cs="Iskoola Pota"/>
-        </w:rPr>
-        <w:t>………………………………………………………………………………………………………………</w:t>
-      </w:r>
-      <w:r>
-        <w:rPr>
-          <w:rFonts w:ascii="Iskoola Pota" w:hAnsi="Iskoola Pota" w:cs="Iskoola Pota"/>
-        </w:rPr>
-        <w:t>...</w:t>
-      </w:r>
-      <w:r>
-        <w:rPr>
-          <w:rFonts w:ascii="Iskoola Pota" w:hAnsi="Iskoola Pota" w:cs="Iskoola Pota"/>
-        </w:rPr>
-        <w:t>…………………………………………………………………………………………………………………</w:t>
-      </w:r>
-      <w:r>
-        <w:rPr>
-          <w:rFonts w:ascii="Iskoola Pota" w:hAnsi="Iskoola Pota" w:cs="Iskoola Pota"/>
-        </w:rPr>
-        <w:t>..</w:t>
-      </w:r>
-      <w:r>
-        <w:rPr>
-          <w:rFonts w:ascii="Iskoola Pota" w:hAnsi="Iskoola Pota" w:cs="Iskoola Pota"/>
-        </w:rPr>
-        <w:t>……………………………………………………………………………………………………………………………………………………………………………………………………………………………</w:t>
-      </w:r>
-      <w:r>
-        <w:rPr>
-          <w:rFonts w:ascii="Iskoola Pota" w:hAnsi="Iskoola Pota" w:cs="Iskoola Pota"/>
-        </w:rPr>
-        <w:t>.</w:t>
-      </w:r>
-      <w:r>
-        <w:rPr>
-          <w:rFonts w:ascii="Iskoola Pota" w:hAnsi="Iskoola Pota" w:cs="Iskoola Pota"/>
-        </w:rPr>
-        <w:t>……</w:t>
-      </w:r>
-      <w:r>
-        <w:rPr>
-          <w:rFonts w:ascii="Iskoola Pota" w:hAnsi="Iskoola Pota" w:cs="Iskoola Pota"/>
-        </w:rPr>
-        <w:t>.</w:t>
-      </w:r>
-      <w:r>
-        <w:rPr>
-          <w:rFonts w:ascii="Iskoola Pota" w:hAnsi="Iskoola Pota" w:cs="Iskoola Pota"/>
-        </w:rPr>
-        <w:t>…………………………………………………………………………………………………………</w:t>
-      </w:r>
-      <w:r>
-        <w:rPr>
-          <w:rFonts w:ascii="Iskoola Pota" w:hAnsi="Iskoola Pota" w:cs="Iskoola Pota"/>
-        </w:rPr>
-        <w:t>.</w:t>
-      </w:r>
-      <w:r>
-        <w:rPr>
-          <w:rFonts w:ascii="Iskoola Pota" w:hAnsi="Iskoola Pota" w:cs="Iskoola Pota"/>
-        </w:rPr>
-        <w:t>………………………………………………………………………………………………………………..</w:t>
+        <w:t>………………………………………………………………………………………………………………...………………………………………………………………………………………………………………...…………………………………………………………………………………………………………………..…………………………………………………………………………………………………………………………………………………………………………………………………………………………….…….………………………………………………………………………………………………………….………………………………………………………………………………………………………………..</w:t>
       </w:r>
     </w:p>
     <w:p>
@@ -6929,7 +6865,40 @@
           <w:szCs w:val="24"/>
           <w:u w:val="single"/>
         </w:rPr>
-        <w:t xml:space="preserve">'මී ආකෘති පත්‍රය සමග' සහකාර කොමසාරිස් විසින් ඉදිරිපත් කළයුතු වාර්තාව </w:t>
+        <w:t>'</w:t>
+      </w:r>
+      <w:r>
+        <w:rPr>
+          <w:rFonts w:ascii="Iskoola Pota" w:hAnsi="Iskoola Pota" w:cs="Iskoola Pota"/>
+          <w:b/>
+          <w:bCs/>
+          <w:sz w:val="24"/>
+          <w:szCs w:val="24"/>
+          <w:u w:val="single"/>
+        </w:rPr>
+        <w:t xml:space="preserve"> </w:t>
+      </w:r>
+      <w:r>
+        <w:rPr>
+          <w:rFonts w:ascii="Iskoola Pota" w:hAnsi="Iskoola Pota" w:cs="Iskoola Pota"/>
+          <w:b/>
+          <w:bCs/>
+          <w:sz w:val="24"/>
+          <w:szCs w:val="24"/>
+          <w:u w:val="single"/>
+        </w:rPr>
+        <w:t>ඒ</w:t>
+      </w:r>
+      <w:r>
+        <w:rPr>
+          <w:rFonts w:ascii="Iskoola Pota" w:hAnsi="Iskoola Pota" w:cs="Iskoola Pota"/>
+          <w:b/>
+          <w:bCs/>
+          <w:sz w:val="24"/>
+          <w:szCs w:val="24"/>
+          <w:u w:val="single"/>
+        </w:rPr>
+        <w:t xml:space="preserve"> ආකෘති පත්‍රය සමග' සහකාර කොමසාරිස් විසින් ඉදිරිපත් කළයුතු වාර්තාව </w:t>
       </w:r>
     </w:p>
     <w:p>
@@ -7764,8 +7733,21 @@
       <w:r>
         <w:rPr>
           <w:rFonts w:ascii="Iskoola Pota" w:hAnsi="Iskoola Pota" w:cs="Iskoola Pota"/>
-        </w:rPr>
-        <w:t>මී</w:t>
+          <w:sz w:val="24"/>
+          <w:szCs w:val="24"/>
+        </w:rPr>
+        <w:t xml:space="preserve"> </w:t>
+      </w:r>
+      <w:r>
+        <w:rPr>
+          <w:rFonts w:ascii="Iskoola Pota" w:hAnsi="Iskoola Pota" w:cs="Iskoola Pota"/>
+          <w:sz w:val="24"/>
+          <w:szCs w:val="24"/>
+        </w:rPr>
+        <w:t>ඒ</w:t>
+      </w:r>
+      <w:r>
+        <w:t xml:space="preserve"> </w:t>
       </w:r>
       <w:r>
         <w:t xml:space="preserve">' </w:t>
@@ -14214,7 +14196,7 @@
   <w:style w:type="paragraph" w:default="1" w:styleId="Normal">
     <w:name w:val="Normal"/>
     <w:qFormat/>
-    <w:rsid w:val="005369D1"/>
+    <w:rsid w:val="00A25291"/>
     <w:pPr>
       <w:spacing w:after="200" w:line="276" w:lineRule="auto"/>
     </w:pPr>
@@ -14425,6 +14407,7 @@
   <w:style w:type="character" w:default="1" w:styleId="DefaultParagraphFont">
     <w:name w:val="Default Paragraph Font"/>
     <w:uiPriority w:val="1"/>
+    <w:semiHidden/>
     <w:unhideWhenUsed/>
   </w:style>
   <w:style w:type="table" w:default="1" w:styleId="TableNormal">

--- a/CooperativeDevelopment - Backend/src/main/resources/templates/increment/වාර්ෂික වැටුප් වර්ධක පත්‍රය - සමුපකාර සංවර්ධන නිලධාරී සේවය.docx
+++ b/CooperativeDevelopment - Backend/src/main/resources/templates/increment/වාර්ෂික වැටුප් වර්ධක පත්‍රය - සමුපකාර සංවර්ධන නිලධාරී සේවය.docx
@@ -4366,25 +4366,6 @@
         <w:t>.</w:t>
       </w:r>
     </w:p>
-    <w:p/>
-    <w:p>
-      <w:pPr>
-        <w:spacing w:line="360" w:lineRule="auto"/>
-        <w:jc w:val="right"/>
-      </w:pPr>
-      <w:r>
-        <w:rPr>
-          <w:rFonts w:ascii="Iskoola Pota" w:hAnsi="Iskoola Pota" w:cs="Iskoola Pota"/>
-        </w:rPr>
-        <w:t>ඇමුණුම</w:t>
-      </w:r>
-      <w:r>
-        <w:t xml:space="preserve"> - 0</w:t>
-      </w:r>
-      <w:r>
-        <w:t>1</w:t>
-      </w:r>
-    </w:p>
     <w:p>
       <w:pPr>
         <w:spacing w:line="240" w:lineRule="auto"/>
@@ -5075,7 +5056,7 @@
         <w:rPr>
           <w:rFonts w:ascii="Iskoola Pota" w:hAnsi="Iskoola Pota" w:cs="Iskoola Pota"/>
         </w:rPr>
-        <w:t>………………………………………………………………………………………………………………………………………………………………………………………………………………………………………………………………………………………………………………………………………………………………………………………………………………………………………………………………………………………………………………………………………………………………………………</w:t>
+        <w:t>………………………………………………………………………………………………………………………………………………………………………………………………………………………………………………………………………………………………………………………………………………………………………………………………………………………………………………………………………………………………………………………………………………………………………………………………………………………………………………………………………………………………………………………………………………………………………………………………………………..</w:t>
       </w:r>
     </w:p>
     <w:p>
@@ -5083,10 +5064,15 @@
         <w:spacing w:line="360" w:lineRule="auto"/>
       </w:pPr>
       <w:r>
-        <w:t xml:space="preserve">        </w:t>
-      </w:r>
-      <w:r>
-        <w:t xml:space="preserve">2.2 </w:t>
+        <w:t xml:space="preserve">     </w:t>
+      </w:r>
+    </w:p>
+    <w:p>
+      <w:pPr>
+        <w:spacing w:line="360" w:lineRule="auto"/>
+      </w:pPr>
+      <w:r>
+        <w:t xml:space="preserve">        2.2 </w:t>
       </w:r>
     </w:p>
     <w:tbl>
@@ -6328,7 +6314,10 @@
     </w:p>
     <w:p>
       <w:r>
-        <w:t xml:space="preserve">       5.1 </w:t>
+        <w:t xml:space="preserve">       </w:t>
+      </w:r>
+      <w:r>
+        <w:t xml:space="preserve">5.1 </w:t>
       </w:r>
       <w:r>
         <w:rPr>
@@ -6375,7 +6364,10 @@
     </w:p>
     <w:p>
       <w:r>
-        <w:t xml:space="preserve">       5.2 </w:t>
+        <w:t xml:space="preserve">       </w:t>
+      </w:r>
+      <w:r>
+        <w:t xml:space="preserve">5.2 </w:t>
       </w:r>
       <w:r>
         <w:rPr>
@@ -6406,7 +6398,79 @@
         <w:rPr>
           <w:rFonts w:ascii="Iskoola Pota" w:hAnsi="Iskoola Pota" w:cs="Iskoola Pota"/>
         </w:rPr>
-        <w:t>………………………………………………………………………………………………………………...………………………………………………………………………………………………………………...…………………………………………………………………………………………………………………..…………………………………………………………………………………………………………………………………………………………………………………………………………………………….…….………………………………………………………………………………………………………….………………………………………………………………………………………………………………..</w:t>
+        <w:t>………………………………………………………………………………………………………………</w:t>
+      </w:r>
+      <w:r>
+        <w:rPr>
+          <w:rFonts w:ascii="Iskoola Pota" w:hAnsi="Iskoola Pota" w:cs="Iskoola Pota"/>
+        </w:rPr>
+        <w:t>...</w:t>
+      </w:r>
+      <w:r>
+        <w:rPr>
+          <w:rFonts w:ascii="Iskoola Pota" w:hAnsi="Iskoola Pota" w:cs="Iskoola Pota"/>
+        </w:rPr>
+        <w:t>………………………………………………………………………………………………………………</w:t>
+      </w:r>
+      <w:r>
+        <w:rPr>
+          <w:rFonts w:ascii="Iskoola Pota" w:hAnsi="Iskoola Pota" w:cs="Iskoola Pota"/>
+        </w:rPr>
+        <w:t>...</w:t>
+      </w:r>
+      <w:r>
+        <w:rPr>
+          <w:rFonts w:ascii="Iskoola Pota" w:hAnsi="Iskoola Pota" w:cs="Iskoola Pota"/>
+        </w:rPr>
+        <w:t>…………………………………………………………………………………………………………………</w:t>
+      </w:r>
+      <w:r>
+        <w:rPr>
+          <w:rFonts w:ascii="Iskoola Pota" w:hAnsi="Iskoola Pota" w:cs="Iskoola Pota"/>
+        </w:rPr>
+        <w:t>..</w:t>
+      </w:r>
+      <w:r>
+        <w:rPr>
+          <w:rFonts w:ascii="Iskoola Pota" w:hAnsi="Iskoola Pota" w:cs="Iskoola Pota"/>
+        </w:rPr>
+        <w:t>……………………………………………………………………………………………………………………………………………………………………………………………………………………………</w:t>
+      </w:r>
+      <w:r>
+        <w:rPr>
+          <w:rFonts w:ascii="Iskoola Pota" w:hAnsi="Iskoola Pota" w:cs="Iskoola Pota"/>
+        </w:rPr>
+        <w:t>.</w:t>
+      </w:r>
+      <w:r>
+        <w:rPr>
+          <w:rFonts w:ascii="Iskoola Pota" w:hAnsi="Iskoola Pota" w:cs="Iskoola Pota"/>
+        </w:rPr>
+        <w:t>……</w:t>
+      </w:r>
+      <w:r>
+        <w:rPr>
+          <w:rFonts w:ascii="Iskoola Pota" w:hAnsi="Iskoola Pota" w:cs="Iskoola Pota"/>
+        </w:rPr>
+        <w:t>.</w:t>
+      </w:r>
+      <w:r>
+        <w:rPr>
+          <w:rFonts w:ascii="Iskoola Pota" w:hAnsi="Iskoola Pota" w:cs="Iskoola Pota"/>
+        </w:rPr>
+        <w:t>…………………………………………………………………………………………………………</w:t>
+      </w:r>
+      <w:r>
+        <w:rPr>
+          <w:rFonts w:ascii="Iskoola Pota" w:hAnsi="Iskoola Pota" w:cs="Iskoola Pota"/>
+        </w:rPr>
+        <w:t>.</w:t>
+      </w:r>
+      <w:r>
+        <w:rPr>
+          <w:rFonts w:ascii="Iskoola Pota" w:hAnsi="Iskoola Pota" w:cs="Iskoola Pota"/>
+        </w:rPr>
+        <w:t>………………………………………………………………………………………………………………..</w:t>
       </w:r>
     </w:p>
     <w:p>
@@ -6865,40 +6929,7 @@
           <w:szCs w:val="24"/>
           <w:u w:val="single"/>
         </w:rPr>
-        <w:t>'</w:t>
-      </w:r>
-      <w:r>
-        <w:rPr>
-          <w:rFonts w:ascii="Iskoola Pota" w:hAnsi="Iskoola Pota" w:cs="Iskoola Pota"/>
-          <w:b/>
-          <w:bCs/>
-          <w:sz w:val="24"/>
-          <w:szCs w:val="24"/>
-          <w:u w:val="single"/>
-        </w:rPr>
-        <w:t xml:space="preserve"> </w:t>
-      </w:r>
-      <w:r>
-        <w:rPr>
-          <w:rFonts w:ascii="Iskoola Pota" w:hAnsi="Iskoola Pota" w:cs="Iskoola Pota"/>
-          <w:b/>
-          <w:bCs/>
-          <w:sz w:val="24"/>
-          <w:szCs w:val="24"/>
-          <w:u w:val="single"/>
-        </w:rPr>
-        <w:t>ඒ</w:t>
-      </w:r>
-      <w:r>
-        <w:rPr>
-          <w:rFonts w:ascii="Iskoola Pota" w:hAnsi="Iskoola Pota" w:cs="Iskoola Pota"/>
-          <w:b/>
-          <w:bCs/>
-          <w:sz w:val="24"/>
-          <w:szCs w:val="24"/>
-          <w:u w:val="single"/>
-        </w:rPr>
-        <w:t xml:space="preserve"> ආකෘති පත්‍රය සමග' සහකාර කොමසාරිස් විසින් ඉදිරිපත් කළයුතු වාර්තාව </w:t>
+        <w:t xml:space="preserve">'මී ආකෘති පත්‍රය සමග' සහකාර කොමසාරිස් විසින් ඉදිරිපත් කළයුතු වාර්තාව </w:t>
       </w:r>
     </w:p>
     <w:p>
@@ -7733,21 +7764,8 @@
       <w:r>
         <w:rPr>
           <w:rFonts w:ascii="Iskoola Pota" w:hAnsi="Iskoola Pota" w:cs="Iskoola Pota"/>
-          <w:sz w:val="24"/>
-          <w:szCs w:val="24"/>
-        </w:rPr>
-        <w:t xml:space="preserve"> </w:t>
-      </w:r>
-      <w:r>
-        <w:rPr>
-          <w:rFonts w:ascii="Iskoola Pota" w:hAnsi="Iskoola Pota" w:cs="Iskoola Pota"/>
-          <w:sz w:val="24"/>
-          <w:szCs w:val="24"/>
-        </w:rPr>
-        <w:t>ඒ</w:t>
-      </w:r>
-      <w:r>
-        <w:t xml:space="preserve"> </w:t>
+        </w:rPr>
+        <w:t>මී</w:t>
       </w:r>
       <w:r>
         <w:t xml:space="preserve">' </w:t>
@@ -14196,7 +14214,7 @@
   <w:style w:type="paragraph" w:default="1" w:styleId="Normal">
     <w:name w:val="Normal"/>
     <w:qFormat/>
-    <w:rsid w:val="00A25291"/>
+    <w:rsid w:val="005369D1"/>
     <w:pPr>
       <w:spacing w:after="200" w:line="276" w:lineRule="auto"/>
     </w:pPr>
@@ -14407,7 +14425,6 @@
   <w:style w:type="character" w:default="1" w:styleId="DefaultParagraphFont">
     <w:name w:val="Default Paragraph Font"/>
     <w:uiPriority w:val="1"/>
-    <w:semiHidden/>
     <w:unhideWhenUsed/>
   </w:style>
   <w:style w:type="table" w:default="1" w:styleId="TableNormal">
